--- a/Template_RECUPERA EXPRESS.docx
+++ b/Template_RECUPERA EXPRESS.docx
@@ -5,7 +5,7 @@
   <w:body>
     <w:p>
       <w:pPr>
-        <w:pStyle w:val="Header"/>
+        <w:pStyle w:val="Cabealho"/>
         <w:tabs>
           <w:tab w:val="left" w:pos="-7655"/>
           <w:tab w:val="left" w:pos="-7513"/>
@@ -76,7 +76,7 @@
     </w:p>
     <w:p>
       <w:pPr>
-        <w:pStyle w:val="Heading1"/>
+        <w:pStyle w:val="Ttulo1"/>
         <w:spacing w:before="120"/>
         <w:ind w:firstLine="0"/>
         <w:jc w:val="center"/>
@@ -99,7 +99,7 @@
     </w:p>
     <w:p>
       <w:pPr>
-        <w:pStyle w:val="Heading1"/>
+        <w:pStyle w:val="Ttulo1"/>
         <w:spacing w:after="60"/>
         <w:ind w:firstLine="0"/>
         <w:jc w:val="center"/>
@@ -131,7 +131,7 @@
     </w:p>
     <w:p>
       <w:pPr>
-        <w:pStyle w:val="Heading1"/>
+        <w:pStyle w:val="Ttulo1"/>
         <w:ind w:firstLine="0"/>
         <w:jc w:val="center"/>
         <w:rPr>
@@ -162,7 +162,7 @@
     </w:p>
     <w:p>
       <w:pPr>
-        <w:pStyle w:val="Heading1"/>
+        <w:pStyle w:val="Ttulo1"/>
         <w:spacing w:after="360"/>
         <w:ind w:firstLine="0"/>
         <w:jc w:val="center"/>
@@ -263,7 +263,7 @@
     </w:p>
     <w:p>
       <w:pPr>
-        <w:pStyle w:val="BodyText"/>
+        <w:pStyle w:val="Corpodetexto"/>
         <w:spacing w:after="360"/>
         <w:ind w:firstLine="1418"/>
         <w:jc w:val="both"/>
@@ -968,7 +968,7 @@
     </w:p>
     <w:p>
       <w:pPr>
-        <w:pStyle w:val="BodyText"/>
+        <w:pStyle w:val="Corpodetexto"/>
         <w:spacing w:after="120"/>
         <w:jc w:val="center"/>
         <w:rPr>
@@ -1026,7 +1026,7 @@
     </w:p>
     <w:p>
       <w:pPr>
-        <w:pStyle w:val="BodyText"/>
+        <w:pStyle w:val="Corpodetexto"/>
         <w:spacing w:after="360"/>
         <w:ind w:firstLine="1418"/>
         <w:jc w:val="both"/>
@@ -1060,43 +1060,65 @@
           <w:sz w:val="22"/>
           <w:szCs w:val="22"/>
         </w:rPr>
-        <w:t xml:space="preserve">O presente incentivo tem fundamento no Parecer </w:t>
-      </w:r>
-      <w:r>
-        <w:rPr>
-          <w:rFonts w:ascii="Calibri" w:hAnsi="Calibri"/>
+        <w:t xml:space="preserve">O presente incentivo tem fundamento no </w:t>
+      </w:r>
+      <w:r>
+        <w:rPr>
+          <w:rFonts w:ascii="Calibri" w:hAnsi="Calibri"/>
+          <w:b/>
+          <w:bCs/>
+          <w:sz w:val="22"/>
+          <w:szCs w:val="22"/>
+        </w:rPr>
+        <w:t xml:space="preserve">Parecer </w:t>
+      </w:r>
+      <w:r>
+        <w:rPr>
+          <w:rFonts w:ascii="Calibri" w:hAnsi="Calibri"/>
+          <w:b/>
+          <w:bCs/>
           <w:sz w:val="22"/>
           <w:szCs w:val="22"/>
         </w:rPr>
         <w:t xml:space="preserve">nº </w:t>
       </w:r>
-      <w:r>
-        <w:rPr>
-          <w:rFonts w:ascii="Calibri" w:hAnsi="Calibri"/>
+      <w:proofErr w:type="spellStart"/>
+      <w:r>
+        <w:rPr>
+          <w:rFonts w:ascii="Calibri" w:hAnsi="Calibri"/>
+          <w:b/>
+          <w:bCs/>
           <w:sz w:val="22"/>
           <w:szCs w:val="22"/>
           <w:highlight w:val="yellow"/>
         </w:rPr>
         <w:t>xxx</w:t>
       </w:r>
-      <w:r>
-        <w:rPr>
-          <w:rFonts w:ascii="Calibri" w:hAnsi="Calibri"/>
+      <w:proofErr w:type="spellEnd"/>
+      <w:r>
+        <w:rPr>
+          <w:rFonts w:ascii="Calibri" w:hAnsi="Calibri"/>
+          <w:b/>
+          <w:bCs/>
           <w:sz w:val="22"/>
           <w:szCs w:val="22"/>
           <w:highlight w:val="yellow"/>
         </w:rPr>
         <w:t>/</w:t>
       </w:r>
-      <w:r>
-        <w:rPr>
-          <w:rFonts w:ascii="Calibri" w:hAnsi="Calibri"/>
+      <w:proofErr w:type="spellStart"/>
+      <w:r>
+        <w:rPr>
+          <w:rFonts w:ascii="Calibri" w:hAnsi="Calibri"/>
+          <w:b/>
+          <w:bCs/>
           <w:sz w:val="22"/>
           <w:szCs w:val="22"/>
           <w:highlight w:val="yellow"/>
         </w:rPr>
         <w:t>aaaa</w:t>
       </w:r>
+      <w:proofErr w:type="spellEnd"/>
       <w:r>
         <w:rPr>
           <w:rFonts w:ascii="Calibri" w:hAnsi="Calibri"/>
@@ -1106,6 +1128,8 @@
         </w:rPr>
         <w:t xml:space="preserve">, de </w:t>
       </w:r>
+      <w:proofErr w:type="spellStart"/>
+      <w:proofErr w:type="gramStart"/>
       <w:r>
         <w:rPr>
           <w:rFonts w:ascii="Calibri" w:hAnsi="Calibri"/>
@@ -1151,6 +1175,8 @@
         </w:rPr>
         <w:t>aaaa</w:t>
       </w:r>
+      <w:proofErr w:type="spellEnd"/>
+      <w:proofErr w:type="gramEnd"/>
       <w:r>
         <w:rPr>
           <w:rFonts w:ascii="Calibri" w:hAnsi="Calibri"/>
@@ -1160,6 +1186,8 @@
         </w:rPr>
         <w:t xml:space="preserve"> (DOE de </w:t>
       </w:r>
+      <w:proofErr w:type="spellStart"/>
+      <w:proofErr w:type="gramStart"/>
       <w:r>
         <w:rPr>
           <w:rFonts w:ascii="Calibri" w:hAnsi="Calibri"/>
@@ -1205,6 +1233,8 @@
         </w:rPr>
         <w:t>aaaa</w:t>
       </w:r>
+      <w:proofErr w:type="spellEnd"/>
+      <w:proofErr w:type="gramEnd"/>
       <w:r>
         <w:rPr>
           <w:rFonts w:ascii="Calibri" w:hAnsi="Calibri"/>
@@ -1282,9 +1312,17 @@
           <w:rFonts w:ascii="Calibri" w:hAnsi="Calibri"/>
           <w:sz w:val="22"/>
           <w:szCs w:val="22"/>
+        </w:rPr>
+        <w:t>nº</w:t>
+      </w:r>
+      <w:r>
+        <w:rPr>
+          <w:rFonts w:ascii="Calibri" w:hAnsi="Calibri"/>
+          <w:sz w:val="22"/>
+          <w:szCs w:val="22"/>
           <w:highlight w:val="yellow"/>
         </w:rPr>
-        <w:t xml:space="preserve">nº </w:t>
+        <w:t xml:space="preserve"> </w:t>
       </w:r>
       <w:r>
         <w:rPr>
@@ -1382,7 +1420,7 @@
     </w:p>
     <w:p>
       <w:pPr>
-        <w:pStyle w:val="BodyText"/>
+        <w:pStyle w:val="Corpodetexto"/>
         <w:spacing w:after="120"/>
         <w:jc w:val="center"/>
         <w:rPr>
@@ -1901,7 +1939,7 @@
     </w:p>
     <w:p>
       <w:pPr>
-        <w:pStyle w:val="BodyText"/>
+        <w:pStyle w:val="Corpodetexto"/>
         <w:spacing w:before="120" w:after="240"/>
         <w:ind w:firstLine="1418"/>
         <w:jc w:val="both"/>
@@ -2016,7 +2054,7 @@
     </w:p>
     <w:p>
       <w:pPr>
-        <w:pStyle w:val="BodyText"/>
+        <w:pStyle w:val="Corpodetexto"/>
         <w:spacing w:after="240"/>
         <w:ind w:firstLine="1418"/>
         <w:jc w:val="both"/>
@@ -2353,7 +2391,7 @@
     </w:p>
     <w:p>
       <w:pPr>
-        <w:pStyle w:val="BodyText"/>
+        <w:pStyle w:val="Corpodetexto"/>
         <w:spacing w:after="240"/>
         <w:ind w:firstLine="1418"/>
         <w:jc w:val="both"/>
@@ -2449,7 +2487,7 @@
     </w:p>
     <w:p>
       <w:pPr>
-        <w:pStyle w:val="BodyText"/>
+        <w:pStyle w:val="Corpodetexto"/>
         <w:spacing w:after="360"/>
         <w:ind w:firstLine="1418"/>
         <w:jc w:val="both"/>
@@ -2588,7 +2626,7 @@
     </w:p>
     <w:p>
       <w:pPr>
-        <w:pStyle w:val="BodyText"/>
+        <w:pStyle w:val="Corpodetexto"/>
         <w:keepNext/>
         <w:spacing w:after="120"/>
         <w:jc w:val="center"/>
@@ -2612,7 +2650,7 @@
     </w:p>
     <w:p>
       <w:pPr>
-        <w:pStyle w:val="BodyText"/>
+        <w:pStyle w:val="Corpodetexto"/>
         <w:spacing w:after="240"/>
         <w:ind w:firstLine="1418"/>
         <w:jc w:val="both"/>
@@ -2855,7 +2893,7 @@
     </w:p>
     <w:p>
       <w:pPr>
-        <w:pStyle w:val="BodyText"/>
+        <w:pStyle w:val="Corpodetexto"/>
         <w:spacing w:after="60"/>
         <w:jc w:val="center"/>
         <w:rPr>
@@ -4607,7 +4645,7 @@
     </w:tbl>
     <w:p>
       <w:pPr>
-        <w:pStyle w:val="BodyText"/>
+        <w:pStyle w:val="Corpodetexto"/>
         <w:spacing w:before="240" w:after="240"/>
         <w:ind w:firstLine="1418"/>
         <w:jc w:val="both"/>
@@ -4872,7 +4910,7 @@
     </w:p>
     <w:p>
       <w:pPr>
-        <w:pStyle w:val="BodyText"/>
+        <w:pStyle w:val="Corpodetexto"/>
         <w:keepNext/>
         <w:keepLines/>
         <w:spacing w:after="60"/>
@@ -6065,7 +6103,7 @@
     </w:tbl>
     <w:p>
       <w:pPr>
-        <w:pStyle w:val="BodyText"/>
+        <w:pStyle w:val="Corpodetexto"/>
         <w:spacing w:before="240" w:after="240"/>
         <w:ind w:firstLine="1418"/>
         <w:jc w:val="both"/>
@@ -6286,7 +6324,7 @@
     </w:p>
     <w:p>
       <w:pPr>
-        <w:pStyle w:val="BodyText"/>
+        <w:pStyle w:val="Corpodetexto"/>
         <w:spacing w:before="120" w:after="240"/>
         <w:ind w:firstLine="1418"/>
         <w:jc w:val="both"/>
@@ -6336,7 +6374,7 @@
     </w:p>
     <w:p>
       <w:pPr>
-        <w:pStyle w:val="BodyText"/>
+        <w:pStyle w:val="Corpodetexto"/>
         <w:keepNext/>
         <w:spacing w:before="240" w:after="120"/>
         <w:jc w:val="center"/>
@@ -6414,7 +6452,7 @@
     </w:p>
     <w:p>
       <w:pPr>
-        <w:pStyle w:val="BodyText"/>
+        <w:pStyle w:val="Corpodetexto"/>
         <w:spacing w:after="120"/>
         <w:ind w:firstLine="1418"/>
         <w:jc w:val="both"/>
@@ -6663,7 +6701,7 @@
     </w:p>
     <w:p>
       <w:pPr>
-        <w:pStyle w:val="BodyText"/>
+        <w:pStyle w:val="Corpodetexto"/>
         <w:spacing w:after="120"/>
         <w:ind w:firstLine="1418"/>
         <w:jc w:val="both"/>
@@ -7211,23 +7249,7 @@
           <w:sz w:val="22"/>
           <w:szCs w:val="22"/>
         </w:rPr>
-        <w:t>) do montante</w:t>
-      </w:r>
-      <w:r>
-        <w:rPr>
-          <w:rFonts w:ascii="Calibri" w:hAnsi="Calibri"/>
-          <w:sz w:val="22"/>
-          <w:szCs w:val="22"/>
-        </w:rPr>
-        <w:t xml:space="preserve"> estabelecido no item 2.1 da Cláusula Segunda, conforme disposto no art. 6º, </w:t>
-      </w:r>
-      <w:r>
-        <w:rPr>
-          <w:rFonts w:ascii="Calibri" w:hAnsi="Calibri"/>
-          <w:sz w:val="22"/>
-          <w:szCs w:val="22"/>
-        </w:rPr>
-        <w:t>inciso II, do</w:t>
+        <w:t xml:space="preserve">) </w:t>
       </w:r>
       <w:r>
         <w:rPr>
@@ -7235,7 +7257,7 @@
           <w:sz w:val="22"/>
           <w:szCs w:val="22"/>
         </w:rPr>
-        <w:t>) pelo valor</w:t>
+        <w:t>pelo valor</w:t>
       </w:r>
       <w:r>
         <w:rPr>
@@ -7416,7 +7438,7 @@
     </w:p>
     <w:p>
       <w:pPr>
-        <w:pStyle w:val="BodyText"/>
+        <w:pStyle w:val="Corpodetexto"/>
         <w:widowControl w:val="0"/>
         <w:spacing w:before="120" w:after="120"/>
         <w:ind w:firstLine="1418"/>
@@ -7486,7 +7508,7 @@
     </w:p>
     <w:p>
       <w:pPr>
-        <w:pStyle w:val="BodyText"/>
+        <w:pStyle w:val="Corpodetexto"/>
         <w:spacing w:before="360" w:after="120"/>
         <w:jc w:val="center"/>
         <w:rPr>
@@ -7553,7 +7575,7 @@
     </w:p>
     <w:p>
       <w:pPr>
-        <w:pStyle w:val="BodyText"/>
+        <w:pStyle w:val="Corpodetexto"/>
         <w:spacing w:after="120"/>
         <w:ind w:firstLine="1418"/>
         <w:jc w:val="both"/>
@@ -7592,7 +7614,7 @@
     </w:p>
     <w:p>
       <w:pPr>
-        <w:pStyle w:val="BodyText"/>
+        <w:pStyle w:val="Corpodetexto"/>
         <w:spacing w:after="120"/>
         <w:ind w:firstLine="1418"/>
         <w:jc w:val="both"/>
@@ -7689,7 +7711,7 @@
     </w:p>
     <w:p>
       <w:pPr>
-        <w:pStyle w:val="BodyText"/>
+        <w:pStyle w:val="Corpodetexto"/>
         <w:spacing w:after="240"/>
         <w:ind w:firstLine="1418"/>
         <w:jc w:val="both"/>
@@ -7940,7 +7962,7 @@
     </w:p>
     <w:p>
       <w:pPr>
-        <w:pStyle w:val="BodyText"/>
+        <w:pStyle w:val="Corpodetexto"/>
         <w:spacing w:before="240" w:after="240"/>
         <w:ind w:firstLine="1418"/>
         <w:jc w:val="both"/>
@@ -8062,7 +8084,7 @@
     </w:p>
     <w:p>
       <w:pPr>
-        <w:pStyle w:val="BodyText"/>
+        <w:pStyle w:val="Corpodetexto"/>
         <w:spacing w:after="360"/>
         <w:ind w:firstLine="1418"/>
         <w:jc w:val="both"/>
@@ -8128,7 +8150,7 @@
     </w:p>
     <w:p>
       <w:pPr>
-        <w:pStyle w:val="BodyText"/>
+        <w:pStyle w:val="Corpodetexto"/>
         <w:keepNext/>
         <w:spacing w:after="120"/>
         <w:jc w:val="center"/>
@@ -8178,7 +8200,7 @@
     </w:p>
     <w:p>
       <w:pPr>
-        <w:pStyle w:val="BodyText"/>
+        <w:pStyle w:val="Corpodetexto"/>
         <w:spacing w:after="120"/>
         <w:ind w:firstLine="1418"/>
         <w:jc w:val="both"/>
@@ -8234,7 +8256,7 @@
     </w:p>
     <w:p>
       <w:pPr>
-        <w:pStyle w:val="BodyText"/>
+        <w:pStyle w:val="Corpodetexto"/>
         <w:spacing w:after="120"/>
         <w:ind w:firstLine="1418"/>
         <w:jc w:val="both"/>
@@ -8292,7 +8314,7 @@
     </w:p>
     <w:p>
       <w:pPr>
-        <w:pStyle w:val="BodyText"/>
+        <w:pStyle w:val="Corpodetexto"/>
         <w:spacing w:after="360"/>
         <w:ind w:firstLine="1418"/>
         <w:jc w:val="both"/>
@@ -8348,7 +8370,7 @@
     </w:p>
     <w:p>
       <w:pPr>
-        <w:pStyle w:val="BodyText"/>
+        <w:pStyle w:val="Corpodetexto"/>
         <w:keepNext/>
         <w:spacing w:before="360" w:after="120"/>
         <w:jc w:val="center"/>
@@ -8407,7 +8429,7 @@
     </w:p>
     <w:p>
       <w:pPr>
-        <w:pStyle w:val="BodyText"/>
+        <w:pStyle w:val="Corpodetexto"/>
         <w:spacing w:after="120"/>
         <w:ind w:firstLine="1418"/>
         <w:jc w:val="both"/>
@@ -8558,7 +8580,7 @@
     </w:p>
     <w:p>
       <w:pPr>
-        <w:pStyle w:val="BodyText"/>
+        <w:pStyle w:val="Corpodetexto"/>
         <w:spacing w:after="120"/>
         <w:ind w:firstLine="1418"/>
         <w:jc w:val="both"/>
@@ -8606,7 +8628,7 @@
     </w:p>
     <w:p>
       <w:pPr>
-        <w:pStyle w:val="BodyText"/>
+        <w:pStyle w:val="Corpodetexto"/>
         <w:spacing w:after="120"/>
         <w:ind w:firstLine="1418"/>
         <w:jc w:val="both"/>
@@ -8662,7 +8684,7 @@
     </w:p>
     <w:p>
       <w:pPr>
-        <w:pStyle w:val="BodyText"/>
+        <w:pStyle w:val="Corpodetexto"/>
         <w:spacing w:after="120"/>
         <w:ind w:firstLine="1418"/>
         <w:jc w:val="both"/>
@@ -8733,7 +8755,7 @@
     </w:p>
     <w:p>
       <w:pPr>
-        <w:pStyle w:val="BodyText"/>
+        <w:pStyle w:val="Corpodetexto"/>
         <w:spacing w:after="120"/>
         <w:ind w:firstLine="1418"/>
         <w:jc w:val="both"/>
@@ -9101,7 +9123,7 @@
     </w:p>
     <w:p>
       <w:pPr>
-        <w:pStyle w:val="BodyText"/>
+        <w:pStyle w:val="Corpodetexto"/>
         <w:keepLines/>
         <w:spacing w:after="360"/>
         <w:ind w:firstLine="1418"/>
@@ -9188,7 +9210,7 @@
     </w:p>
     <w:p>
       <w:pPr>
-        <w:pStyle w:val="BodyText"/>
+        <w:pStyle w:val="Corpodetexto"/>
         <w:spacing w:after="120"/>
         <w:jc w:val="center"/>
         <w:rPr>
@@ -9246,7 +9268,7 @@
     </w:p>
     <w:p>
       <w:pPr>
-        <w:pStyle w:val="BodyText"/>
+        <w:pStyle w:val="Corpodetexto"/>
         <w:spacing w:after="120"/>
         <w:ind w:firstLine="1418"/>
         <w:jc w:val="both"/>
@@ -9285,7 +9307,7 @@
     </w:p>
     <w:p>
       <w:pPr>
-        <w:pStyle w:val="BodyText"/>
+        <w:pStyle w:val="Corpodetexto"/>
         <w:spacing w:after="120"/>
         <w:ind w:firstLine="1418"/>
         <w:jc w:val="both"/>
@@ -9356,7 +9378,7 @@
     </w:p>
     <w:p>
       <w:pPr>
-        <w:pStyle w:val="BodyText"/>
+        <w:pStyle w:val="Corpodetexto"/>
         <w:spacing w:after="120"/>
         <w:ind w:firstLine="1418"/>
         <w:jc w:val="both"/>
@@ -9404,7 +9426,7 @@
     </w:p>
     <w:p>
       <w:pPr>
-        <w:pStyle w:val="BodyText"/>
+        <w:pStyle w:val="Corpodetexto"/>
         <w:spacing w:after="120"/>
         <w:ind w:firstLine="1418"/>
         <w:jc w:val="both"/>
@@ -9452,7 +9474,7 @@
     </w:p>
     <w:p>
       <w:pPr>
-        <w:pStyle w:val="BodyText"/>
+        <w:pStyle w:val="Corpodetexto"/>
         <w:spacing w:after="120"/>
         <w:ind w:firstLine="1418"/>
         <w:jc w:val="both"/>
@@ -9623,7 +9645,7 @@
     </w:p>
     <w:p>
       <w:pPr>
-        <w:pStyle w:val="BodyText"/>
+        <w:pStyle w:val="Corpodetexto"/>
         <w:spacing w:after="120"/>
         <w:ind w:firstLine="1418"/>
         <w:jc w:val="both"/>
@@ -9671,7 +9693,7 @@
     </w:p>
     <w:p>
       <w:pPr>
-        <w:pStyle w:val="BodyText"/>
+        <w:pStyle w:val="Corpodetexto"/>
         <w:spacing w:after="240"/>
         <w:ind w:firstLine="1418"/>
         <w:jc w:val="both"/>
@@ -9736,7 +9758,7 @@
     </w:p>
     <w:p>
       <w:pPr>
-        <w:pStyle w:val="BodyText"/>
+        <w:pStyle w:val="Corpodetexto"/>
         <w:spacing w:after="120"/>
         <w:ind w:firstLine="1418"/>
         <w:jc w:val="both"/>
@@ -9855,7 +9877,7 @@
     </w:p>
     <w:p>
       <w:pPr>
-        <w:pStyle w:val="BodyText"/>
+        <w:pStyle w:val="Corpodetexto"/>
         <w:spacing w:after="120"/>
         <w:ind w:firstLine="1418"/>
         <w:jc w:val="both"/>
@@ -10008,7 +10030,7 @@
     </w:p>
     <w:p>
       <w:pPr>
-        <w:pStyle w:val="BodyText"/>
+        <w:pStyle w:val="Corpodetexto"/>
         <w:keepNext/>
         <w:keepLines/>
         <w:spacing w:after="120"/>
@@ -10068,7 +10090,7 @@
     </w:p>
     <w:p>
       <w:pPr>
-        <w:pStyle w:val="BodyText"/>
+        <w:pStyle w:val="Corpodetexto"/>
         <w:spacing w:after="480"/>
         <w:ind w:firstLine="1418"/>
         <w:jc w:val="both"/>
@@ -10102,7 +10124,29 @@
           <w:szCs w:val="22"/>
           <w:highlight w:val="yellow"/>
         </w:rPr>
-        <w:t>#inicio#</w:t>
+        <w:t>#</w:t>
+      </w:r>
+      <w:proofErr w:type="gramStart"/>
+      <w:r>
+        <w:rPr>
+          <w:rFonts w:ascii="Calibri" w:hAnsi="Calibri"/>
+          <w:b/>
+          <w:sz w:val="22"/>
+          <w:szCs w:val="22"/>
+          <w:highlight w:val="yellow"/>
+        </w:rPr>
+        <w:t>inicio</w:t>
+      </w:r>
+      <w:proofErr w:type="gramEnd"/>
+      <w:r>
+        <w:rPr>
+          <w:rFonts w:ascii="Calibri" w:hAnsi="Calibri"/>
+          <w:b/>
+          <w:sz w:val="22"/>
+          <w:szCs w:val="22"/>
+          <w:highlight w:val="yellow"/>
+        </w:rPr>
+        <w:t>#</w:t>
       </w:r>
       <w:r>
         <w:rPr>
@@ -10313,7 +10357,7 @@
     </w:p>
     <w:p>
       <w:pPr>
-        <w:pStyle w:val="BodyText"/>
+        <w:pStyle w:val="Corpodetexto"/>
         <w:jc w:val="center"/>
         <w:rPr>
           <w:rFonts w:asciiTheme="minorHAnsi" w:hAnsiTheme="minorHAnsi" w:cs="Arial"/>
@@ -10343,7 +10387,7 @@
     </w:p>
     <w:p>
       <w:pPr>
-        <w:pStyle w:val="BodyText"/>
+        <w:pStyle w:val="Corpodetexto"/>
         <w:jc w:val="center"/>
         <w:rPr>
           <w:rFonts w:asciiTheme="minorHAnsi" w:hAnsiTheme="minorHAnsi" w:cs="Arial"/>
@@ -10368,7 +10412,7 @@
     </w:p>
     <w:p>
       <w:pPr>
-        <w:pStyle w:val="BodyText"/>
+        <w:pStyle w:val="Corpodetexto"/>
         <w:jc w:val="center"/>
         <w:rPr>
           <w:rFonts w:ascii="Calibri" w:hAnsi="Calibri" w:cs="Arial"/>
@@ -10393,7 +10437,7 @@
           <w:sz w:val="22"/>
           <w:szCs w:val="22"/>
         </w:rPr>
-        <w:t>#</w:t>
+        <w:t>XXX</w:t>
       </w:r>
       <w:r>
         <w:rPr>
@@ -10402,7 +10446,7 @@
           <w:sz w:val="22"/>
           <w:szCs w:val="22"/>
         </w:rPr>
-        <w:t>XXX</w:t>
+        <w:t>.</w:t>
       </w:r>
       <w:r>
         <w:rPr>
@@ -10411,7 +10455,7 @@
           <w:sz w:val="22"/>
           <w:szCs w:val="22"/>
         </w:rPr>
-        <w:t>.</w:t>
+        <w:t>XXX</w:t>
       </w:r>
       <w:r>
         <w:rPr>
@@ -10420,7 +10464,7 @@
           <w:sz w:val="22"/>
           <w:szCs w:val="22"/>
         </w:rPr>
-        <w:t>XXX</w:t>
+        <w:t>.</w:t>
       </w:r>
       <w:r>
         <w:rPr>
@@ -10429,7 +10473,7 @@
           <w:sz w:val="22"/>
           <w:szCs w:val="22"/>
         </w:rPr>
-        <w:t>.</w:t>
+        <w:t>XXX</w:t>
       </w:r>
       <w:r>
         <w:rPr>
@@ -10438,7 +10482,7 @@
           <w:sz w:val="22"/>
           <w:szCs w:val="22"/>
         </w:rPr>
-        <w:t>XXX</w:t>
+        <w:t>-</w:t>
       </w:r>
       <w:r>
         <w:rPr>
@@ -10447,30 +10491,12 @@
           <w:sz w:val="22"/>
           <w:szCs w:val="22"/>
         </w:rPr>
-        <w:t>-</w:t>
-      </w:r>
-      <w:r>
-        <w:rPr>
-          <w:rFonts w:ascii="Calibri" w:hAnsi="Calibri" w:cs="Arial"/>
-          <w:color w:val="EE0000"/>
-          <w:sz w:val="22"/>
-          <w:szCs w:val="22"/>
-        </w:rPr>
         <w:t>XX</w:t>
-      </w:r>
-      <w:r>
-        <w:rPr>
-          <w:rFonts w:ascii="Calibri" w:hAnsi="Calibri" w:cs="Arial"/>
-          <w:color w:val="EE0000"/>
-          <w:sz w:val="22"/>
-          <w:szCs w:val="22"/>
-        </w:rPr>
-        <w:t>#</w:t>
       </w:r>
     </w:p>
     <w:p>
       <w:pPr>
-        <w:pStyle w:val="BodyText"/>
+        <w:pStyle w:val="Corpodetexto"/>
         <w:jc w:val="center"/>
         <w:rPr>
           <w:rFonts w:asciiTheme="minorHAnsi" w:hAnsiTheme="minorHAnsi" w:cs="Arial"/>
@@ -10501,7 +10527,7 @@
     </w:p>
     <w:p>
       <w:pPr>
-        <w:pStyle w:val="BodyText"/>
+        <w:pStyle w:val="Corpodetexto"/>
         <w:jc w:val="center"/>
         <w:rPr>
           <w:rFonts w:ascii="Calibri" w:hAnsi="Calibri"/>
@@ -10525,7 +10551,7 @@
     </w:p>
     <w:p>
       <w:pPr>
-        <w:pStyle w:val="BodyText"/>
+        <w:pStyle w:val="Corpodetexto"/>
         <w:rPr>
           <w:rFonts w:ascii="Calibri" w:hAnsi="Calibri"/>
           <w:b/>
@@ -10537,7 +10563,7 @@
     </w:p>
     <w:p>
       <w:pPr>
-        <w:pStyle w:val="Heading3"/>
+        <w:pStyle w:val="Ttulo3"/>
         <w:spacing w:after="240"/>
         <w:rPr>
           <w:rFonts w:asciiTheme="minorHAnsi" w:hAnsiTheme="minorHAnsi"/>
@@ -10558,7 +10584,7 @@
     </w:p>
     <w:p>
       <w:pPr>
-        <w:pStyle w:val="Heading3"/>
+        <w:pStyle w:val="Ttulo3"/>
         <w:spacing w:after="240"/>
         <w:rPr>
           <w:rFonts w:asciiTheme="minorHAnsi" w:hAnsiTheme="minorHAnsi"/>
@@ -11208,7 +11234,7 @@
     </w:tbl>
     <w:p>
       <w:pPr>
-        <w:pStyle w:val="Heading3"/>
+        <w:pStyle w:val="Ttulo3"/>
         <w:spacing w:after="240"/>
         <w:ind w:left="0" w:right="992" w:firstLine="1560"/>
         <w:jc w:val="left"/>
@@ -11243,7 +11269,7 @@
     </w:p>
     <w:p>
       <w:pPr>
-        <w:pStyle w:val="Heading3"/>
+        <w:pStyle w:val="Ttulo3"/>
         <w:spacing w:before="600" w:after="240"/>
         <w:ind w:left="0" w:firstLine="0"/>
         <w:rPr>
@@ -11263,7 +11289,7 @@
     </w:p>
     <w:p>
       <w:pPr>
-        <w:pStyle w:val="BodyText"/>
+        <w:pStyle w:val="Corpodetexto"/>
         <w:spacing w:after="120"/>
         <w:jc w:val="center"/>
         <w:rPr>
@@ -11285,7 +11311,7 @@
     </w:p>
     <w:p>
       <w:pPr>
-        <w:pStyle w:val="BodyText"/>
+        <w:pStyle w:val="Corpodetexto"/>
         <w:ind w:right="1985"/>
         <w:jc w:val="right"/>
         <w:rPr>
@@ -11722,8 +11748,22 @@
                 <w:szCs w:val="16"/>
                 <w:lang w:eastAsia="pt-BR"/>
               </w:rPr>
-              <w:t>Limite Máximo para ser Liberado</w:t>
+              <w:t xml:space="preserve">Limite Máximo para </w:t>
             </w:r>
+            <w:proofErr w:type="gramStart"/>
+            <w:r>
+              <w:rPr>
+                <w:rFonts w:asciiTheme="minorHAnsi" w:hAnsiTheme="minorHAnsi"/>
+                <w:bCs/>
+                <w:color w:val="EE0000"/>
+                <w:kern w:val="0"/>
+                <w:sz w:val="16"/>
+                <w:szCs w:val="16"/>
+                <w:lang w:eastAsia="pt-BR"/>
+              </w:rPr>
+              <w:t>ser Liberado</w:t>
+            </w:r>
+            <w:proofErr w:type="gramEnd"/>
           </w:p>
         </w:tc>
         <w:tc>
@@ -11814,7 +11854,7 @@
     </w:p>
     <w:p>
       <w:pPr>
-        <w:pStyle w:val="Heading1"/>
+        <w:pStyle w:val="Ttulo1"/>
         <w:ind w:firstLine="0"/>
         <w:jc w:val="center"/>
         <w:rPr>
@@ -11834,7 +11874,7 @@
     </w:p>
     <w:p>
       <w:pPr>
-        <w:pStyle w:val="Heading1"/>
+        <w:pStyle w:val="Ttulo1"/>
         <w:ind w:firstLine="0"/>
         <w:jc w:val="center"/>
         <w:rPr>
@@ -11912,7 +11952,7 @@
 <w:ftr xmlns:wpc="http://schemas.microsoft.com/office/word/2010/wordprocessingCanvas" xmlns:cx="http://schemas.microsoft.com/office/drawing/2014/chartex" xmlns:cx1="http://schemas.microsoft.com/office/drawing/2015/9/8/chartex" xmlns:cx2="http://schemas.microsoft.com/office/drawing/2015/10/21/chartex" xmlns:cx3="http://schemas.microsoft.com/office/drawing/2016/5/9/chartex" xmlns:cx4="http://schemas.microsoft.com/office/drawing/2016/5/10/chartex" xmlns:cx5="http://schemas.microsoft.com/office/drawing/2016/5/11/chartex" xmlns:cx6="http://schemas.microsoft.com/office/drawing/2016/5/12/chartex" xmlns:cx7="http://schemas.microsoft.com/office/drawing/2016/5/13/chartex" xmlns:cx8="http://schemas.microsoft.com/office/drawing/2016/5/14/chartex" xmlns:mc="http://schemas.openxmlformats.org/markup-compatibility/2006" xmlns:aink="http://schemas.microsoft.com/office/drawing/2016/ink" xmlns:am3d="http://schemas.microsoft.com/office/drawing/2017/model3d" xmlns:o="urn:schemas-microsoft-com:office:office" xmlns:oel="http://schemas.microsoft.com/office/2019/extlst" xmlns:r="http://schemas.openxmlformats.org/officeDocument/2006/relationships" xmlns:m="http://schemas.openxmlformats.org/officeDocument/2006/math" xmlns:v="urn:schemas-microsoft-com:vml" xmlns:wp14="http://schemas.microsoft.com/office/word/2010/wordprocessingDrawing" xmlns:wp="http://schemas.openxmlformats.org/drawingml/2006/wordprocessingDrawing" xmlns:w10="urn:schemas-microsoft-com:office:word" xmlns:w="http://schemas.openxmlformats.org/wordprocessingml/2006/main" xmlns:w14="http://schemas.microsoft.com/office/word/2010/wordml" xmlns:w15="http://schemas.microsoft.com/office/word/2012/wordml" xmlns:w16cex="http://schemas.microsoft.com/office/word/2018/wordml/cex" xmlns:w16cid="http://schemas.microsoft.com/office/word/2016/wordml/cid" xmlns:w16="http://schemas.microsoft.com/office/word/2018/wordml" xmlns:w16du="http://schemas.microsoft.com/office/word/2023/wordml/word16du" xmlns:w16sdtdh="http://schemas.microsoft.com/office/word/2020/wordml/sdtdatahash" xmlns:w16sdtfl="http://schemas.microsoft.com/office/word/2024/wordml/sdtformatlock" xmlns:w16se="http://schemas.microsoft.com/office/word/2015/wordml/symex" xmlns:wpg="http://schemas.microsoft.com/office/word/2010/wordprocessingGroup" xmlns:wpi="http://schemas.microsoft.com/office/word/2010/wordprocessingInk" xmlns:wne="http://schemas.microsoft.com/office/word/2006/wordml" xmlns:wps="http://schemas.microsoft.com/office/word/2010/wordprocessingShape" mc:Ignorable="w14 w15 w16se w16cid w16 w16cex w16sdtdh w16sdtfl w16du wp14">
   <w:p>
     <w:pPr>
-      <w:pStyle w:val="Footer"/>
+      <w:pStyle w:val="Rodap"/>
     </w:pPr>
     <w:r>
       <w:fldChar w:fldCharType="begin"/>
@@ -11935,7 +11975,7 @@
   </w:p>
   <w:p>
     <w:pPr>
-      <w:pStyle w:val="Footer"/>
+      <w:pStyle w:val="Rodap"/>
       <w:ind w:right="360"/>
     </w:pPr>
   </w:p>
@@ -11946,7 +11986,7 @@
 <w:ftr xmlns:wpc="http://schemas.microsoft.com/office/word/2010/wordprocessingCanvas" xmlns:cx="http://schemas.microsoft.com/office/drawing/2014/chartex" xmlns:cx1="http://schemas.microsoft.com/office/drawing/2015/9/8/chartex" xmlns:cx2="http://schemas.microsoft.com/office/drawing/2015/10/21/chartex" xmlns:cx3="http://schemas.microsoft.com/office/drawing/2016/5/9/chartex" xmlns:cx4="http://schemas.microsoft.com/office/drawing/2016/5/10/chartex" xmlns:cx5="http://schemas.microsoft.com/office/drawing/2016/5/11/chartex" xmlns:cx6="http://schemas.microsoft.com/office/drawing/2016/5/12/chartex" xmlns:cx7="http://schemas.microsoft.com/office/drawing/2016/5/13/chartex" xmlns:cx8="http://schemas.microsoft.com/office/drawing/2016/5/14/chartex" xmlns:mc="http://schemas.openxmlformats.org/markup-compatibility/2006" xmlns:aink="http://schemas.microsoft.com/office/drawing/2016/ink" xmlns:am3d="http://schemas.microsoft.com/office/drawing/2017/model3d" xmlns:o="urn:schemas-microsoft-com:office:office" xmlns:oel="http://schemas.microsoft.com/office/2019/extlst" xmlns:r="http://schemas.openxmlformats.org/officeDocument/2006/relationships" xmlns:m="http://schemas.openxmlformats.org/officeDocument/2006/math" xmlns:v="urn:schemas-microsoft-com:vml" xmlns:wp14="http://schemas.microsoft.com/office/word/2010/wordprocessingDrawing" xmlns:wp="http://schemas.openxmlformats.org/drawingml/2006/wordprocessingDrawing" xmlns:w10="urn:schemas-microsoft-com:office:word" xmlns:w="http://schemas.openxmlformats.org/wordprocessingml/2006/main" xmlns:w14="http://schemas.microsoft.com/office/word/2010/wordml" xmlns:w15="http://schemas.microsoft.com/office/word/2012/wordml" xmlns:w16cex="http://schemas.microsoft.com/office/word/2018/wordml/cex" xmlns:w16cid="http://schemas.microsoft.com/office/word/2016/wordml/cid" xmlns:w16="http://schemas.microsoft.com/office/word/2018/wordml" xmlns:w16du="http://schemas.microsoft.com/office/word/2023/wordml/word16du" xmlns:w16sdtdh="http://schemas.microsoft.com/office/word/2020/wordml/sdtdatahash" xmlns:w16sdtfl="http://schemas.microsoft.com/office/word/2024/wordml/sdtformatlock" xmlns:w16se="http://schemas.microsoft.com/office/word/2015/wordml/symex" xmlns:wpg="http://schemas.microsoft.com/office/word/2010/wordprocessingGroup" xmlns:wpi="http://schemas.microsoft.com/office/word/2010/wordprocessingInk" xmlns:wne="http://schemas.microsoft.com/office/word/2006/wordml" xmlns:wps="http://schemas.microsoft.com/office/word/2010/wordprocessingShape" mc:Ignorable="w14 w15 w16se w16cid w16 w16cex w16sdtdh w16sdtfl w16du wp14">
   <w:p>
     <w:pPr>
-      <w:pStyle w:val="Footer"/>
+      <w:pStyle w:val="Rodap"/>
       <w:ind w:right="360"/>
     </w:pPr>
   </w:p>
@@ -11957,7 +11997,7 @@
 <w:ftr xmlns:wpc="http://schemas.microsoft.com/office/word/2010/wordprocessingCanvas" xmlns:cx="http://schemas.microsoft.com/office/drawing/2014/chartex" xmlns:cx1="http://schemas.microsoft.com/office/drawing/2015/9/8/chartex" xmlns:cx2="http://schemas.microsoft.com/office/drawing/2015/10/21/chartex" xmlns:cx3="http://schemas.microsoft.com/office/drawing/2016/5/9/chartex" xmlns:cx4="http://schemas.microsoft.com/office/drawing/2016/5/10/chartex" xmlns:cx5="http://schemas.microsoft.com/office/drawing/2016/5/11/chartex" xmlns:cx6="http://schemas.microsoft.com/office/drawing/2016/5/12/chartex" xmlns:cx7="http://schemas.microsoft.com/office/drawing/2016/5/13/chartex" xmlns:cx8="http://schemas.microsoft.com/office/drawing/2016/5/14/chartex" xmlns:mc="http://schemas.openxmlformats.org/markup-compatibility/2006" xmlns:aink="http://schemas.microsoft.com/office/drawing/2016/ink" xmlns:am3d="http://schemas.microsoft.com/office/drawing/2017/model3d" xmlns:o="urn:schemas-microsoft-com:office:office" xmlns:oel="http://schemas.microsoft.com/office/2019/extlst" xmlns:r="http://schemas.openxmlformats.org/officeDocument/2006/relationships" xmlns:m="http://schemas.openxmlformats.org/officeDocument/2006/math" xmlns:v="urn:schemas-microsoft-com:vml" xmlns:wp14="http://schemas.microsoft.com/office/word/2010/wordprocessingDrawing" xmlns:wp="http://schemas.openxmlformats.org/drawingml/2006/wordprocessingDrawing" xmlns:w10="urn:schemas-microsoft-com:office:word" xmlns:w="http://schemas.openxmlformats.org/wordprocessingml/2006/main" xmlns:w14="http://schemas.microsoft.com/office/word/2010/wordml" xmlns:w15="http://schemas.microsoft.com/office/word/2012/wordml" xmlns:w16cex="http://schemas.microsoft.com/office/word/2018/wordml/cex" xmlns:w16cid="http://schemas.microsoft.com/office/word/2016/wordml/cid" xmlns:w16="http://schemas.microsoft.com/office/word/2018/wordml" xmlns:w16du="http://schemas.microsoft.com/office/word/2023/wordml/word16du" xmlns:w16sdtdh="http://schemas.microsoft.com/office/word/2020/wordml/sdtdatahash" xmlns:w16sdtfl="http://schemas.microsoft.com/office/word/2024/wordml/sdtformatlock" xmlns:w16se="http://schemas.microsoft.com/office/word/2015/wordml/symex" xmlns:wpg="http://schemas.microsoft.com/office/word/2010/wordprocessingGroup" xmlns:wpi="http://schemas.microsoft.com/office/word/2010/wordprocessingInk" xmlns:wne="http://schemas.microsoft.com/office/word/2006/wordml" xmlns:wps="http://schemas.microsoft.com/office/word/2010/wordprocessingShape" mc:Ignorable="w14 w15 w16se w16cid w16 w16cex w16sdtdh w16sdtfl w16du wp14">
   <w:p>
     <w:pPr>
-      <w:pStyle w:val="Footer"/>
+      <w:pStyle w:val="Rodap"/>
     </w:pPr>
     <w:r>
       <w:fldChar w:fldCharType="begin"/>
@@ -11980,7 +12020,7 @@
   </w:p>
   <w:p>
     <w:pPr>
-      <w:pStyle w:val="Footer"/>
+      <w:pStyle w:val="Rodap"/>
       <w:ind w:right="360"/>
     </w:pPr>
   </w:p>
@@ -11991,7 +12031,7 @@
 <w:ftr xmlns:wpc="http://schemas.microsoft.com/office/word/2010/wordprocessingCanvas" xmlns:cx="http://schemas.microsoft.com/office/drawing/2014/chartex" xmlns:cx1="http://schemas.microsoft.com/office/drawing/2015/9/8/chartex" xmlns:cx2="http://schemas.microsoft.com/office/drawing/2015/10/21/chartex" xmlns:cx3="http://schemas.microsoft.com/office/drawing/2016/5/9/chartex" xmlns:cx4="http://schemas.microsoft.com/office/drawing/2016/5/10/chartex" xmlns:cx5="http://schemas.microsoft.com/office/drawing/2016/5/11/chartex" xmlns:cx6="http://schemas.microsoft.com/office/drawing/2016/5/12/chartex" xmlns:cx7="http://schemas.microsoft.com/office/drawing/2016/5/13/chartex" xmlns:cx8="http://schemas.microsoft.com/office/drawing/2016/5/14/chartex" xmlns:mc="http://schemas.openxmlformats.org/markup-compatibility/2006" xmlns:aink="http://schemas.microsoft.com/office/drawing/2016/ink" xmlns:am3d="http://schemas.microsoft.com/office/drawing/2017/model3d" xmlns:o="urn:schemas-microsoft-com:office:office" xmlns:oel="http://schemas.microsoft.com/office/2019/extlst" xmlns:r="http://schemas.openxmlformats.org/officeDocument/2006/relationships" xmlns:m="http://schemas.openxmlformats.org/officeDocument/2006/math" xmlns:v="urn:schemas-microsoft-com:vml" xmlns:wp14="http://schemas.microsoft.com/office/word/2010/wordprocessingDrawing" xmlns:wp="http://schemas.openxmlformats.org/drawingml/2006/wordprocessingDrawing" xmlns:w10="urn:schemas-microsoft-com:office:word" xmlns:w="http://schemas.openxmlformats.org/wordprocessingml/2006/main" xmlns:w14="http://schemas.microsoft.com/office/word/2010/wordml" xmlns:w15="http://schemas.microsoft.com/office/word/2012/wordml" xmlns:w16cex="http://schemas.microsoft.com/office/word/2018/wordml/cex" xmlns:w16cid="http://schemas.microsoft.com/office/word/2016/wordml/cid" xmlns:w16="http://schemas.microsoft.com/office/word/2018/wordml" xmlns:w16du="http://schemas.microsoft.com/office/word/2023/wordml/word16du" xmlns:w16sdtdh="http://schemas.microsoft.com/office/word/2020/wordml/sdtdatahash" xmlns:w16sdtfl="http://schemas.microsoft.com/office/word/2024/wordml/sdtformatlock" xmlns:w16se="http://schemas.microsoft.com/office/word/2015/wordml/symex" xmlns:wpg="http://schemas.microsoft.com/office/word/2010/wordprocessingGroup" xmlns:wpi="http://schemas.microsoft.com/office/word/2010/wordprocessingInk" xmlns:wne="http://schemas.microsoft.com/office/word/2006/wordml" xmlns:wps="http://schemas.microsoft.com/office/word/2010/wordprocessingShape" mc:Ignorable="w14 w15 w16se w16cid w16 w16cex w16sdtdh w16sdtfl w16du wp14">
   <w:p>
     <w:pPr>
-      <w:pStyle w:val="Footer"/>
+      <w:pStyle w:val="Rodap"/>
       <w:tabs>
         <w:tab w:val="clear" w:pos="8838"/>
         <w:tab w:val="left" w:pos="3131"/>
@@ -12030,7 +12070,7 @@
   </w:p>
   <w:p>
     <w:pPr>
-      <w:pStyle w:val="Footer"/>
+      <w:pStyle w:val="Rodap"/>
       <w:ind w:right="360"/>
     </w:pPr>
   </w:p>
@@ -12078,7 +12118,7 @@
     <w:lvl w:ilvl="1">
       <w:start w:val="1"/>
       <w:numFmt w:val="none"/>
-      <w:pStyle w:val="Heading2"/>
+      <w:pStyle w:val="Ttulo2"/>
       <w:suff w:val="nothing"/>
       <w:lvlText w:val=""/>
       <w:lvlJc w:val="left"/>
@@ -12092,7 +12132,7 @@
     <w:lvl w:ilvl="2">
       <w:start w:val="1"/>
       <w:numFmt w:val="none"/>
-      <w:pStyle w:val="Heading3"/>
+      <w:pStyle w:val="Ttulo3"/>
       <w:suff w:val="nothing"/>
       <w:lvlText w:val=""/>
       <w:lvlJc w:val="left"/>
@@ -12106,7 +12146,7 @@
     <w:lvl w:ilvl="3">
       <w:start w:val="1"/>
       <w:numFmt w:val="none"/>
-      <w:pStyle w:val="Heading4"/>
+      <w:pStyle w:val="Ttulo4"/>
       <w:suff w:val="nothing"/>
       <w:lvlText w:val=""/>
       <w:lvlJc w:val="left"/>
@@ -12120,7 +12160,7 @@
     <w:lvl w:ilvl="4">
       <w:start w:val="1"/>
       <w:numFmt w:val="none"/>
-      <w:pStyle w:val="Heading5"/>
+      <w:pStyle w:val="Ttulo5"/>
       <w:suff w:val="nothing"/>
       <w:lvlText w:val=""/>
       <w:lvlJc w:val="left"/>
@@ -12134,7 +12174,7 @@
     <w:lvl w:ilvl="5">
       <w:start w:val="1"/>
       <w:numFmt w:val="none"/>
-      <w:pStyle w:val="Heading6"/>
+      <w:pStyle w:val="Ttulo6"/>
       <w:suff w:val="nothing"/>
       <w:lvlText w:val=""/>
       <w:lvlJc w:val="left"/>
@@ -12148,7 +12188,7 @@
     <w:lvl w:ilvl="6">
       <w:start w:val="1"/>
       <w:numFmt w:val="none"/>
-      <w:pStyle w:val="Heading7"/>
+      <w:pStyle w:val="Ttulo7"/>
       <w:suff w:val="nothing"/>
       <w:lvlText w:val=""/>
       <w:lvlJc w:val="left"/>
@@ -12162,7 +12202,7 @@
     <w:lvl w:ilvl="7">
       <w:start w:val="1"/>
       <w:numFmt w:val="none"/>
-      <w:pStyle w:val="Heading8"/>
+      <w:pStyle w:val="Ttulo8"/>
       <w:suff w:val="nothing"/>
       <w:lvlText w:val=""/>
       <w:lvlJc w:val="left"/>
@@ -12176,7 +12216,7 @@
     <w:lvl w:ilvl="8">
       <w:start w:val="1"/>
       <w:numFmt w:val="none"/>
-      <w:pStyle w:val="Heading9"/>
+      <w:pStyle w:val="Ttulo9"/>
       <w:suff w:val="nothing"/>
       <w:lvlText w:val=""/>
       <w:lvlJc w:val="left"/>
@@ -14303,11 +14343,11 @@
       <w:lang w:eastAsia="zh-CN"/>
     </w:rPr>
   </w:style>
-  <w:style w:type="paragraph" w:styleId="Heading1">
+  <w:style w:type="paragraph" w:styleId="Ttulo1">
     <w:name w:val="heading 1"/>
     <w:basedOn w:val="Normal"/>
-    <w:next w:val="BodyText"/>
-    <w:link w:val="Heading1Char"/>
+    <w:next w:val="Corpodetexto"/>
+    <w:link w:val="Ttulo1Char"/>
     <w:qFormat/>
     <w:pPr>
       <w:keepNext/>
@@ -14320,10 +14360,10 @@
       <w:sz w:val="24"/>
     </w:rPr>
   </w:style>
-  <w:style w:type="paragraph" w:styleId="Heading2">
+  <w:style w:type="paragraph" w:styleId="Ttulo2">
     <w:name w:val="heading 2"/>
     <w:basedOn w:val="Normal"/>
-    <w:next w:val="BodyText"/>
+    <w:next w:val="Corpodetexto"/>
     <w:qFormat/>
     <w:pPr>
       <w:keepNext/>
@@ -14338,10 +14378,10 @@
       <w:sz w:val="24"/>
     </w:rPr>
   </w:style>
-  <w:style w:type="paragraph" w:styleId="Heading3">
+  <w:style w:type="paragraph" w:styleId="Ttulo3">
     <w:name w:val="heading 3"/>
     <w:basedOn w:val="Normal"/>
-    <w:next w:val="BodyText"/>
+    <w:next w:val="Corpodetexto"/>
     <w:qFormat/>
     <w:pPr>
       <w:keepNext/>
@@ -14357,10 +14397,10 @@
       <w:sz w:val="24"/>
     </w:rPr>
   </w:style>
-  <w:style w:type="paragraph" w:styleId="Heading4">
+  <w:style w:type="paragraph" w:styleId="Ttulo4">
     <w:name w:val="heading 4"/>
     <w:basedOn w:val="Normal"/>
-    <w:next w:val="BodyText"/>
+    <w:next w:val="Corpodetexto"/>
     <w:qFormat/>
     <w:pPr>
       <w:keepNext/>
@@ -14376,10 +14416,10 @@
       <w:sz w:val="24"/>
     </w:rPr>
   </w:style>
-  <w:style w:type="paragraph" w:styleId="Heading5">
+  <w:style w:type="paragraph" w:styleId="Ttulo5">
     <w:name w:val="heading 5"/>
     <w:basedOn w:val="Normal"/>
-    <w:next w:val="BodyText"/>
+    <w:next w:val="Corpodetexto"/>
     <w:qFormat/>
     <w:pPr>
       <w:keepNext/>
@@ -14395,10 +14435,10 @@
       <w:color w:val="000000"/>
     </w:rPr>
   </w:style>
-  <w:style w:type="paragraph" w:styleId="Heading6">
+  <w:style w:type="paragraph" w:styleId="Ttulo6">
     <w:name w:val="heading 6"/>
     <w:basedOn w:val="Normal"/>
-    <w:next w:val="BodyText"/>
+    <w:next w:val="Corpodetexto"/>
     <w:qFormat/>
     <w:pPr>
       <w:keepNext/>
@@ -14416,10 +14456,10 @@
       <w:sz w:val="24"/>
     </w:rPr>
   </w:style>
-  <w:style w:type="paragraph" w:styleId="Heading7">
+  <w:style w:type="paragraph" w:styleId="Ttulo7">
     <w:name w:val="heading 7"/>
     <w:basedOn w:val="Normal"/>
-    <w:next w:val="BodyText"/>
+    <w:next w:val="Corpodetexto"/>
     <w:qFormat/>
     <w:pPr>
       <w:keepNext/>
@@ -14437,10 +14477,10 @@
       <w:sz w:val="24"/>
     </w:rPr>
   </w:style>
-  <w:style w:type="paragraph" w:styleId="Heading8">
+  <w:style w:type="paragraph" w:styleId="Ttulo8">
     <w:name w:val="heading 8"/>
     <w:basedOn w:val="Normal"/>
-    <w:next w:val="BodyText"/>
+    <w:next w:val="Corpodetexto"/>
     <w:qFormat/>
     <w:pPr>
       <w:keepNext/>
@@ -14458,10 +14498,10 @@
       <w:color w:val="000000"/>
     </w:rPr>
   </w:style>
-  <w:style w:type="paragraph" w:styleId="Heading9">
+  <w:style w:type="paragraph" w:styleId="Ttulo9">
     <w:name w:val="heading 9"/>
     <w:basedOn w:val="Normal"/>
-    <w:next w:val="BodyText"/>
+    <w:next w:val="Corpodetexto"/>
     <w:qFormat/>
     <w:pPr>
       <w:keepNext/>
@@ -14481,13 +14521,13 @@
       <w:sz w:val="24"/>
     </w:rPr>
   </w:style>
-  <w:style w:type="character" w:default="1" w:styleId="DefaultParagraphFont">
+  <w:style w:type="character" w:default="1" w:styleId="Fontepargpadro">
     <w:name w:val="Default Paragraph Font"/>
     <w:uiPriority w:val="1"/>
     <w:semiHidden/>
     <w:unhideWhenUsed/>
   </w:style>
-  <w:style w:type="table" w:default="1" w:styleId="TableNormal">
+  <w:style w:type="table" w:default="1" w:styleId="Tabelanormal">
     <w:name w:val="Normal Table"/>
     <w:uiPriority w:val="99"/>
     <w:semiHidden/>
@@ -14502,7 +14542,7 @@
       </w:tblCellMar>
     </w:tblPr>
   </w:style>
-  <w:style w:type="numbering" w:default="1" w:styleId="NoList">
+  <w:style w:type="numbering" w:default="1" w:styleId="Semlista">
     <w:name w:val="No List"/>
     <w:uiPriority w:val="99"/>
     <w:semiHidden/>
@@ -14631,10 +14671,10 @@
   <w:style w:type="character" w:customStyle="1" w:styleId="Smbolosdenumerao">
     <w:name w:val="Símbolos de numeração"/>
   </w:style>
-  <w:style w:type="paragraph" w:customStyle="1" w:styleId="Ttulo2">
+  <w:style w:type="paragraph" w:customStyle="1" w:styleId="Ttulo20">
     <w:name w:val="Título2"/>
     <w:basedOn w:val="Normal"/>
-    <w:next w:val="BodyText"/>
+    <w:next w:val="Corpodetexto"/>
     <w:pPr>
       <w:keepNext/>
       <w:spacing w:before="240" w:after="120"/>
@@ -14645,22 +14685,22 @@
       <w:szCs w:val="28"/>
     </w:rPr>
   </w:style>
-  <w:style w:type="paragraph" w:styleId="BodyText">
+  <w:style w:type="paragraph" w:styleId="Corpodetexto">
     <w:name w:val="Body Text"/>
     <w:basedOn w:val="Normal"/>
-    <w:link w:val="BodyTextChar"/>
+    <w:link w:val="CorpodetextoChar"/>
     <w:rPr>
       <w:sz w:val="24"/>
     </w:rPr>
   </w:style>
-  <w:style w:type="paragraph" w:styleId="List">
+  <w:style w:type="paragraph" w:styleId="Lista">
     <w:name w:val="List"/>
-    <w:basedOn w:val="BodyText"/>
+    <w:basedOn w:val="Corpodetexto"/>
     <w:rPr>
       <w:rFonts w:cs="Mangal"/>
     </w:rPr>
   </w:style>
-  <w:style w:type="paragraph" w:styleId="Caption">
+  <w:style w:type="paragraph" w:styleId="Legenda">
     <w:name w:val="caption"/>
     <w:basedOn w:val="Normal"/>
     <w:qFormat/>
@@ -14686,10 +14726,10 @@
       <w:rFonts w:cs="Mangal"/>
     </w:rPr>
   </w:style>
-  <w:style w:type="paragraph" w:customStyle="1" w:styleId="Ttulo1">
+  <w:style w:type="paragraph" w:customStyle="1" w:styleId="Ttulo10">
     <w:name w:val="Título1"/>
     <w:basedOn w:val="Normal"/>
-    <w:next w:val="BodyText"/>
+    <w:next w:val="Corpodetexto"/>
     <w:pPr>
       <w:keepNext/>
       <w:spacing w:before="240" w:after="120"/>
@@ -14700,7 +14740,7 @@
       <w:szCs w:val="28"/>
     </w:rPr>
   </w:style>
-  <w:style w:type="paragraph" w:styleId="BodyTextIndent">
+  <w:style w:type="paragraph" w:styleId="Recuodecorpodetexto">
     <w:name w:val="Body Text Indent"/>
     <w:basedOn w:val="Normal"/>
     <w:pPr>
@@ -14736,7 +14776,7 @@
       <w:sz w:val="24"/>
     </w:rPr>
   </w:style>
-  <w:style w:type="paragraph" w:styleId="Header">
+  <w:style w:type="paragraph" w:styleId="Cabealho">
     <w:name w:val="header"/>
     <w:basedOn w:val="Normal"/>
     <w:pPr>
@@ -14750,7 +14790,7 @@
       <w:sz w:val="24"/>
     </w:rPr>
   </w:style>
-  <w:style w:type="paragraph" w:styleId="Footer">
+  <w:style w:type="paragraph" w:styleId="Rodap">
     <w:name w:val="footer"/>
     <w:basedOn w:val="Normal"/>
     <w:uiPriority w:val="99"/>
@@ -14844,7 +14884,7 @@
   </w:style>
   <w:style w:type="paragraph" w:customStyle="1" w:styleId="Contedodoquadro">
     <w:name w:val="Conteúdo do quadro"/>
-    <w:basedOn w:val="BodyText"/>
+    <w:basedOn w:val="Corpodetexto"/>
   </w:style>
   <w:style w:type="paragraph" w:customStyle="1" w:styleId="Contedodatabela">
     <w:name w:val="Conteúdo da tabela"/>
@@ -14864,10 +14904,10 @@
       <w:bCs/>
     </w:rPr>
   </w:style>
-  <w:style w:type="paragraph" w:styleId="BalloonText">
+  <w:style w:type="paragraph" w:styleId="Textodebalo">
     <w:name w:val="Balloon Text"/>
     <w:basedOn w:val="Normal"/>
-    <w:link w:val="BalloonTextChar"/>
+    <w:link w:val="TextodebaloChar"/>
     <w:uiPriority w:val="99"/>
     <w:semiHidden/>
     <w:unhideWhenUsed/>
@@ -14878,9 +14918,9 @@
       <w:szCs w:val="16"/>
     </w:rPr>
   </w:style>
-  <w:style w:type="character" w:customStyle="1" w:styleId="BalloonTextChar">
-    <w:name w:val="Balloon Text Char"/>
-    <w:link w:val="BalloonText"/>
+  <w:style w:type="character" w:customStyle="1" w:styleId="TextodebaloChar">
+    <w:name w:val="Texto de balão Char"/>
+    <w:link w:val="Textodebalo"/>
     <w:uiPriority w:val="99"/>
     <w:semiHidden/>
     <w:rsid w:val="00F80293"/>
@@ -14892,9 +14932,9 @@
       <w:lang w:eastAsia="zh-CN"/>
     </w:rPr>
   </w:style>
-  <w:style w:type="character" w:customStyle="1" w:styleId="BodyTextChar">
-    <w:name w:val="Body Text Char"/>
-    <w:link w:val="BodyText"/>
+  <w:style w:type="character" w:customStyle="1" w:styleId="CorpodetextoChar">
+    <w:name w:val="Corpo de texto Char"/>
+    <w:link w:val="Corpodetexto"/>
     <w:rsid w:val="00CC3FFB"/>
     <w:rPr>
       <w:kern w:val="1"/>
@@ -14902,7 +14942,7 @@
       <w:lang w:eastAsia="zh-CN"/>
     </w:rPr>
   </w:style>
-  <w:style w:type="paragraph" w:styleId="ListParagraph">
+  <w:style w:type="paragraph" w:styleId="PargrafodaLista">
     <w:name w:val="List Paragraph"/>
     <w:basedOn w:val="Normal"/>
     <w:uiPriority w:val="34"/>
@@ -14912,9 +14952,9 @@
       <w:ind w:left="708"/>
     </w:pPr>
   </w:style>
-  <w:style w:type="character" w:customStyle="1" w:styleId="Heading1Char">
-    <w:name w:val="Heading 1 Char"/>
-    <w:link w:val="Heading1"/>
+  <w:style w:type="character" w:customStyle="1" w:styleId="Ttulo1Char">
+    <w:name w:val="Título 1 Char"/>
+    <w:link w:val="Ttulo1"/>
     <w:rsid w:val="00F76D92"/>
     <w:rPr>
       <w:b/>
@@ -14923,10 +14963,10 @@
       <w:lang w:eastAsia="zh-CN"/>
     </w:rPr>
   </w:style>
-  <w:style w:type="paragraph" w:styleId="BodyTextIndent2">
+  <w:style w:type="paragraph" w:styleId="Recuodecorpodetexto2">
     <w:name w:val="Body Text Indent 2"/>
     <w:basedOn w:val="Normal"/>
-    <w:link w:val="BodyTextIndent2Char"/>
+    <w:link w:val="Recuodecorpodetexto2Char"/>
     <w:uiPriority w:val="99"/>
     <w:unhideWhenUsed/>
     <w:rsid w:val="000F2A81"/>
@@ -14935,10 +14975,10 @@
       <w:ind w:left="283"/>
     </w:pPr>
   </w:style>
-  <w:style w:type="character" w:customStyle="1" w:styleId="BodyTextIndent2Char">
-    <w:name w:val="Body Text Indent 2 Char"/>
-    <w:basedOn w:val="DefaultParagraphFont"/>
-    <w:link w:val="BodyTextIndent2"/>
+  <w:style w:type="character" w:customStyle="1" w:styleId="Recuodecorpodetexto2Char">
+    <w:name w:val="Recuo de corpo de texto 2 Char"/>
+    <w:basedOn w:val="Fontepargpadro"/>
+    <w:link w:val="Recuodecorpodetexto2"/>
     <w:uiPriority w:val="99"/>
     <w:rsid w:val="000F2A81"/>
     <w:rPr>
@@ -14946,9 +14986,9 @@
       <w:lang w:eastAsia="zh-CN"/>
     </w:rPr>
   </w:style>
-  <w:style w:type="table" w:styleId="TableGrid">
+  <w:style w:type="table" w:styleId="Tabelacomgrade">
     <w:name w:val="Table Grid"/>
-    <w:basedOn w:val="TableNormal"/>
+    <w:basedOn w:val="Tabelanormal"/>
     <w:uiPriority w:val="59"/>
     <w:rsid w:val="00733CCC"/>
     <w:tblPr>

--- a/Template_RECUPERA EXPRESS.docx
+++ b/Template_RECUPERA EXPRESS.docx
@@ -5,7 +5,7 @@
   <w:body>
     <w:p>
       <w:pPr>
-        <w:pStyle w:val="Cabealho"/>
+        <w:pStyle w:val="Header"/>
         <w:tabs>
           <w:tab w:val="left" w:pos="-7655"/>
           <w:tab w:val="left" w:pos="-7513"/>
@@ -76,7 +76,7 @@
     </w:p>
     <w:p>
       <w:pPr>
-        <w:pStyle w:val="Ttulo1"/>
+        <w:pStyle w:val="Heading1"/>
         <w:spacing w:before="120"/>
         <w:ind w:firstLine="0"/>
         <w:jc w:val="center"/>
@@ -99,7 +99,7 @@
     </w:p>
     <w:p>
       <w:pPr>
-        <w:pStyle w:val="Ttulo1"/>
+        <w:pStyle w:val="Heading1"/>
         <w:spacing w:after="60"/>
         <w:ind w:firstLine="0"/>
         <w:jc w:val="center"/>
@@ -131,7 +131,7 @@
     </w:p>
     <w:p>
       <w:pPr>
-        <w:pStyle w:val="Ttulo1"/>
+        <w:pStyle w:val="Heading1"/>
         <w:ind w:firstLine="0"/>
         <w:jc w:val="center"/>
         <w:rPr>
@@ -162,7 +162,7 @@
     </w:p>
     <w:p>
       <w:pPr>
-        <w:pStyle w:val="Ttulo1"/>
+        <w:pStyle w:val="Heading1"/>
         <w:spacing w:after="360"/>
         <w:ind w:firstLine="0"/>
         <w:jc w:val="center"/>
@@ -263,7 +263,7 @@
     </w:p>
     <w:p>
       <w:pPr>
-        <w:pStyle w:val="Corpodetexto"/>
+        <w:pStyle w:val="BodyText"/>
         <w:spacing w:after="360"/>
         <w:ind w:firstLine="1418"/>
         <w:jc w:val="both"/>
@@ -968,7 +968,7 @@
     </w:p>
     <w:p>
       <w:pPr>
-        <w:pStyle w:val="Corpodetexto"/>
+        <w:pStyle w:val="BodyText"/>
         <w:spacing w:after="120"/>
         <w:jc w:val="center"/>
         <w:rPr>
@@ -1026,7 +1026,7 @@
     </w:p>
     <w:p>
       <w:pPr>
-        <w:pStyle w:val="Corpodetexto"/>
+        <w:pStyle w:val="BodyText"/>
         <w:spacing w:after="360"/>
         <w:ind w:firstLine="1418"/>
         <w:jc w:val="both"/>
@@ -1060,65 +1060,43 @@
           <w:sz w:val="22"/>
           <w:szCs w:val="22"/>
         </w:rPr>
-        <w:t xml:space="preserve">O presente incentivo tem fundamento no </w:t>
-      </w:r>
-      <w:r>
-        <w:rPr>
-          <w:rFonts w:ascii="Calibri" w:hAnsi="Calibri"/>
-          <w:b/>
-          <w:bCs/>
-          <w:sz w:val="22"/>
-          <w:szCs w:val="22"/>
-        </w:rPr>
-        <w:t xml:space="preserve">Parecer </w:t>
-      </w:r>
-      <w:r>
-        <w:rPr>
-          <w:rFonts w:ascii="Calibri" w:hAnsi="Calibri"/>
-          <w:b/>
-          <w:bCs/>
+        <w:t xml:space="preserve">O presente incentivo tem fundamento no Parecer </w:t>
+      </w:r>
+      <w:r>
+        <w:rPr>
+          <w:rFonts w:ascii="Calibri" w:hAnsi="Calibri"/>
           <w:sz w:val="22"/>
           <w:szCs w:val="22"/>
         </w:rPr>
         <w:t xml:space="preserve">nº </w:t>
       </w:r>
-      <w:proofErr w:type="spellStart"/>
-      <w:r>
-        <w:rPr>
-          <w:rFonts w:ascii="Calibri" w:hAnsi="Calibri"/>
-          <w:b/>
-          <w:bCs/>
+      <w:r>
+        <w:rPr>
+          <w:rFonts w:ascii="Calibri" w:hAnsi="Calibri"/>
           <w:sz w:val="22"/>
           <w:szCs w:val="22"/>
           <w:highlight w:val="yellow"/>
         </w:rPr>
         <w:t>xxx</w:t>
       </w:r>
-      <w:proofErr w:type="spellEnd"/>
-      <w:r>
-        <w:rPr>
-          <w:rFonts w:ascii="Calibri" w:hAnsi="Calibri"/>
-          <w:b/>
-          <w:bCs/>
+      <w:r>
+        <w:rPr>
+          <w:rFonts w:ascii="Calibri" w:hAnsi="Calibri"/>
           <w:sz w:val="22"/>
           <w:szCs w:val="22"/>
           <w:highlight w:val="yellow"/>
         </w:rPr>
         <w:t>/</w:t>
       </w:r>
-      <w:proofErr w:type="spellStart"/>
-      <w:r>
-        <w:rPr>
-          <w:rFonts w:ascii="Calibri" w:hAnsi="Calibri"/>
-          <w:b/>
-          <w:bCs/>
+      <w:r>
+        <w:rPr>
+          <w:rFonts w:ascii="Calibri" w:hAnsi="Calibri"/>
           <w:sz w:val="22"/>
           <w:szCs w:val="22"/>
           <w:highlight w:val="yellow"/>
         </w:rPr>
         <w:t>aaaa</w:t>
       </w:r>
-      <w:proofErr w:type="spellEnd"/>
       <w:r>
         <w:rPr>
           <w:rFonts w:ascii="Calibri" w:hAnsi="Calibri"/>
@@ -1128,8 +1106,6 @@
         </w:rPr>
         <w:t xml:space="preserve">, de </w:t>
       </w:r>
-      <w:proofErr w:type="spellStart"/>
-      <w:proofErr w:type="gramStart"/>
       <w:r>
         <w:rPr>
           <w:rFonts w:ascii="Calibri" w:hAnsi="Calibri"/>
@@ -1175,8 +1151,6 @@
         </w:rPr>
         <w:t>aaaa</w:t>
       </w:r>
-      <w:proofErr w:type="spellEnd"/>
-      <w:proofErr w:type="gramEnd"/>
       <w:r>
         <w:rPr>
           <w:rFonts w:ascii="Calibri" w:hAnsi="Calibri"/>
@@ -1186,8 +1160,6 @@
         </w:rPr>
         <w:t xml:space="preserve"> (DOE de </w:t>
       </w:r>
-      <w:proofErr w:type="spellStart"/>
-      <w:proofErr w:type="gramStart"/>
       <w:r>
         <w:rPr>
           <w:rFonts w:ascii="Calibri" w:hAnsi="Calibri"/>
@@ -1233,8 +1205,6 @@
         </w:rPr>
         <w:t>aaaa</w:t>
       </w:r>
-      <w:proofErr w:type="spellEnd"/>
-      <w:proofErr w:type="gramEnd"/>
       <w:r>
         <w:rPr>
           <w:rFonts w:ascii="Calibri" w:hAnsi="Calibri"/>
@@ -1312,17 +1282,9 @@
           <w:rFonts w:ascii="Calibri" w:hAnsi="Calibri"/>
           <w:sz w:val="22"/>
           <w:szCs w:val="22"/>
-        </w:rPr>
-        <w:t>nº</w:t>
-      </w:r>
-      <w:r>
-        <w:rPr>
-          <w:rFonts w:ascii="Calibri" w:hAnsi="Calibri"/>
-          <w:sz w:val="22"/>
-          <w:szCs w:val="22"/>
           <w:highlight w:val="yellow"/>
         </w:rPr>
-        <w:t xml:space="preserve"> </w:t>
+        <w:t xml:space="preserve">nº </w:t>
       </w:r>
       <w:r>
         <w:rPr>
@@ -1420,7 +1382,7 @@
     </w:p>
     <w:p>
       <w:pPr>
-        <w:pStyle w:val="Corpodetexto"/>
+        <w:pStyle w:val="BodyText"/>
         <w:spacing w:after="120"/>
         <w:jc w:val="center"/>
         <w:rPr>
@@ -1939,7 +1901,7 @@
     </w:p>
     <w:p>
       <w:pPr>
-        <w:pStyle w:val="Corpodetexto"/>
+        <w:pStyle w:val="BodyText"/>
         <w:spacing w:before="120" w:after="240"/>
         <w:ind w:firstLine="1418"/>
         <w:jc w:val="both"/>
@@ -2000,48 +1962,8 @@
           <w:b/>
           <w:sz w:val="22"/>
           <w:szCs w:val="22"/>
-          <w:highlight w:val="yellow"/>
-        </w:rPr>
-        <w:t>#cidade#</w:t>
-      </w:r>
-      <w:r>
-        <w:rPr>
-          <w:rFonts w:asciiTheme="minorHAnsi" w:hAnsiTheme="minorHAnsi" w:cs="Arial"/>
-          <w:b/>
-          <w:sz w:val="22"/>
-          <w:szCs w:val="22"/>
-          <w:highlight w:val="yellow"/>
-        </w:rPr>
-        <w:t>/RS (CORED</w:t>
-      </w:r>
-      <w:r>
-        <w:rPr>
-          <w:rFonts w:asciiTheme="minorHAnsi" w:hAnsiTheme="minorHAnsi" w:cs="Arial"/>
-          <w:b/>
-          <w:sz w:val="22"/>
-          <w:szCs w:val="22"/>
-          <w:highlight w:val="yellow"/>
-        </w:rPr>
-        <w:t xml:space="preserve">E: </w:t>
-      </w:r>
-      <w:r>
-        <w:rPr>
-          <w:rFonts w:asciiTheme="minorHAnsi" w:hAnsiTheme="minorHAnsi" w:cs="Arial"/>
-          <w:b/>
-          <w:sz w:val="22"/>
-          <w:szCs w:val="22"/>
-          <w:highlight w:val="yellow"/>
-        </w:rPr>
-        <w:t>#corede#</w:t>
-      </w:r>
-      <w:r>
-        <w:rPr>
-          <w:rFonts w:asciiTheme="minorHAnsi" w:hAnsiTheme="minorHAnsi" w:cs="Arial"/>
-          <w:b/>
-          <w:sz w:val="22"/>
-          <w:szCs w:val="22"/>
-        </w:rPr>
-        <w:t>)</w:t>
+        </w:rPr>
+        <w:t>#MUNICIPIO_E_COREDE#</w:t>
       </w:r>
       <w:r>
         <w:rPr>
@@ -2054,7 +1976,7 @@
     </w:p>
     <w:p>
       <w:pPr>
-        <w:pStyle w:val="Corpodetexto"/>
+        <w:pStyle w:val="BodyText"/>
         <w:spacing w:after="240"/>
         <w:ind w:firstLine="1418"/>
         <w:jc w:val="both"/>
@@ -2391,7 +2313,7 @@
     </w:p>
     <w:p>
       <w:pPr>
-        <w:pStyle w:val="Corpodetexto"/>
+        <w:pStyle w:val="BodyText"/>
         <w:spacing w:after="240"/>
         <w:ind w:firstLine="1418"/>
         <w:jc w:val="both"/>
@@ -2487,7 +2409,7 @@
     </w:p>
     <w:p>
       <w:pPr>
-        <w:pStyle w:val="Corpodetexto"/>
+        <w:pStyle w:val="BodyText"/>
         <w:spacing w:after="360"/>
         <w:ind w:firstLine="1418"/>
         <w:jc w:val="both"/>
@@ -2626,7 +2548,7 @@
     </w:p>
     <w:p>
       <w:pPr>
-        <w:pStyle w:val="Corpodetexto"/>
+        <w:pStyle w:val="BodyText"/>
         <w:keepNext/>
         <w:spacing w:after="120"/>
         <w:jc w:val="center"/>
@@ -2650,7 +2572,7 @@
     </w:p>
     <w:p>
       <w:pPr>
-        <w:pStyle w:val="Corpodetexto"/>
+        <w:pStyle w:val="BodyText"/>
         <w:spacing w:after="240"/>
         <w:ind w:firstLine="1418"/>
         <w:jc w:val="both"/>
@@ -2893,7 +2815,7 @@
     </w:p>
     <w:p>
       <w:pPr>
-        <w:pStyle w:val="Corpodetexto"/>
+        <w:pStyle w:val="BodyText"/>
         <w:spacing w:after="60"/>
         <w:jc w:val="center"/>
         <w:rPr>
@@ -3195,9 +3117,8 @@
                 <w:color w:val="EE0000"/>
                 <w:sz w:val="22"/>
                 <w:szCs w:val="22"/>
-                <w:highlight w:val="yellow"/>
-              </w:rPr>
-              <w:t>50</w:t>
+              </w:rPr>
+              <w:t>#set#</w:t>
             </w:r>
           </w:p>
         </w:tc>
@@ -3743,9 +3664,8 @@
                 <w:color w:val="EE0000"/>
                 <w:sz w:val="22"/>
                 <w:szCs w:val="22"/>
-                <w:highlight w:val="yellow"/>
-              </w:rPr>
-              <w:t>10</w:t>
+              </w:rPr>
+              <w:t>#it#</w:t>
             </w:r>
           </w:p>
         </w:tc>
@@ -4645,7 +4565,7 @@
     </w:tbl>
     <w:p>
       <w:pPr>
-        <w:pStyle w:val="Corpodetexto"/>
+        <w:pStyle w:val="BodyText"/>
         <w:spacing w:before="240" w:after="240"/>
         <w:ind w:firstLine="1418"/>
         <w:jc w:val="both"/>
@@ -4910,7 +4830,7 @@
     </w:p>
     <w:p>
       <w:pPr>
-        <w:pStyle w:val="Corpodetexto"/>
+        <w:pStyle w:val="BodyText"/>
         <w:keepNext/>
         <w:keepLines/>
         <w:spacing w:after="60"/>
@@ -6103,7 +6023,7 @@
     </w:tbl>
     <w:p>
       <w:pPr>
-        <w:pStyle w:val="Corpodetexto"/>
+        <w:pStyle w:val="BodyText"/>
         <w:spacing w:before="240" w:after="240"/>
         <w:ind w:firstLine="1418"/>
         <w:jc w:val="both"/>
@@ -6324,7 +6244,7 @@
     </w:p>
     <w:p>
       <w:pPr>
-        <w:pStyle w:val="Corpodetexto"/>
+        <w:pStyle w:val="BodyText"/>
         <w:spacing w:before="120" w:after="240"/>
         <w:ind w:firstLine="1418"/>
         <w:jc w:val="both"/>
@@ -6374,7 +6294,7 @@
     </w:p>
     <w:p>
       <w:pPr>
-        <w:pStyle w:val="Corpodetexto"/>
+        <w:pStyle w:val="BodyText"/>
         <w:keepNext/>
         <w:spacing w:before="240" w:after="120"/>
         <w:jc w:val="center"/>
@@ -6452,7 +6372,7 @@
     </w:p>
     <w:p>
       <w:pPr>
-        <w:pStyle w:val="Corpodetexto"/>
+        <w:pStyle w:val="BodyText"/>
         <w:spacing w:after="120"/>
         <w:ind w:firstLine="1418"/>
         <w:jc w:val="both"/>
@@ -6701,7 +6621,7 @@
     </w:p>
     <w:p>
       <w:pPr>
-        <w:pStyle w:val="Corpodetexto"/>
+        <w:pStyle w:val="BodyText"/>
         <w:spacing w:after="120"/>
         <w:ind w:firstLine="1418"/>
         <w:jc w:val="both"/>
@@ -7249,7 +7169,23 @@
           <w:sz w:val="22"/>
           <w:szCs w:val="22"/>
         </w:rPr>
-        <w:t xml:space="preserve">) </w:t>
+        <w:t>) do montante</w:t>
+      </w:r>
+      <w:r>
+        <w:rPr>
+          <w:rFonts w:ascii="Calibri" w:hAnsi="Calibri"/>
+          <w:sz w:val="22"/>
+          <w:szCs w:val="22"/>
+        </w:rPr>
+        <w:t xml:space="preserve"> estabelecido no item 2.1 da Cláusula Segunda, conforme disposto no art. 6º, </w:t>
+      </w:r>
+      <w:r>
+        <w:rPr>
+          <w:rFonts w:ascii="Calibri" w:hAnsi="Calibri"/>
+          <w:sz w:val="22"/>
+          <w:szCs w:val="22"/>
+        </w:rPr>
+        <w:t>inciso II, do</w:t>
       </w:r>
       <w:r>
         <w:rPr>
@@ -7257,7 +7193,7 @@
           <w:sz w:val="22"/>
           <w:szCs w:val="22"/>
         </w:rPr>
-        <w:t>pelo valor</w:t>
+        <w:t>) pelo valor</w:t>
       </w:r>
       <w:r>
         <w:rPr>
@@ -7438,7 +7374,7 @@
     </w:p>
     <w:p>
       <w:pPr>
-        <w:pStyle w:val="Corpodetexto"/>
+        <w:pStyle w:val="BodyText"/>
         <w:widowControl w:val="0"/>
         <w:spacing w:before="120" w:after="120"/>
         <w:ind w:firstLine="1418"/>
@@ -7508,7 +7444,7 @@
     </w:p>
     <w:p>
       <w:pPr>
-        <w:pStyle w:val="Corpodetexto"/>
+        <w:pStyle w:val="BodyText"/>
         <w:spacing w:before="360" w:after="120"/>
         <w:jc w:val="center"/>
         <w:rPr>
@@ -7575,7 +7511,7 @@
     </w:p>
     <w:p>
       <w:pPr>
-        <w:pStyle w:val="Corpodetexto"/>
+        <w:pStyle w:val="BodyText"/>
         <w:spacing w:after="120"/>
         <w:ind w:firstLine="1418"/>
         <w:jc w:val="both"/>
@@ -7614,7 +7550,7 @@
     </w:p>
     <w:p>
       <w:pPr>
-        <w:pStyle w:val="Corpodetexto"/>
+        <w:pStyle w:val="BodyText"/>
         <w:spacing w:after="120"/>
         <w:ind w:firstLine="1418"/>
         <w:jc w:val="both"/>
@@ -7711,7 +7647,7 @@
     </w:p>
     <w:p>
       <w:pPr>
-        <w:pStyle w:val="Corpodetexto"/>
+        <w:pStyle w:val="BodyText"/>
         <w:spacing w:after="240"/>
         <w:ind w:firstLine="1418"/>
         <w:jc w:val="both"/>
@@ -7962,7 +7898,7 @@
     </w:p>
     <w:p>
       <w:pPr>
-        <w:pStyle w:val="Corpodetexto"/>
+        <w:pStyle w:val="BodyText"/>
         <w:spacing w:before="240" w:after="240"/>
         <w:ind w:firstLine="1418"/>
         <w:jc w:val="both"/>
@@ -8084,7 +8020,7 @@
     </w:p>
     <w:p>
       <w:pPr>
-        <w:pStyle w:val="Corpodetexto"/>
+        <w:pStyle w:val="BodyText"/>
         <w:spacing w:after="360"/>
         <w:ind w:firstLine="1418"/>
         <w:jc w:val="both"/>
@@ -8150,7 +8086,7 @@
     </w:p>
     <w:p>
       <w:pPr>
-        <w:pStyle w:val="Corpodetexto"/>
+        <w:pStyle w:val="BodyText"/>
         <w:keepNext/>
         <w:spacing w:after="120"/>
         <w:jc w:val="center"/>
@@ -8200,7 +8136,7 @@
     </w:p>
     <w:p>
       <w:pPr>
-        <w:pStyle w:val="Corpodetexto"/>
+        <w:pStyle w:val="BodyText"/>
         <w:spacing w:after="120"/>
         <w:ind w:firstLine="1418"/>
         <w:jc w:val="both"/>
@@ -8256,7 +8192,7 @@
     </w:p>
     <w:p>
       <w:pPr>
-        <w:pStyle w:val="Corpodetexto"/>
+        <w:pStyle w:val="BodyText"/>
         <w:spacing w:after="120"/>
         <w:ind w:firstLine="1418"/>
         <w:jc w:val="both"/>
@@ -8314,7 +8250,7 @@
     </w:p>
     <w:p>
       <w:pPr>
-        <w:pStyle w:val="Corpodetexto"/>
+        <w:pStyle w:val="BodyText"/>
         <w:spacing w:after="360"/>
         <w:ind w:firstLine="1418"/>
         <w:jc w:val="both"/>
@@ -8370,7 +8306,7 @@
     </w:p>
     <w:p>
       <w:pPr>
-        <w:pStyle w:val="Corpodetexto"/>
+        <w:pStyle w:val="BodyText"/>
         <w:keepNext/>
         <w:spacing w:before="360" w:after="120"/>
         <w:jc w:val="center"/>
@@ -8429,7 +8365,7 @@
     </w:p>
     <w:p>
       <w:pPr>
-        <w:pStyle w:val="Corpodetexto"/>
+        <w:pStyle w:val="BodyText"/>
         <w:spacing w:after="120"/>
         <w:ind w:firstLine="1418"/>
         <w:jc w:val="both"/>
@@ -8580,7 +8516,7 @@
     </w:p>
     <w:p>
       <w:pPr>
-        <w:pStyle w:val="Corpodetexto"/>
+        <w:pStyle w:val="BodyText"/>
         <w:spacing w:after="120"/>
         <w:ind w:firstLine="1418"/>
         <w:jc w:val="both"/>
@@ -8628,7 +8564,7 @@
     </w:p>
     <w:p>
       <w:pPr>
-        <w:pStyle w:val="Corpodetexto"/>
+        <w:pStyle w:val="BodyText"/>
         <w:spacing w:after="120"/>
         <w:ind w:firstLine="1418"/>
         <w:jc w:val="both"/>
@@ -8684,7 +8620,7 @@
     </w:p>
     <w:p>
       <w:pPr>
-        <w:pStyle w:val="Corpodetexto"/>
+        <w:pStyle w:val="BodyText"/>
         <w:spacing w:after="120"/>
         <w:ind w:firstLine="1418"/>
         <w:jc w:val="both"/>
@@ -8755,7 +8691,7 @@
     </w:p>
     <w:p>
       <w:pPr>
-        <w:pStyle w:val="Corpodetexto"/>
+        <w:pStyle w:val="BodyText"/>
         <w:spacing w:after="120"/>
         <w:ind w:firstLine="1418"/>
         <w:jc w:val="both"/>
@@ -9123,7 +9059,7 @@
     </w:p>
     <w:p>
       <w:pPr>
-        <w:pStyle w:val="Corpodetexto"/>
+        <w:pStyle w:val="BodyText"/>
         <w:keepLines/>
         <w:spacing w:after="360"/>
         <w:ind w:firstLine="1418"/>
@@ -9210,7 +9146,7 @@
     </w:p>
     <w:p>
       <w:pPr>
-        <w:pStyle w:val="Corpodetexto"/>
+        <w:pStyle w:val="BodyText"/>
         <w:spacing w:after="120"/>
         <w:jc w:val="center"/>
         <w:rPr>
@@ -9268,7 +9204,7 @@
     </w:p>
     <w:p>
       <w:pPr>
-        <w:pStyle w:val="Corpodetexto"/>
+        <w:pStyle w:val="BodyText"/>
         <w:spacing w:after="120"/>
         <w:ind w:firstLine="1418"/>
         <w:jc w:val="both"/>
@@ -9307,7 +9243,7 @@
     </w:p>
     <w:p>
       <w:pPr>
-        <w:pStyle w:val="Corpodetexto"/>
+        <w:pStyle w:val="BodyText"/>
         <w:spacing w:after="120"/>
         <w:ind w:firstLine="1418"/>
         <w:jc w:val="both"/>
@@ -9378,7 +9314,7 @@
     </w:p>
     <w:p>
       <w:pPr>
-        <w:pStyle w:val="Corpodetexto"/>
+        <w:pStyle w:val="BodyText"/>
         <w:spacing w:after="120"/>
         <w:ind w:firstLine="1418"/>
         <w:jc w:val="both"/>
@@ -9426,7 +9362,7 @@
     </w:p>
     <w:p>
       <w:pPr>
-        <w:pStyle w:val="Corpodetexto"/>
+        <w:pStyle w:val="BodyText"/>
         <w:spacing w:after="120"/>
         <w:ind w:firstLine="1418"/>
         <w:jc w:val="both"/>
@@ -9474,7 +9410,7 @@
     </w:p>
     <w:p>
       <w:pPr>
-        <w:pStyle w:val="Corpodetexto"/>
+        <w:pStyle w:val="BodyText"/>
         <w:spacing w:after="120"/>
         <w:ind w:firstLine="1418"/>
         <w:jc w:val="both"/>
@@ -9645,7 +9581,7 @@
     </w:p>
     <w:p>
       <w:pPr>
-        <w:pStyle w:val="Corpodetexto"/>
+        <w:pStyle w:val="BodyText"/>
         <w:spacing w:after="120"/>
         <w:ind w:firstLine="1418"/>
         <w:jc w:val="both"/>
@@ -9693,7 +9629,7 @@
     </w:p>
     <w:p>
       <w:pPr>
-        <w:pStyle w:val="Corpodetexto"/>
+        <w:pStyle w:val="BodyText"/>
         <w:spacing w:after="240"/>
         <w:ind w:firstLine="1418"/>
         <w:jc w:val="both"/>
@@ -9758,7 +9694,7 @@
     </w:p>
     <w:p>
       <w:pPr>
-        <w:pStyle w:val="Corpodetexto"/>
+        <w:pStyle w:val="BodyText"/>
         <w:spacing w:after="120"/>
         <w:ind w:firstLine="1418"/>
         <w:jc w:val="both"/>
@@ -9877,7 +9813,7 @@
     </w:p>
     <w:p>
       <w:pPr>
-        <w:pStyle w:val="Corpodetexto"/>
+        <w:pStyle w:val="BodyText"/>
         <w:spacing w:after="120"/>
         <w:ind w:firstLine="1418"/>
         <w:jc w:val="both"/>
@@ -10030,7 +9966,7 @@
     </w:p>
     <w:p>
       <w:pPr>
-        <w:pStyle w:val="Corpodetexto"/>
+        <w:pStyle w:val="BodyText"/>
         <w:keepNext/>
         <w:keepLines/>
         <w:spacing w:after="120"/>
@@ -10090,7 +10026,7 @@
     </w:p>
     <w:p>
       <w:pPr>
-        <w:pStyle w:val="Corpodetexto"/>
+        <w:pStyle w:val="BodyText"/>
         <w:spacing w:after="480"/>
         <w:ind w:firstLine="1418"/>
         <w:jc w:val="both"/>
@@ -10124,29 +10060,7 @@
           <w:szCs w:val="22"/>
           <w:highlight w:val="yellow"/>
         </w:rPr>
-        <w:t>#</w:t>
-      </w:r>
-      <w:proofErr w:type="gramStart"/>
-      <w:r>
-        <w:rPr>
-          <w:rFonts w:ascii="Calibri" w:hAnsi="Calibri"/>
-          <w:b/>
-          <w:sz w:val="22"/>
-          <w:szCs w:val="22"/>
-          <w:highlight w:val="yellow"/>
-        </w:rPr>
-        <w:t>inicio</w:t>
-      </w:r>
-      <w:proofErr w:type="gramEnd"/>
-      <w:r>
-        <w:rPr>
-          <w:rFonts w:ascii="Calibri" w:hAnsi="Calibri"/>
-          <w:b/>
-          <w:sz w:val="22"/>
-          <w:szCs w:val="22"/>
-          <w:highlight w:val="yellow"/>
-        </w:rPr>
-        <w:t>#</w:t>
+        <w:t>#inicio#</w:t>
       </w:r>
       <w:r>
         <w:rPr>
@@ -10357,7 +10271,7 @@
     </w:p>
     <w:p>
       <w:pPr>
-        <w:pStyle w:val="Corpodetexto"/>
+        <w:pStyle w:val="BodyText"/>
         <w:jc w:val="center"/>
         <w:rPr>
           <w:rFonts w:asciiTheme="minorHAnsi" w:hAnsiTheme="minorHAnsi" w:cs="Arial"/>
@@ -10387,7 +10301,7 @@
     </w:p>
     <w:p>
       <w:pPr>
-        <w:pStyle w:val="Corpodetexto"/>
+        <w:pStyle w:val="BodyText"/>
         <w:jc w:val="center"/>
         <w:rPr>
           <w:rFonts w:asciiTheme="minorHAnsi" w:hAnsiTheme="minorHAnsi" w:cs="Arial"/>
@@ -10412,7 +10326,7 @@
     </w:p>
     <w:p>
       <w:pPr>
-        <w:pStyle w:val="Corpodetexto"/>
+        <w:pStyle w:val="BodyText"/>
         <w:jc w:val="center"/>
         <w:rPr>
           <w:rFonts w:ascii="Calibri" w:hAnsi="Calibri" w:cs="Arial"/>
@@ -10437,66 +10351,12 @@
           <w:sz w:val="22"/>
           <w:szCs w:val="22"/>
         </w:rPr>
-        <w:t>XXX</w:t>
-      </w:r>
-      <w:r>
-        <w:rPr>
-          <w:rFonts w:ascii="Calibri" w:hAnsi="Calibri" w:cs="Arial"/>
-          <w:color w:val="EE0000"/>
-          <w:sz w:val="22"/>
-          <w:szCs w:val="22"/>
-        </w:rPr>
-        <w:t>.</w:t>
-      </w:r>
-      <w:r>
-        <w:rPr>
-          <w:rFonts w:ascii="Calibri" w:hAnsi="Calibri" w:cs="Arial"/>
-          <w:color w:val="EE0000"/>
-          <w:sz w:val="22"/>
-          <w:szCs w:val="22"/>
-        </w:rPr>
-        <w:t>XXX</w:t>
-      </w:r>
-      <w:r>
-        <w:rPr>
-          <w:rFonts w:ascii="Calibri" w:hAnsi="Calibri" w:cs="Arial"/>
-          <w:color w:val="EE0000"/>
-          <w:sz w:val="22"/>
-          <w:szCs w:val="22"/>
-        </w:rPr>
-        <w:t>.</w:t>
-      </w:r>
-      <w:r>
-        <w:rPr>
-          <w:rFonts w:ascii="Calibri" w:hAnsi="Calibri" w:cs="Arial"/>
-          <w:color w:val="EE0000"/>
-          <w:sz w:val="22"/>
-          <w:szCs w:val="22"/>
-        </w:rPr>
-        <w:t>XXX</w:t>
-      </w:r>
-      <w:r>
-        <w:rPr>
-          <w:rFonts w:ascii="Calibri" w:hAnsi="Calibri" w:cs="Arial"/>
-          <w:color w:val="EE0000"/>
-          <w:sz w:val="22"/>
-          <w:szCs w:val="22"/>
-        </w:rPr>
-        <w:t>-</w:t>
-      </w:r>
-      <w:r>
-        <w:rPr>
-          <w:rFonts w:ascii="Calibri" w:hAnsi="Calibri" w:cs="Arial"/>
-          <w:color w:val="EE0000"/>
-          <w:sz w:val="22"/>
-          <w:szCs w:val="22"/>
-        </w:rPr>
-        <w:t>XX</w:t>
+        <w:t>#cpf#</w:t>
       </w:r>
     </w:p>
     <w:p>
       <w:pPr>
-        <w:pStyle w:val="Corpodetexto"/>
+        <w:pStyle w:val="BodyText"/>
         <w:jc w:val="center"/>
         <w:rPr>
           <w:rFonts w:asciiTheme="minorHAnsi" w:hAnsiTheme="minorHAnsi" w:cs="Arial"/>
@@ -10527,7 +10387,7 @@
     </w:p>
     <w:p>
       <w:pPr>
-        <w:pStyle w:val="Corpodetexto"/>
+        <w:pStyle w:val="BodyText"/>
         <w:jc w:val="center"/>
         <w:rPr>
           <w:rFonts w:ascii="Calibri" w:hAnsi="Calibri"/>
@@ -10551,7 +10411,7 @@
     </w:p>
     <w:p>
       <w:pPr>
-        <w:pStyle w:val="Corpodetexto"/>
+        <w:pStyle w:val="BodyText"/>
         <w:rPr>
           <w:rFonts w:ascii="Calibri" w:hAnsi="Calibri"/>
           <w:b/>
@@ -10563,7 +10423,7 @@
     </w:p>
     <w:p>
       <w:pPr>
-        <w:pStyle w:val="Ttulo3"/>
+        <w:pStyle w:val="Heading3"/>
         <w:spacing w:after="240"/>
         <w:rPr>
           <w:rFonts w:asciiTheme="minorHAnsi" w:hAnsiTheme="minorHAnsi"/>
@@ -10584,7 +10444,7 @@
     </w:p>
     <w:p>
       <w:pPr>
-        <w:pStyle w:val="Ttulo3"/>
+        <w:pStyle w:val="Heading3"/>
         <w:spacing w:after="240"/>
         <w:rPr>
           <w:rFonts w:asciiTheme="minorHAnsi" w:hAnsiTheme="minorHAnsi"/>
@@ -11234,7 +11094,7 @@
     </w:tbl>
     <w:p>
       <w:pPr>
-        <w:pStyle w:val="Ttulo3"/>
+        <w:pStyle w:val="Heading3"/>
         <w:spacing w:after="240"/>
         <w:ind w:left="0" w:right="992" w:firstLine="1560"/>
         <w:jc w:val="left"/>
@@ -11269,7 +11129,7 @@
     </w:p>
     <w:p>
       <w:pPr>
-        <w:pStyle w:val="Ttulo3"/>
+        <w:pStyle w:val="Heading3"/>
         <w:spacing w:before="600" w:after="240"/>
         <w:ind w:left="0" w:firstLine="0"/>
         <w:rPr>
@@ -11289,7 +11149,7 @@
     </w:p>
     <w:p>
       <w:pPr>
-        <w:pStyle w:val="Corpodetexto"/>
+        <w:pStyle w:val="BodyText"/>
         <w:spacing w:after="120"/>
         <w:jc w:val="center"/>
         <w:rPr>
@@ -11311,7 +11171,7 @@
     </w:p>
     <w:p>
       <w:pPr>
-        <w:pStyle w:val="Corpodetexto"/>
+        <w:pStyle w:val="BodyText"/>
         <w:ind w:right="1985"/>
         <w:jc w:val="right"/>
         <w:rPr>
@@ -11748,22 +11608,8 @@
                 <w:szCs w:val="16"/>
                 <w:lang w:eastAsia="pt-BR"/>
               </w:rPr>
-              <w:t xml:space="preserve">Limite Máximo para </w:t>
+              <w:t>Limite Máximo para ser Liberado</w:t>
             </w:r>
-            <w:proofErr w:type="gramStart"/>
-            <w:r>
-              <w:rPr>
-                <w:rFonts w:asciiTheme="minorHAnsi" w:hAnsiTheme="minorHAnsi"/>
-                <w:bCs/>
-                <w:color w:val="EE0000"/>
-                <w:kern w:val="0"/>
-                <w:sz w:val="16"/>
-                <w:szCs w:val="16"/>
-                <w:lang w:eastAsia="pt-BR"/>
-              </w:rPr>
-              <w:t>ser Liberado</w:t>
-            </w:r>
-            <w:proofErr w:type="gramEnd"/>
           </w:p>
         </w:tc>
         <w:tc>
@@ -11854,7 +11700,7 @@
     </w:p>
     <w:p>
       <w:pPr>
-        <w:pStyle w:val="Ttulo1"/>
+        <w:pStyle w:val="Heading1"/>
         <w:ind w:firstLine="0"/>
         <w:jc w:val="center"/>
         <w:rPr>
@@ -11874,7 +11720,7 @@
     </w:p>
     <w:p>
       <w:pPr>
-        <w:pStyle w:val="Ttulo1"/>
+        <w:pStyle w:val="Heading1"/>
         <w:ind w:firstLine="0"/>
         <w:jc w:val="center"/>
         <w:rPr>
@@ -11952,7 +11798,7 @@
 <w:ftr xmlns:wpc="http://schemas.microsoft.com/office/word/2010/wordprocessingCanvas" xmlns:cx="http://schemas.microsoft.com/office/drawing/2014/chartex" xmlns:cx1="http://schemas.microsoft.com/office/drawing/2015/9/8/chartex" xmlns:cx2="http://schemas.microsoft.com/office/drawing/2015/10/21/chartex" xmlns:cx3="http://schemas.microsoft.com/office/drawing/2016/5/9/chartex" xmlns:cx4="http://schemas.microsoft.com/office/drawing/2016/5/10/chartex" xmlns:cx5="http://schemas.microsoft.com/office/drawing/2016/5/11/chartex" xmlns:cx6="http://schemas.microsoft.com/office/drawing/2016/5/12/chartex" xmlns:cx7="http://schemas.microsoft.com/office/drawing/2016/5/13/chartex" xmlns:cx8="http://schemas.microsoft.com/office/drawing/2016/5/14/chartex" xmlns:mc="http://schemas.openxmlformats.org/markup-compatibility/2006" xmlns:aink="http://schemas.microsoft.com/office/drawing/2016/ink" xmlns:am3d="http://schemas.microsoft.com/office/drawing/2017/model3d" xmlns:o="urn:schemas-microsoft-com:office:office" xmlns:oel="http://schemas.microsoft.com/office/2019/extlst" xmlns:r="http://schemas.openxmlformats.org/officeDocument/2006/relationships" xmlns:m="http://schemas.openxmlformats.org/officeDocument/2006/math" xmlns:v="urn:schemas-microsoft-com:vml" xmlns:wp14="http://schemas.microsoft.com/office/word/2010/wordprocessingDrawing" xmlns:wp="http://schemas.openxmlformats.org/drawingml/2006/wordprocessingDrawing" xmlns:w10="urn:schemas-microsoft-com:office:word" xmlns:w="http://schemas.openxmlformats.org/wordprocessingml/2006/main" xmlns:w14="http://schemas.microsoft.com/office/word/2010/wordml" xmlns:w15="http://schemas.microsoft.com/office/word/2012/wordml" xmlns:w16cex="http://schemas.microsoft.com/office/word/2018/wordml/cex" xmlns:w16cid="http://schemas.microsoft.com/office/word/2016/wordml/cid" xmlns:w16="http://schemas.microsoft.com/office/word/2018/wordml" xmlns:w16du="http://schemas.microsoft.com/office/word/2023/wordml/word16du" xmlns:w16sdtdh="http://schemas.microsoft.com/office/word/2020/wordml/sdtdatahash" xmlns:w16sdtfl="http://schemas.microsoft.com/office/word/2024/wordml/sdtformatlock" xmlns:w16se="http://schemas.microsoft.com/office/word/2015/wordml/symex" xmlns:wpg="http://schemas.microsoft.com/office/word/2010/wordprocessingGroup" xmlns:wpi="http://schemas.microsoft.com/office/word/2010/wordprocessingInk" xmlns:wne="http://schemas.microsoft.com/office/word/2006/wordml" xmlns:wps="http://schemas.microsoft.com/office/word/2010/wordprocessingShape" mc:Ignorable="w14 w15 w16se w16cid w16 w16cex w16sdtdh w16sdtfl w16du wp14">
   <w:p>
     <w:pPr>
-      <w:pStyle w:val="Rodap"/>
+      <w:pStyle w:val="Footer"/>
     </w:pPr>
     <w:r>
       <w:fldChar w:fldCharType="begin"/>
@@ -11975,7 +11821,7 @@
   </w:p>
   <w:p>
     <w:pPr>
-      <w:pStyle w:val="Rodap"/>
+      <w:pStyle w:val="Footer"/>
       <w:ind w:right="360"/>
     </w:pPr>
   </w:p>
@@ -11986,7 +11832,7 @@
 <w:ftr xmlns:wpc="http://schemas.microsoft.com/office/word/2010/wordprocessingCanvas" xmlns:cx="http://schemas.microsoft.com/office/drawing/2014/chartex" xmlns:cx1="http://schemas.microsoft.com/office/drawing/2015/9/8/chartex" xmlns:cx2="http://schemas.microsoft.com/office/drawing/2015/10/21/chartex" xmlns:cx3="http://schemas.microsoft.com/office/drawing/2016/5/9/chartex" xmlns:cx4="http://schemas.microsoft.com/office/drawing/2016/5/10/chartex" xmlns:cx5="http://schemas.microsoft.com/office/drawing/2016/5/11/chartex" xmlns:cx6="http://schemas.microsoft.com/office/drawing/2016/5/12/chartex" xmlns:cx7="http://schemas.microsoft.com/office/drawing/2016/5/13/chartex" xmlns:cx8="http://schemas.microsoft.com/office/drawing/2016/5/14/chartex" xmlns:mc="http://schemas.openxmlformats.org/markup-compatibility/2006" xmlns:aink="http://schemas.microsoft.com/office/drawing/2016/ink" xmlns:am3d="http://schemas.microsoft.com/office/drawing/2017/model3d" xmlns:o="urn:schemas-microsoft-com:office:office" xmlns:oel="http://schemas.microsoft.com/office/2019/extlst" xmlns:r="http://schemas.openxmlformats.org/officeDocument/2006/relationships" xmlns:m="http://schemas.openxmlformats.org/officeDocument/2006/math" xmlns:v="urn:schemas-microsoft-com:vml" xmlns:wp14="http://schemas.microsoft.com/office/word/2010/wordprocessingDrawing" xmlns:wp="http://schemas.openxmlformats.org/drawingml/2006/wordprocessingDrawing" xmlns:w10="urn:schemas-microsoft-com:office:word" xmlns:w="http://schemas.openxmlformats.org/wordprocessingml/2006/main" xmlns:w14="http://schemas.microsoft.com/office/word/2010/wordml" xmlns:w15="http://schemas.microsoft.com/office/word/2012/wordml" xmlns:w16cex="http://schemas.microsoft.com/office/word/2018/wordml/cex" xmlns:w16cid="http://schemas.microsoft.com/office/word/2016/wordml/cid" xmlns:w16="http://schemas.microsoft.com/office/word/2018/wordml" xmlns:w16du="http://schemas.microsoft.com/office/word/2023/wordml/word16du" xmlns:w16sdtdh="http://schemas.microsoft.com/office/word/2020/wordml/sdtdatahash" xmlns:w16sdtfl="http://schemas.microsoft.com/office/word/2024/wordml/sdtformatlock" xmlns:w16se="http://schemas.microsoft.com/office/word/2015/wordml/symex" xmlns:wpg="http://schemas.microsoft.com/office/word/2010/wordprocessingGroup" xmlns:wpi="http://schemas.microsoft.com/office/word/2010/wordprocessingInk" xmlns:wne="http://schemas.microsoft.com/office/word/2006/wordml" xmlns:wps="http://schemas.microsoft.com/office/word/2010/wordprocessingShape" mc:Ignorable="w14 w15 w16se w16cid w16 w16cex w16sdtdh w16sdtfl w16du wp14">
   <w:p>
     <w:pPr>
-      <w:pStyle w:val="Rodap"/>
+      <w:pStyle w:val="Footer"/>
       <w:ind w:right="360"/>
     </w:pPr>
   </w:p>
@@ -11997,7 +11843,7 @@
 <w:ftr xmlns:wpc="http://schemas.microsoft.com/office/word/2010/wordprocessingCanvas" xmlns:cx="http://schemas.microsoft.com/office/drawing/2014/chartex" xmlns:cx1="http://schemas.microsoft.com/office/drawing/2015/9/8/chartex" xmlns:cx2="http://schemas.microsoft.com/office/drawing/2015/10/21/chartex" xmlns:cx3="http://schemas.microsoft.com/office/drawing/2016/5/9/chartex" xmlns:cx4="http://schemas.microsoft.com/office/drawing/2016/5/10/chartex" xmlns:cx5="http://schemas.microsoft.com/office/drawing/2016/5/11/chartex" xmlns:cx6="http://schemas.microsoft.com/office/drawing/2016/5/12/chartex" xmlns:cx7="http://schemas.microsoft.com/office/drawing/2016/5/13/chartex" xmlns:cx8="http://schemas.microsoft.com/office/drawing/2016/5/14/chartex" xmlns:mc="http://schemas.openxmlformats.org/markup-compatibility/2006" xmlns:aink="http://schemas.microsoft.com/office/drawing/2016/ink" xmlns:am3d="http://schemas.microsoft.com/office/drawing/2017/model3d" xmlns:o="urn:schemas-microsoft-com:office:office" xmlns:oel="http://schemas.microsoft.com/office/2019/extlst" xmlns:r="http://schemas.openxmlformats.org/officeDocument/2006/relationships" xmlns:m="http://schemas.openxmlformats.org/officeDocument/2006/math" xmlns:v="urn:schemas-microsoft-com:vml" xmlns:wp14="http://schemas.microsoft.com/office/word/2010/wordprocessingDrawing" xmlns:wp="http://schemas.openxmlformats.org/drawingml/2006/wordprocessingDrawing" xmlns:w10="urn:schemas-microsoft-com:office:word" xmlns:w="http://schemas.openxmlformats.org/wordprocessingml/2006/main" xmlns:w14="http://schemas.microsoft.com/office/word/2010/wordml" xmlns:w15="http://schemas.microsoft.com/office/word/2012/wordml" xmlns:w16cex="http://schemas.microsoft.com/office/word/2018/wordml/cex" xmlns:w16cid="http://schemas.microsoft.com/office/word/2016/wordml/cid" xmlns:w16="http://schemas.microsoft.com/office/word/2018/wordml" xmlns:w16du="http://schemas.microsoft.com/office/word/2023/wordml/word16du" xmlns:w16sdtdh="http://schemas.microsoft.com/office/word/2020/wordml/sdtdatahash" xmlns:w16sdtfl="http://schemas.microsoft.com/office/word/2024/wordml/sdtformatlock" xmlns:w16se="http://schemas.microsoft.com/office/word/2015/wordml/symex" xmlns:wpg="http://schemas.microsoft.com/office/word/2010/wordprocessingGroup" xmlns:wpi="http://schemas.microsoft.com/office/word/2010/wordprocessingInk" xmlns:wne="http://schemas.microsoft.com/office/word/2006/wordml" xmlns:wps="http://schemas.microsoft.com/office/word/2010/wordprocessingShape" mc:Ignorable="w14 w15 w16se w16cid w16 w16cex w16sdtdh w16sdtfl w16du wp14">
   <w:p>
     <w:pPr>
-      <w:pStyle w:val="Rodap"/>
+      <w:pStyle w:val="Footer"/>
     </w:pPr>
     <w:r>
       <w:fldChar w:fldCharType="begin"/>
@@ -12020,7 +11866,7 @@
   </w:p>
   <w:p>
     <w:pPr>
-      <w:pStyle w:val="Rodap"/>
+      <w:pStyle w:val="Footer"/>
       <w:ind w:right="360"/>
     </w:pPr>
   </w:p>
@@ -12031,7 +11877,7 @@
 <w:ftr xmlns:wpc="http://schemas.microsoft.com/office/word/2010/wordprocessingCanvas" xmlns:cx="http://schemas.microsoft.com/office/drawing/2014/chartex" xmlns:cx1="http://schemas.microsoft.com/office/drawing/2015/9/8/chartex" xmlns:cx2="http://schemas.microsoft.com/office/drawing/2015/10/21/chartex" xmlns:cx3="http://schemas.microsoft.com/office/drawing/2016/5/9/chartex" xmlns:cx4="http://schemas.microsoft.com/office/drawing/2016/5/10/chartex" xmlns:cx5="http://schemas.microsoft.com/office/drawing/2016/5/11/chartex" xmlns:cx6="http://schemas.microsoft.com/office/drawing/2016/5/12/chartex" xmlns:cx7="http://schemas.microsoft.com/office/drawing/2016/5/13/chartex" xmlns:cx8="http://schemas.microsoft.com/office/drawing/2016/5/14/chartex" xmlns:mc="http://schemas.openxmlformats.org/markup-compatibility/2006" xmlns:aink="http://schemas.microsoft.com/office/drawing/2016/ink" xmlns:am3d="http://schemas.microsoft.com/office/drawing/2017/model3d" xmlns:o="urn:schemas-microsoft-com:office:office" xmlns:oel="http://schemas.microsoft.com/office/2019/extlst" xmlns:r="http://schemas.openxmlformats.org/officeDocument/2006/relationships" xmlns:m="http://schemas.openxmlformats.org/officeDocument/2006/math" xmlns:v="urn:schemas-microsoft-com:vml" xmlns:wp14="http://schemas.microsoft.com/office/word/2010/wordprocessingDrawing" xmlns:wp="http://schemas.openxmlformats.org/drawingml/2006/wordprocessingDrawing" xmlns:w10="urn:schemas-microsoft-com:office:word" xmlns:w="http://schemas.openxmlformats.org/wordprocessingml/2006/main" xmlns:w14="http://schemas.microsoft.com/office/word/2010/wordml" xmlns:w15="http://schemas.microsoft.com/office/word/2012/wordml" xmlns:w16cex="http://schemas.microsoft.com/office/word/2018/wordml/cex" xmlns:w16cid="http://schemas.microsoft.com/office/word/2016/wordml/cid" xmlns:w16="http://schemas.microsoft.com/office/word/2018/wordml" xmlns:w16du="http://schemas.microsoft.com/office/word/2023/wordml/word16du" xmlns:w16sdtdh="http://schemas.microsoft.com/office/word/2020/wordml/sdtdatahash" xmlns:w16sdtfl="http://schemas.microsoft.com/office/word/2024/wordml/sdtformatlock" xmlns:w16se="http://schemas.microsoft.com/office/word/2015/wordml/symex" xmlns:wpg="http://schemas.microsoft.com/office/word/2010/wordprocessingGroup" xmlns:wpi="http://schemas.microsoft.com/office/word/2010/wordprocessingInk" xmlns:wne="http://schemas.microsoft.com/office/word/2006/wordml" xmlns:wps="http://schemas.microsoft.com/office/word/2010/wordprocessingShape" mc:Ignorable="w14 w15 w16se w16cid w16 w16cex w16sdtdh w16sdtfl w16du wp14">
   <w:p>
     <w:pPr>
-      <w:pStyle w:val="Rodap"/>
+      <w:pStyle w:val="Footer"/>
       <w:tabs>
         <w:tab w:val="clear" w:pos="8838"/>
         <w:tab w:val="left" w:pos="3131"/>
@@ -12070,7 +11916,7 @@
   </w:p>
   <w:p>
     <w:pPr>
-      <w:pStyle w:val="Rodap"/>
+      <w:pStyle w:val="Footer"/>
       <w:ind w:right="360"/>
     </w:pPr>
   </w:p>
@@ -12118,7 +11964,7 @@
     <w:lvl w:ilvl="1">
       <w:start w:val="1"/>
       <w:numFmt w:val="none"/>
-      <w:pStyle w:val="Ttulo2"/>
+      <w:pStyle w:val="Heading2"/>
       <w:suff w:val="nothing"/>
       <w:lvlText w:val=""/>
       <w:lvlJc w:val="left"/>
@@ -12132,7 +11978,7 @@
     <w:lvl w:ilvl="2">
       <w:start w:val="1"/>
       <w:numFmt w:val="none"/>
-      <w:pStyle w:val="Ttulo3"/>
+      <w:pStyle w:val="Heading3"/>
       <w:suff w:val="nothing"/>
       <w:lvlText w:val=""/>
       <w:lvlJc w:val="left"/>
@@ -12146,7 +11992,7 @@
     <w:lvl w:ilvl="3">
       <w:start w:val="1"/>
       <w:numFmt w:val="none"/>
-      <w:pStyle w:val="Ttulo4"/>
+      <w:pStyle w:val="Heading4"/>
       <w:suff w:val="nothing"/>
       <w:lvlText w:val=""/>
       <w:lvlJc w:val="left"/>
@@ -12160,7 +12006,7 @@
     <w:lvl w:ilvl="4">
       <w:start w:val="1"/>
       <w:numFmt w:val="none"/>
-      <w:pStyle w:val="Ttulo5"/>
+      <w:pStyle w:val="Heading5"/>
       <w:suff w:val="nothing"/>
       <w:lvlText w:val=""/>
       <w:lvlJc w:val="left"/>
@@ -12174,7 +12020,7 @@
     <w:lvl w:ilvl="5">
       <w:start w:val="1"/>
       <w:numFmt w:val="none"/>
-      <w:pStyle w:val="Ttulo6"/>
+      <w:pStyle w:val="Heading6"/>
       <w:suff w:val="nothing"/>
       <w:lvlText w:val=""/>
       <w:lvlJc w:val="left"/>
@@ -12188,7 +12034,7 @@
     <w:lvl w:ilvl="6">
       <w:start w:val="1"/>
       <w:numFmt w:val="none"/>
-      <w:pStyle w:val="Ttulo7"/>
+      <w:pStyle w:val="Heading7"/>
       <w:suff w:val="nothing"/>
       <w:lvlText w:val=""/>
       <w:lvlJc w:val="left"/>
@@ -12202,7 +12048,7 @@
     <w:lvl w:ilvl="7">
       <w:start w:val="1"/>
       <w:numFmt w:val="none"/>
-      <w:pStyle w:val="Ttulo8"/>
+      <w:pStyle w:val="Heading8"/>
       <w:suff w:val="nothing"/>
       <w:lvlText w:val=""/>
       <w:lvlJc w:val="left"/>
@@ -12216,7 +12062,7 @@
     <w:lvl w:ilvl="8">
       <w:start w:val="1"/>
       <w:numFmt w:val="none"/>
-      <w:pStyle w:val="Ttulo9"/>
+      <w:pStyle w:val="Heading9"/>
       <w:suff w:val="nothing"/>
       <w:lvlText w:val=""/>
       <w:lvlJc w:val="left"/>
@@ -14343,11 +14189,11 @@
       <w:lang w:eastAsia="zh-CN"/>
     </w:rPr>
   </w:style>
-  <w:style w:type="paragraph" w:styleId="Ttulo1">
+  <w:style w:type="paragraph" w:styleId="Heading1">
     <w:name w:val="heading 1"/>
     <w:basedOn w:val="Normal"/>
-    <w:next w:val="Corpodetexto"/>
-    <w:link w:val="Ttulo1Char"/>
+    <w:next w:val="BodyText"/>
+    <w:link w:val="Heading1Char"/>
     <w:qFormat/>
     <w:pPr>
       <w:keepNext/>
@@ -14360,10 +14206,10 @@
       <w:sz w:val="24"/>
     </w:rPr>
   </w:style>
-  <w:style w:type="paragraph" w:styleId="Ttulo2">
+  <w:style w:type="paragraph" w:styleId="Heading2">
     <w:name w:val="heading 2"/>
     <w:basedOn w:val="Normal"/>
-    <w:next w:val="Corpodetexto"/>
+    <w:next w:val="BodyText"/>
     <w:qFormat/>
     <w:pPr>
       <w:keepNext/>
@@ -14378,10 +14224,10 @@
       <w:sz w:val="24"/>
     </w:rPr>
   </w:style>
-  <w:style w:type="paragraph" w:styleId="Ttulo3">
+  <w:style w:type="paragraph" w:styleId="Heading3">
     <w:name w:val="heading 3"/>
     <w:basedOn w:val="Normal"/>
-    <w:next w:val="Corpodetexto"/>
+    <w:next w:val="BodyText"/>
     <w:qFormat/>
     <w:pPr>
       <w:keepNext/>
@@ -14397,10 +14243,10 @@
       <w:sz w:val="24"/>
     </w:rPr>
   </w:style>
-  <w:style w:type="paragraph" w:styleId="Ttulo4">
+  <w:style w:type="paragraph" w:styleId="Heading4">
     <w:name w:val="heading 4"/>
     <w:basedOn w:val="Normal"/>
-    <w:next w:val="Corpodetexto"/>
+    <w:next w:val="BodyText"/>
     <w:qFormat/>
     <w:pPr>
       <w:keepNext/>
@@ -14416,10 +14262,10 @@
       <w:sz w:val="24"/>
     </w:rPr>
   </w:style>
-  <w:style w:type="paragraph" w:styleId="Ttulo5">
+  <w:style w:type="paragraph" w:styleId="Heading5">
     <w:name w:val="heading 5"/>
     <w:basedOn w:val="Normal"/>
-    <w:next w:val="Corpodetexto"/>
+    <w:next w:val="BodyText"/>
     <w:qFormat/>
     <w:pPr>
       <w:keepNext/>
@@ -14435,10 +14281,10 @@
       <w:color w:val="000000"/>
     </w:rPr>
   </w:style>
-  <w:style w:type="paragraph" w:styleId="Ttulo6">
+  <w:style w:type="paragraph" w:styleId="Heading6">
     <w:name w:val="heading 6"/>
     <w:basedOn w:val="Normal"/>
-    <w:next w:val="Corpodetexto"/>
+    <w:next w:val="BodyText"/>
     <w:qFormat/>
     <w:pPr>
       <w:keepNext/>
@@ -14456,10 +14302,10 @@
       <w:sz w:val="24"/>
     </w:rPr>
   </w:style>
-  <w:style w:type="paragraph" w:styleId="Ttulo7">
+  <w:style w:type="paragraph" w:styleId="Heading7">
     <w:name w:val="heading 7"/>
     <w:basedOn w:val="Normal"/>
-    <w:next w:val="Corpodetexto"/>
+    <w:next w:val="BodyText"/>
     <w:qFormat/>
     <w:pPr>
       <w:keepNext/>
@@ -14477,10 +14323,10 @@
       <w:sz w:val="24"/>
     </w:rPr>
   </w:style>
-  <w:style w:type="paragraph" w:styleId="Ttulo8">
+  <w:style w:type="paragraph" w:styleId="Heading8">
     <w:name w:val="heading 8"/>
     <w:basedOn w:val="Normal"/>
-    <w:next w:val="Corpodetexto"/>
+    <w:next w:val="BodyText"/>
     <w:qFormat/>
     <w:pPr>
       <w:keepNext/>
@@ -14498,10 +14344,10 @@
       <w:color w:val="000000"/>
     </w:rPr>
   </w:style>
-  <w:style w:type="paragraph" w:styleId="Ttulo9">
+  <w:style w:type="paragraph" w:styleId="Heading9">
     <w:name w:val="heading 9"/>
     <w:basedOn w:val="Normal"/>
-    <w:next w:val="Corpodetexto"/>
+    <w:next w:val="BodyText"/>
     <w:qFormat/>
     <w:pPr>
       <w:keepNext/>
@@ -14521,13 +14367,13 @@
       <w:sz w:val="24"/>
     </w:rPr>
   </w:style>
-  <w:style w:type="character" w:default="1" w:styleId="Fontepargpadro">
+  <w:style w:type="character" w:default="1" w:styleId="DefaultParagraphFont">
     <w:name w:val="Default Paragraph Font"/>
     <w:uiPriority w:val="1"/>
     <w:semiHidden/>
     <w:unhideWhenUsed/>
   </w:style>
-  <w:style w:type="table" w:default="1" w:styleId="Tabelanormal">
+  <w:style w:type="table" w:default="1" w:styleId="TableNormal">
     <w:name w:val="Normal Table"/>
     <w:uiPriority w:val="99"/>
     <w:semiHidden/>
@@ -14542,7 +14388,7 @@
       </w:tblCellMar>
     </w:tblPr>
   </w:style>
-  <w:style w:type="numbering" w:default="1" w:styleId="Semlista">
+  <w:style w:type="numbering" w:default="1" w:styleId="NoList">
     <w:name w:val="No List"/>
     <w:uiPriority w:val="99"/>
     <w:semiHidden/>
@@ -14671,10 +14517,10 @@
   <w:style w:type="character" w:customStyle="1" w:styleId="Smbolosdenumerao">
     <w:name w:val="Símbolos de numeração"/>
   </w:style>
-  <w:style w:type="paragraph" w:customStyle="1" w:styleId="Ttulo20">
+  <w:style w:type="paragraph" w:customStyle="1" w:styleId="Ttulo2">
     <w:name w:val="Título2"/>
     <w:basedOn w:val="Normal"/>
-    <w:next w:val="Corpodetexto"/>
+    <w:next w:val="BodyText"/>
     <w:pPr>
       <w:keepNext/>
       <w:spacing w:before="240" w:after="120"/>
@@ -14685,22 +14531,22 @@
       <w:szCs w:val="28"/>
     </w:rPr>
   </w:style>
-  <w:style w:type="paragraph" w:styleId="Corpodetexto">
+  <w:style w:type="paragraph" w:styleId="BodyText">
     <w:name w:val="Body Text"/>
     <w:basedOn w:val="Normal"/>
-    <w:link w:val="CorpodetextoChar"/>
+    <w:link w:val="BodyTextChar"/>
     <w:rPr>
       <w:sz w:val="24"/>
     </w:rPr>
   </w:style>
-  <w:style w:type="paragraph" w:styleId="Lista">
+  <w:style w:type="paragraph" w:styleId="List">
     <w:name w:val="List"/>
-    <w:basedOn w:val="Corpodetexto"/>
+    <w:basedOn w:val="BodyText"/>
     <w:rPr>
       <w:rFonts w:cs="Mangal"/>
     </w:rPr>
   </w:style>
-  <w:style w:type="paragraph" w:styleId="Legenda">
+  <w:style w:type="paragraph" w:styleId="Caption">
     <w:name w:val="caption"/>
     <w:basedOn w:val="Normal"/>
     <w:qFormat/>
@@ -14726,10 +14572,10 @@
       <w:rFonts w:cs="Mangal"/>
     </w:rPr>
   </w:style>
-  <w:style w:type="paragraph" w:customStyle="1" w:styleId="Ttulo10">
+  <w:style w:type="paragraph" w:customStyle="1" w:styleId="Ttulo1">
     <w:name w:val="Título1"/>
     <w:basedOn w:val="Normal"/>
-    <w:next w:val="Corpodetexto"/>
+    <w:next w:val="BodyText"/>
     <w:pPr>
       <w:keepNext/>
       <w:spacing w:before="240" w:after="120"/>
@@ -14740,7 +14586,7 @@
       <w:szCs w:val="28"/>
     </w:rPr>
   </w:style>
-  <w:style w:type="paragraph" w:styleId="Recuodecorpodetexto">
+  <w:style w:type="paragraph" w:styleId="BodyTextIndent">
     <w:name w:val="Body Text Indent"/>
     <w:basedOn w:val="Normal"/>
     <w:pPr>
@@ -14776,7 +14622,7 @@
       <w:sz w:val="24"/>
     </w:rPr>
   </w:style>
-  <w:style w:type="paragraph" w:styleId="Cabealho">
+  <w:style w:type="paragraph" w:styleId="Header">
     <w:name w:val="header"/>
     <w:basedOn w:val="Normal"/>
     <w:pPr>
@@ -14790,7 +14636,7 @@
       <w:sz w:val="24"/>
     </w:rPr>
   </w:style>
-  <w:style w:type="paragraph" w:styleId="Rodap">
+  <w:style w:type="paragraph" w:styleId="Footer">
     <w:name w:val="footer"/>
     <w:basedOn w:val="Normal"/>
     <w:uiPriority w:val="99"/>
@@ -14884,7 +14730,7 @@
   </w:style>
   <w:style w:type="paragraph" w:customStyle="1" w:styleId="Contedodoquadro">
     <w:name w:val="Conteúdo do quadro"/>
-    <w:basedOn w:val="Corpodetexto"/>
+    <w:basedOn w:val="BodyText"/>
   </w:style>
   <w:style w:type="paragraph" w:customStyle="1" w:styleId="Contedodatabela">
     <w:name w:val="Conteúdo da tabela"/>
@@ -14904,10 +14750,10 @@
       <w:bCs/>
     </w:rPr>
   </w:style>
-  <w:style w:type="paragraph" w:styleId="Textodebalo">
+  <w:style w:type="paragraph" w:styleId="BalloonText">
     <w:name w:val="Balloon Text"/>
     <w:basedOn w:val="Normal"/>
-    <w:link w:val="TextodebaloChar"/>
+    <w:link w:val="BalloonTextChar"/>
     <w:uiPriority w:val="99"/>
     <w:semiHidden/>
     <w:unhideWhenUsed/>
@@ -14918,9 +14764,9 @@
       <w:szCs w:val="16"/>
     </w:rPr>
   </w:style>
-  <w:style w:type="character" w:customStyle="1" w:styleId="TextodebaloChar">
-    <w:name w:val="Texto de balão Char"/>
-    <w:link w:val="Textodebalo"/>
+  <w:style w:type="character" w:customStyle="1" w:styleId="BalloonTextChar">
+    <w:name w:val="Balloon Text Char"/>
+    <w:link w:val="BalloonText"/>
     <w:uiPriority w:val="99"/>
     <w:semiHidden/>
     <w:rsid w:val="00F80293"/>
@@ -14932,9 +14778,9 @@
       <w:lang w:eastAsia="zh-CN"/>
     </w:rPr>
   </w:style>
-  <w:style w:type="character" w:customStyle="1" w:styleId="CorpodetextoChar">
-    <w:name w:val="Corpo de texto Char"/>
-    <w:link w:val="Corpodetexto"/>
+  <w:style w:type="character" w:customStyle="1" w:styleId="BodyTextChar">
+    <w:name w:val="Body Text Char"/>
+    <w:link w:val="BodyText"/>
     <w:rsid w:val="00CC3FFB"/>
     <w:rPr>
       <w:kern w:val="1"/>
@@ -14942,7 +14788,7 @@
       <w:lang w:eastAsia="zh-CN"/>
     </w:rPr>
   </w:style>
-  <w:style w:type="paragraph" w:styleId="PargrafodaLista">
+  <w:style w:type="paragraph" w:styleId="ListParagraph">
     <w:name w:val="List Paragraph"/>
     <w:basedOn w:val="Normal"/>
     <w:uiPriority w:val="34"/>
@@ -14952,9 +14798,9 @@
       <w:ind w:left="708"/>
     </w:pPr>
   </w:style>
-  <w:style w:type="character" w:customStyle="1" w:styleId="Ttulo1Char">
-    <w:name w:val="Título 1 Char"/>
-    <w:link w:val="Ttulo1"/>
+  <w:style w:type="character" w:customStyle="1" w:styleId="Heading1Char">
+    <w:name w:val="Heading 1 Char"/>
+    <w:link w:val="Heading1"/>
     <w:rsid w:val="00F76D92"/>
     <w:rPr>
       <w:b/>
@@ -14963,10 +14809,10 @@
       <w:lang w:eastAsia="zh-CN"/>
     </w:rPr>
   </w:style>
-  <w:style w:type="paragraph" w:styleId="Recuodecorpodetexto2">
+  <w:style w:type="paragraph" w:styleId="BodyTextIndent2">
     <w:name w:val="Body Text Indent 2"/>
     <w:basedOn w:val="Normal"/>
-    <w:link w:val="Recuodecorpodetexto2Char"/>
+    <w:link w:val="BodyTextIndent2Char"/>
     <w:uiPriority w:val="99"/>
     <w:unhideWhenUsed/>
     <w:rsid w:val="000F2A81"/>
@@ -14975,10 +14821,10 @@
       <w:ind w:left="283"/>
     </w:pPr>
   </w:style>
-  <w:style w:type="character" w:customStyle="1" w:styleId="Recuodecorpodetexto2Char">
-    <w:name w:val="Recuo de corpo de texto 2 Char"/>
-    <w:basedOn w:val="Fontepargpadro"/>
-    <w:link w:val="Recuodecorpodetexto2"/>
+  <w:style w:type="character" w:customStyle="1" w:styleId="BodyTextIndent2Char">
+    <w:name w:val="Body Text Indent 2 Char"/>
+    <w:basedOn w:val="DefaultParagraphFont"/>
+    <w:link w:val="BodyTextIndent2"/>
     <w:uiPriority w:val="99"/>
     <w:rsid w:val="000F2A81"/>
     <w:rPr>
@@ -14986,9 +14832,9 @@
       <w:lang w:eastAsia="zh-CN"/>
     </w:rPr>
   </w:style>
-  <w:style w:type="table" w:styleId="Tabelacomgrade">
+  <w:style w:type="table" w:styleId="TableGrid">
     <w:name w:val="Table Grid"/>
-    <w:basedOn w:val="Tabelanormal"/>
+    <w:basedOn w:val="TableNormal"/>
     <w:uiPriority w:val="59"/>
     <w:rsid w:val="00733CCC"/>
     <w:tblPr>

--- a/Template_RECUPERA EXPRESS.docx
+++ b/Template_RECUPERA EXPRESS.docx
@@ -210,24 +210,14 @@
           <w:sz w:val="22"/>
           <w:szCs w:val="22"/>
         </w:rPr>
-        <w:t xml:space="preserve">TERMO DE AJUSTE </w:t>
-      </w:r>
-      <w:r>
-        <w:rPr>
-          <w:rFonts w:ascii="Calibri" w:hAnsi="Calibri"/>
-          <w:b/>
-          <w:sz w:val="22"/>
-          <w:szCs w:val="22"/>
-        </w:rPr>
-        <w:t xml:space="preserve">Nº </w:t>
-      </w:r>
-      <w:r>
-        <w:rPr>
-          <w:rFonts w:ascii="Calibri" w:hAnsi="Calibri"/>
-          <w:b/>
-          <w:sz w:val="22"/>
-          <w:szCs w:val="22"/>
-          <w:highlight w:val="yellow"/>
+        <w:t xml:space="preserve">TERMO DE AJUSTE Nº </w:t>
+      </w:r>
+      <w:r>
+        <w:rPr>
+          <w:rFonts w:ascii="Calibri" w:hAnsi="Calibri"/>
+          <w:b/>
+          <w:sz w:val="22"/>
+          <w:szCs w:val="22"/>
         </w:rPr>
         <w:t>#xx</w:t>
       </w:r>
@@ -237,7 +227,6 @@
           <w:b/>
           <w:sz w:val="22"/>
           <w:szCs w:val="22"/>
-          <w:highlight w:val="yellow"/>
         </w:rPr>
         <w:t>/</w:t>
       </w:r>
@@ -247,7 +236,6 @@
           <w:b/>
           <w:sz w:val="22"/>
           <w:szCs w:val="22"/>
-          <w:highlight w:val="yellow"/>
         </w:rPr>
         <w:t>aaaa#</w:t>
       </w:r>
@@ -468,7 +456,6 @@
           <w:snapToGrid w:val="0"/>
           <w:sz w:val="22"/>
           <w:szCs w:val="22"/>
-          <w:highlight w:val="yellow"/>
         </w:rPr>
         <w:t>#EMPRESA#</w:t>
       </w:r>
@@ -532,7 +519,6 @@
           <w:snapToGrid w:val="0"/>
           <w:sz w:val="22"/>
           <w:szCs w:val="22"/>
-          <w:highlight w:val="yellow"/>
         </w:rPr>
         <w:t>#XX</w:t>
       </w:r>
@@ -542,7 +528,6 @@
           <w:snapToGrid w:val="0"/>
           <w:sz w:val="22"/>
           <w:szCs w:val="22"/>
-          <w:highlight w:val="yellow"/>
         </w:rPr>
         <w:t>.</w:t>
       </w:r>
@@ -552,7 +537,6 @@
           <w:snapToGrid w:val="0"/>
           <w:sz w:val="22"/>
           <w:szCs w:val="22"/>
-          <w:highlight w:val="yellow"/>
         </w:rPr>
         <w:t>XXX</w:t>
       </w:r>
@@ -562,7 +546,6 @@
           <w:snapToGrid w:val="0"/>
           <w:sz w:val="22"/>
           <w:szCs w:val="22"/>
-          <w:highlight w:val="yellow"/>
         </w:rPr>
         <w:t>.</w:t>
       </w:r>
@@ -572,7 +555,6 @@
           <w:snapToGrid w:val="0"/>
           <w:sz w:val="22"/>
           <w:szCs w:val="22"/>
-          <w:highlight w:val="yellow"/>
         </w:rPr>
         <w:t>XXX</w:t>
       </w:r>
@@ -582,7 +564,6 @@
           <w:snapToGrid w:val="0"/>
           <w:sz w:val="22"/>
           <w:szCs w:val="22"/>
-          <w:highlight w:val="yellow"/>
         </w:rPr>
         <w:t>/0001-</w:t>
       </w:r>
@@ -592,7 +573,6 @@
           <w:snapToGrid w:val="0"/>
           <w:sz w:val="22"/>
           <w:szCs w:val="22"/>
-          <w:highlight w:val="yellow"/>
         </w:rPr>
         <w:t>XX#</w:t>
       </w:r>
@@ -656,7 +636,6 @@
           <w:snapToGrid w:val="0"/>
           <w:sz w:val="22"/>
           <w:szCs w:val="22"/>
-          <w:highlight w:val="yellow"/>
         </w:rPr>
         <w:t>#ENDERECO#</w:t>
       </w:r>
@@ -712,7 +691,6 @@
           <w:bCs/>
           <w:sz w:val="22"/>
           <w:szCs w:val="22"/>
-          <w:highlight w:val="yellow"/>
         </w:rPr>
         <w:t>#REPRESENTANTE#</w:t>
       </w:r>
@@ -730,15 +708,7 @@
           <w:sz w:val="22"/>
           <w:szCs w:val="22"/>
         </w:rPr>
-        <w:t xml:space="preserve"> doravante </w:t>
-      </w:r>
-      <w:r>
-        <w:rPr>
-          <w:rFonts w:ascii="Calibri" w:hAnsi="Calibri"/>
-          <w:sz w:val="22"/>
-          <w:szCs w:val="22"/>
-        </w:rPr>
-        <w:t xml:space="preserve">denominada simplesmente </w:t>
+        <w:t xml:space="preserve"> doravante denominada simplesmente </w:t>
       </w:r>
       <w:r>
         <w:rPr>
@@ -808,7 +778,7 @@
           <w:sz w:val="22"/>
           <w:szCs w:val="22"/>
         </w:rPr>
-        <w:t xml:space="preserve">na Lei nº </w:t>
+        <w:t xml:space="preserve">na Lei nº 15.642, de 31 de maio de 2021, </w:t>
       </w:r>
       <w:r>
         <w:rPr>
@@ -817,7 +787,7 @@
           <w:sz w:val="22"/>
           <w:szCs w:val="22"/>
         </w:rPr>
-        <w:t xml:space="preserve">15.642, de 31 de maio de 2021, </w:t>
+        <w:t>regulamentada</w:t>
       </w:r>
       <w:r>
         <w:rPr>
@@ -826,7 +796,7 @@
           <w:sz w:val="22"/>
           <w:szCs w:val="22"/>
         </w:rPr>
-        <w:t>regulamentada</w:t>
+        <w:t xml:space="preserve"> </w:t>
       </w:r>
       <w:r>
         <w:rPr>
@@ -835,7 +805,7 @@
           <w:sz w:val="22"/>
           <w:szCs w:val="22"/>
         </w:rPr>
-        <w:t xml:space="preserve"> </w:t>
+        <w:t>pelo</w:t>
       </w:r>
       <w:r>
         <w:rPr>
@@ -844,25 +814,7 @@
           <w:sz w:val="22"/>
           <w:szCs w:val="22"/>
         </w:rPr>
-        <w:t>pelo</w:t>
-      </w:r>
-      <w:r>
-        <w:rPr>
-          <w:rFonts w:ascii="Calibri" w:hAnsi="Calibri"/>
-          <w:color w:val="000000"/>
-          <w:sz w:val="22"/>
-          <w:szCs w:val="22"/>
-        </w:rPr>
-        <w:t xml:space="preserve"> Decreto nº </w:t>
-      </w:r>
-      <w:r>
-        <w:rPr>
-          <w:rFonts w:ascii="Calibri" w:hAnsi="Calibri"/>
-          <w:color w:val="000000"/>
-          <w:sz w:val="22"/>
-          <w:szCs w:val="22"/>
-        </w:rPr>
-        <w:t>56.055, de 26 de agosto de 2021</w:t>
+        <w:t xml:space="preserve"> Decreto nº 56.055, de 26 de agosto de 2021</w:t>
       </w:r>
       <w:r>
         <w:rPr>
@@ -1075,7 +1027,6 @@
           <w:rFonts w:ascii="Calibri" w:hAnsi="Calibri"/>
           <w:sz w:val="22"/>
           <w:szCs w:val="22"/>
-          <w:highlight w:val="yellow"/>
         </w:rPr>
         <w:t>xxx</w:t>
       </w:r>
@@ -1084,7 +1035,6 @@
           <w:rFonts w:ascii="Calibri" w:hAnsi="Calibri"/>
           <w:sz w:val="22"/>
           <w:szCs w:val="22"/>
-          <w:highlight w:val="yellow"/>
         </w:rPr>
         <w:t>/</w:t>
       </w:r>
@@ -1093,7 +1043,6 @@
           <w:rFonts w:ascii="Calibri" w:hAnsi="Calibri"/>
           <w:sz w:val="22"/>
           <w:szCs w:val="22"/>
-          <w:highlight w:val="yellow"/>
         </w:rPr>
         <w:t>aaaa</w:t>
       </w:r>
@@ -1102,7 +1051,6 @@
           <w:rFonts w:ascii="Calibri" w:hAnsi="Calibri"/>
           <w:sz w:val="22"/>
           <w:szCs w:val="22"/>
-          <w:highlight w:val="yellow"/>
         </w:rPr>
         <w:t xml:space="preserve">, de </w:t>
       </w:r>
@@ -1111,7 +1059,6 @@
           <w:rFonts w:ascii="Calibri" w:hAnsi="Calibri"/>
           <w:sz w:val="22"/>
           <w:szCs w:val="22"/>
-          <w:highlight w:val="yellow"/>
         </w:rPr>
         <w:t>dd</w:t>
       </w:r>
@@ -1120,7 +1067,6 @@
           <w:rFonts w:ascii="Calibri" w:hAnsi="Calibri"/>
           <w:sz w:val="22"/>
           <w:szCs w:val="22"/>
-          <w:highlight w:val="yellow"/>
         </w:rPr>
         <w:t>.</w:t>
       </w:r>
@@ -1129,7 +1075,6 @@
           <w:rFonts w:ascii="Calibri" w:hAnsi="Calibri"/>
           <w:sz w:val="22"/>
           <w:szCs w:val="22"/>
-          <w:highlight w:val="yellow"/>
         </w:rPr>
         <w:t>mm</w:t>
       </w:r>
@@ -1138,7 +1083,6 @@
           <w:rFonts w:ascii="Calibri" w:hAnsi="Calibri"/>
           <w:sz w:val="22"/>
           <w:szCs w:val="22"/>
-          <w:highlight w:val="yellow"/>
         </w:rPr>
         <w:t>.</w:t>
       </w:r>
@@ -1147,7 +1091,6 @@
           <w:rFonts w:ascii="Calibri" w:hAnsi="Calibri"/>
           <w:sz w:val="22"/>
           <w:szCs w:val="22"/>
-          <w:highlight w:val="yellow"/>
         </w:rPr>
         <w:t>aaaa</w:t>
       </w:r>
@@ -1156,7 +1099,6 @@
           <w:rFonts w:ascii="Calibri" w:hAnsi="Calibri"/>
           <w:sz w:val="22"/>
           <w:szCs w:val="22"/>
-          <w:highlight w:val="yellow"/>
         </w:rPr>
         <w:t xml:space="preserve"> (DOE de </w:t>
       </w:r>
@@ -1165,45 +1107,8 @@
           <w:rFonts w:ascii="Calibri" w:hAnsi="Calibri"/>
           <w:sz w:val="22"/>
           <w:szCs w:val="22"/>
-          <w:highlight w:val="yellow"/>
-        </w:rPr>
-        <w:t>dd</w:t>
-      </w:r>
-      <w:r>
-        <w:rPr>
-          <w:rFonts w:ascii="Calibri" w:hAnsi="Calibri"/>
-          <w:sz w:val="22"/>
-          <w:szCs w:val="22"/>
-          <w:highlight w:val="yellow"/>
-        </w:rPr>
-        <w:t>.</w:t>
-      </w:r>
-      <w:r>
-        <w:rPr>
-          <w:rFonts w:ascii="Calibri" w:hAnsi="Calibri"/>
-          <w:sz w:val="22"/>
-          <w:szCs w:val="22"/>
-          <w:highlight w:val="yellow"/>
-        </w:rPr>
-        <w:t>mm</w:t>
-      </w:r>
-      <w:r>
-        <w:rPr>
-          <w:rFonts w:ascii="Calibri" w:hAnsi="Calibri"/>
-          <w:sz w:val="22"/>
-          <w:szCs w:val="22"/>
-          <w:highlight w:val="yellow"/>
-        </w:rPr>
-        <w:t>.</w:t>
-      </w:r>
-      <w:r>
-        <w:rPr>
-          <w:rFonts w:ascii="Calibri" w:hAnsi="Calibri"/>
-          <w:sz w:val="22"/>
-          <w:szCs w:val="22"/>
-          <w:highlight w:val="yellow"/>
-        </w:rPr>
-        <w:t>aaaa</w:t>
+        </w:rPr>
+        <w:t>dd.mm.aaaa</w:t>
       </w:r>
       <w:r>
         <w:rPr>
@@ -1275,16 +1180,7 @@
           <w:sz w:val="22"/>
           <w:szCs w:val="22"/>
         </w:rPr>
-        <w:t xml:space="preserve">Relatório Técnico da Coordenadoria Adjunta do SEADAP, e na documentação que instrui o processo administrativo </w:t>
-      </w:r>
-      <w:r>
-        <w:rPr>
-          <w:rFonts w:ascii="Calibri" w:hAnsi="Calibri"/>
-          <w:sz w:val="22"/>
-          <w:szCs w:val="22"/>
-          <w:highlight w:val="yellow"/>
-        </w:rPr>
-        <w:t xml:space="preserve">nº </w:t>
+        <w:t xml:space="preserve">Relatório Técnico da Coordenadoria Adjunta do SEADAP, e na documentação que instrui o processo administrativo nº </w:t>
       </w:r>
       <w:r>
         <w:rPr>
@@ -1293,7 +1189,6 @@
           <w:snapToGrid w:val="0"/>
           <w:sz w:val="22"/>
           <w:szCs w:val="22"/>
-          <w:highlight w:val="yellow"/>
         </w:rPr>
         <w:t>#proa#</w:t>
       </w:r>
@@ -1304,72 +1199,16 @@
           <w:snapToGrid w:val="0"/>
           <w:sz w:val="22"/>
           <w:szCs w:val="22"/>
-          <w:highlight w:val="yellow"/>
-        </w:rPr>
-        <w:t xml:space="preserve">, de </w:t>
-      </w:r>
-      <w:r>
-        <w:rPr>
-          <w:rFonts w:asciiTheme="minorHAnsi" w:hAnsiTheme="minorHAnsi" w:cs="Arial"/>
-          <w:b/>
-          <w:snapToGrid w:val="0"/>
-          <w:sz w:val="22"/>
-          <w:szCs w:val="22"/>
-          <w:highlight w:val="yellow"/>
-        </w:rPr>
-        <w:t>03</w:t>
-      </w:r>
-      <w:r>
-        <w:rPr>
-          <w:rFonts w:asciiTheme="minorHAnsi" w:hAnsiTheme="minorHAnsi" w:cs="Arial"/>
-          <w:b/>
-          <w:snapToGrid w:val="0"/>
-          <w:sz w:val="22"/>
-          <w:szCs w:val="22"/>
-          <w:highlight w:val="yellow"/>
-        </w:rPr>
-        <w:t xml:space="preserve"> de </w:t>
-      </w:r>
-      <w:r>
-        <w:rPr>
-          <w:rFonts w:asciiTheme="minorHAnsi" w:hAnsiTheme="minorHAnsi" w:cs="Arial"/>
-          <w:b/>
-          <w:snapToGrid w:val="0"/>
-          <w:sz w:val="22"/>
-          <w:szCs w:val="22"/>
-          <w:highlight w:val="yellow"/>
-        </w:rPr>
-        <w:t>setem</w:t>
-      </w:r>
-      <w:r>
-        <w:rPr>
-          <w:rFonts w:asciiTheme="minorHAnsi" w:hAnsiTheme="minorHAnsi" w:cs="Arial"/>
-          <w:b/>
-          <w:snapToGrid w:val="0"/>
-          <w:sz w:val="22"/>
-          <w:szCs w:val="22"/>
-          <w:highlight w:val="yellow"/>
-        </w:rPr>
-        <w:t>bro de 202</w:t>
-      </w:r>
-      <w:r>
-        <w:rPr>
-          <w:rFonts w:asciiTheme="minorHAnsi" w:hAnsiTheme="minorHAnsi" w:cs="Arial"/>
-          <w:b/>
-          <w:snapToGrid w:val="0"/>
-          <w:sz w:val="22"/>
-          <w:szCs w:val="22"/>
-          <w:highlight w:val="yellow"/>
-        </w:rPr>
-        <w:t>4</w:t>
-      </w:r>
-      <w:r>
-        <w:rPr>
-          <w:rFonts w:ascii="Calibri" w:hAnsi="Calibri"/>
-          <w:sz w:val="22"/>
-          <w:szCs w:val="22"/>
-        </w:rPr>
-        <w:t>, que passam a fazer parte integrante deste instrumento</w:t>
+        </w:rPr>
+        <w:t xml:space="preserve">, </w:t>
+      </w:r>
+      <w:r>
+        <w:rPr>
+          <w:rFonts w:ascii="Calibri" w:hAnsi="Calibri"/>
+          <w:sz w:val="22"/>
+          <w:szCs w:val="22"/>
+        </w:rPr>
+        <w:t>que passam a fazer parte integrante deste instrumento</w:t>
       </w:r>
       <w:r>
         <w:rPr>
@@ -1486,7 +1325,7 @@
           <w:sz w:val="22"/>
           <w:szCs w:val="22"/>
         </w:rPr>
-        <w:t>na</w:t>
+        <w:t>na recuperação com expansão industrial de sua unidade</w:t>
       </w:r>
       <w:r>
         <w:rPr>
@@ -1495,6 +1334,33 @@
           <w:sz w:val="22"/>
           <w:szCs w:val="22"/>
         </w:rPr>
+        <w:t xml:space="preserve"> industrial</w:t>
+      </w:r>
+      <w:r>
+        <w:rPr>
+          <w:rFonts w:ascii="Calibri" w:hAnsi="Calibri"/>
+          <w:spacing w:val="-4"/>
+          <w:sz w:val="22"/>
+          <w:szCs w:val="22"/>
+        </w:rPr>
+        <w:t xml:space="preserve"> e compreende </w:t>
+      </w:r>
+      <w:r>
+        <w:rPr>
+          <w:rFonts w:ascii="Calibri" w:hAnsi="Calibri"/>
+          <w:spacing w:val="-4"/>
+          <w:sz w:val="22"/>
+          <w:szCs w:val="22"/>
+        </w:rPr>
+        <w:t>a</w:t>
+      </w:r>
+      <w:r>
+        <w:rPr>
+          <w:rFonts w:ascii="Calibri" w:hAnsi="Calibri"/>
+          <w:spacing w:val="-4"/>
+          <w:sz w:val="22"/>
+          <w:szCs w:val="22"/>
+        </w:rPr>
         <w:t xml:space="preserve"> </w:t>
       </w:r>
       <w:r>
@@ -1504,7 +1370,7 @@
           <w:sz w:val="22"/>
           <w:szCs w:val="22"/>
         </w:rPr>
-        <w:t>r</w:t>
+        <w:t xml:space="preserve">aquisição de equipamentos </w:t>
       </w:r>
       <w:r>
         <w:rPr>
@@ -1513,7 +1379,7 @@
           <w:sz w:val="22"/>
           <w:szCs w:val="22"/>
         </w:rPr>
-        <w:t xml:space="preserve">ecuperação com </w:t>
+        <w:t xml:space="preserve">cujo </w:t>
       </w:r>
       <w:r>
         <w:rPr>
@@ -1522,7 +1388,7 @@
           <w:sz w:val="22"/>
           <w:szCs w:val="22"/>
         </w:rPr>
-        <w:t>e</w:t>
+        <w:t>montante</w:t>
       </w:r>
       <w:r>
         <w:rPr>
@@ -1531,7 +1397,7 @@
           <w:sz w:val="22"/>
           <w:szCs w:val="22"/>
         </w:rPr>
-        <w:t xml:space="preserve">xpansão </w:t>
+        <w:t xml:space="preserve"> </w:t>
       </w:r>
       <w:r>
         <w:rPr>
@@ -1540,7 +1406,7 @@
           <w:sz w:val="22"/>
           <w:szCs w:val="22"/>
         </w:rPr>
-        <w:t>i</w:t>
+        <w:t xml:space="preserve">total </w:t>
       </w:r>
       <w:r>
         <w:rPr>
@@ -1549,7 +1415,7 @@
           <w:sz w:val="22"/>
           <w:szCs w:val="22"/>
         </w:rPr>
-        <w:t xml:space="preserve">ndustrial </w:t>
+        <w:t xml:space="preserve">previsto </w:t>
       </w:r>
       <w:r>
         <w:rPr>
@@ -1558,7 +1424,7 @@
           <w:sz w:val="22"/>
           <w:szCs w:val="22"/>
         </w:rPr>
-        <w:t>de sua unidade</w:t>
+        <w:t>corresponde a</w:t>
       </w:r>
       <w:r>
         <w:rPr>
@@ -1567,66 +1433,71 @@
           <w:sz w:val="22"/>
           <w:szCs w:val="22"/>
         </w:rPr>
-        <w:t xml:space="preserve"> industrial</w:t>
-      </w:r>
-      <w:r>
-        <w:rPr>
-          <w:rFonts w:ascii="Calibri" w:hAnsi="Calibri"/>
-          <w:spacing w:val="-4"/>
-          <w:sz w:val="22"/>
-          <w:szCs w:val="22"/>
-        </w:rPr>
-        <w:t xml:space="preserve"> e compreende </w:t>
-      </w:r>
-      <w:r>
-        <w:rPr>
-          <w:rFonts w:ascii="Calibri" w:hAnsi="Calibri"/>
-          <w:spacing w:val="-4"/>
-          <w:sz w:val="22"/>
-          <w:szCs w:val="22"/>
-        </w:rPr>
-        <w:t>a</w:t>
-      </w:r>
-      <w:r>
-        <w:rPr>
-          <w:rFonts w:ascii="Calibri" w:hAnsi="Calibri"/>
-          <w:spacing w:val="-4"/>
-          <w:sz w:val="22"/>
-          <w:szCs w:val="22"/>
-        </w:rPr>
         <w:t xml:space="preserve"> </w:t>
       </w:r>
       <w:r>
         <w:rPr>
-          <w:rFonts w:ascii="Calibri" w:hAnsi="Calibri"/>
-          <w:spacing w:val="-4"/>
-          <w:sz w:val="22"/>
-          <w:szCs w:val="22"/>
-        </w:rPr>
-        <w:t xml:space="preserve">aquisição de equipamentos </w:t>
-      </w:r>
-      <w:r>
-        <w:rPr>
-          <w:rFonts w:ascii="Calibri" w:hAnsi="Calibri"/>
-          <w:spacing w:val="-4"/>
-          <w:sz w:val="22"/>
-          <w:szCs w:val="22"/>
-        </w:rPr>
-        <w:t xml:space="preserve">cujo </w:t>
-      </w:r>
-      <w:r>
-        <w:rPr>
-          <w:rFonts w:ascii="Calibri" w:hAnsi="Calibri"/>
-          <w:spacing w:val="-4"/>
-          <w:sz w:val="22"/>
-          <w:szCs w:val="22"/>
-        </w:rPr>
-        <w:t>montante</w:t>
-      </w:r>
-      <w:r>
-        <w:rPr>
-          <w:rFonts w:ascii="Calibri" w:hAnsi="Calibri"/>
-          <w:spacing w:val="-4"/>
+          <w:rFonts w:asciiTheme="minorHAnsi" w:hAnsiTheme="minorHAnsi" w:cs="Arial"/>
+          <w:b/>
+          <w:sz w:val="22"/>
+          <w:szCs w:val="22"/>
+        </w:rPr>
+        <w:t xml:space="preserve">693.224,32 </w:t>
+      </w:r>
+      <w:r>
+        <w:rPr>
+          <w:rFonts w:asciiTheme="minorHAnsi" w:hAnsiTheme="minorHAnsi" w:cs="Arial"/>
+          <w:b/>
+          <w:sz w:val="22"/>
+          <w:szCs w:val="22"/>
+        </w:rPr>
+        <w:t>UIF/RS</w:t>
+      </w:r>
+      <w:r>
+        <w:rPr>
+          <w:rFonts w:ascii="Calibri" w:hAnsi="Calibri"/>
+          <w:b/>
+          <w:bCs/>
+          <w:sz w:val="22"/>
+          <w:szCs w:val="22"/>
+        </w:rPr>
+        <w:t xml:space="preserve"> (</w:t>
+      </w:r>
+      <w:r>
+        <w:rPr>
+          <w:rFonts w:ascii="Calibri" w:hAnsi="Calibri"/>
+          <w:b/>
+          <w:bCs/>
+          <w:sz w:val="22"/>
+          <w:szCs w:val="22"/>
+        </w:rPr>
+        <w:t>seiscentos</w:t>
+      </w:r>
+      <w:r>
+        <w:rPr>
+          <w:rFonts w:ascii="Calibri" w:hAnsi="Calibri"/>
+          <w:b/>
+          <w:bCs/>
+          <w:sz w:val="22"/>
+          <w:szCs w:val="22"/>
+        </w:rPr>
+        <w:t xml:space="preserve"> e nove</w:t>
+      </w:r>
+      <w:r>
+        <w:rPr>
+          <w:rFonts w:ascii="Calibri" w:hAnsi="Calibri"/>
+          <w:b/>
+          <w:bCs/>
+          <w:sz w:val="22"/>
+          <w:szCs w:val="22"/>
+        </w:rPr>
+        <w:t>nta e três</w:t>
+      </w:r>
+      <w:r>
+        <w:rPr>
+          <w:rFonts w:ascii="Calibri" w:hAnsi="Calibri"/>
+          <w:b/>
+          <w:bCs/>
           <w:sz w:val="22"/>
           <w:szCs w:val="22"/>
         </w:rPr>
@@ -1635,34 +1506,78 @@
       <w:r>
         <w:rPr>
           <w:rFonts w:ascii="Calibri" w:hAnsi="Calibri"/>
-          <w:spacing w:val="-4"/>
-          <w:sz w:val="22"/>
-          <w:szCs w:val="22"/>
-        </w:rPr>
-        <w:t xml:space="preserve">total </w:t>
-      </w:r>
-      <w:r>
-        <w:rPr>
-          <w:rFonts w:ascii="Calibri" w:hAnsi="Calibri"/>
-          <w:spacing w:val="-4"/>
-          <w:sz w:val="22"/>
-          <w:szCs w:val="22"/>
-        </w:rPr>
-        <w:t xml:space="preserve">previsto </w:t>
-      </w:r>
-      <w:r>
-        <w:rPr>
-          <w:rFonts w:ascii="Calibri" w:hAnsi="Calibri"/>
-          <w:spacing w:val="-4"/>
-          <w:sz w:val="22"/>
-          <w:szCs w:val="22"/>
-        </w:rPr>
-        <w:t>corresponde a</w:t>
-      </w:r>
-      <w:r>
-        <w:rPr>
-          <w:rFonts w:ascii="Calibri" w:hAnsi="Calibri"/>
-          <w:spacing w:val="-4"/>
+          <w:b/>
+          <w:bCs/>
+          <w:sz w:val="22"/>
+          <w:szCs w:val="22"/>
+        </w:rPr>
+        <w:t xml:space="preserve">mil, </w:t>
+      </w:r>
+      <w:r>
+        <w:rPr>
+          <w:rFonts w:ascii="Calibri" w:hAnsi="Calibri"/>
+          <w:b/>
+          <w:bCs/>
+          <w:sz w:val="22"/>
+          <w:szCs w:val="22"/>
+        </w:rPr>
+        <w:t xml:space="preserve">duzentos e vinte e quatro </w:t>
+      </w:r>
+      <w:r>
+        <w:rPr>
+          <w:rFonts w:ascii="Calibri" w:hAnsi="Calibri"/>
+          <w:b/>
+          <w:bCs/>
+          <w:sz w:val="22"/>
+          <w:szCs w:val="22"/>
+        </w:rPr>
+        <w:t>inteiros</w:t>
+      </w:r>
+      <w:r>
+        <w:rPr>
+          <w:rFonts w:ascii="Calibri" w:hAnsi="Calibri"/>
+          <w:b/>
+          <w:bCs/>
+          <w:sz w:val="22"/>
+          <w:szCs w:val="22"/>
+        </w:rPr>
+        <w:t>,</w:t>
+      </w:r>
+      <w:r>
+        <w:rPr>
+          <w:rFonts w:ascii="Calibri" w:hAnsi="Calibri"/>
+          <w:b/>
+          <w:bCs/>
+          <w:sz w:val="22"/>
+          <w:szCs w:val="22"/>
+        </w:rPr>
+        <w:t xml:space="preserve"> e </w:t>
+      </w:r>
+      <w:r>
+        <w:rPr>
+          <w:rFonts w:ascii="Calibri" w:hAnsi="Calibri"/>
+          <w:b/>
+          <w:bCs/>
+          <w:sz w:val="22"/>
+          <w:szCs w:val="22"/>
+        </w:rPr>
+        <w:t xml:space="preserve">trinta </w:t>
+      </w:r>
+      <w:r>
+        <w:rPr>
+          <w:rFonts w:ascii="Calibri" w:hAnsi="Calibri"/>
+          <w:b/>
+          <w:bCs/>
+          <w:sz w:val="22"/>
+          <w:szCs w:val="22"/>
+        </w:rPr>
+        <w:t>e dois</w:t>
+      </w:r>
+      <w:r>
+        <w:rPr>
+          <w:rFonts w:ascii="Calibri" w:hAnsi="Calibri"/>
+          <w:b/>
+          <w:bCs/>
           <w:sz w:val="22"/>
           <w:szCs w:val="22"/>
         </w:rPr>
@@ -1670,34 +1585,22 @@
       </w:r>
       <w:r>
         <w:rPr>
-          <w:rFonts w:asciiTheme="minorHAnsi" w:hAnsiTheme="minorHAnsi" w:cs="Arial"/>
-          <w:b/>
-          <w:sz w:val="22"/>
-          <w:szCs w:val="22"/>
-          <w:highlight w:val="yellow"/>
-        </w:rPr>
-        <w:t xml:space="preserve">693.224,32 </w:t>
-      </w:r>
-      <w:r>
-        <w:rPr>
-          <w:rFonts w:asciiTheme="minorHAnsi" w:hAnsiTheme="minorHAnsi" w:cs="Arial"/>
-          <w:b/>
-          <w:sz w:val="22"/>
-          <w:szCs w:val="22"/>
-          <w:highlight w:val="yellow"/>
-        </w:rPr>
-        <w:t>UIF/RS</w:t>
-      </w:r>
-      <w:r>
-        <w:rPr>
           <w:rFonts w:ascii="Calibri" w:hAnsi="Calibri"/>
           <w:b/>
           <w:bCs/>
           <w:sz w:val="22"/>
           <w:szCs w:val="22"/>
-          <w:highlight w:val="yellow"/>
-        </w:rPr>
-        <w:t xml:space="preserve"> (</w:t>
+        </w:rPr>
+        <w:t xml:space="preserve">centésimos </w:t>
+      </w:r>
+      <w:r>
+        <w:rPr>
+          <w:rFonts w:ascii="Calibri" w:hAnsi="Calibri"/>
+          <w:b/>
+          <w:sz w:val="22"/>
+          <w:szCs w:val="22"/>
+        </w:rPr>
+        <w:t>de Unidades de Incentivo do FUNDOPEM/RS</w:t>
       </w:r>
       <w:r>
         <w:rPr>
@@ -1706,9 +1609,8 @@
           <w:bCs/>
           <w:sz w:val="22"/>
           <w:szCs w:val="22"/>
-          <w:highlight w:val="yellow"/>
-        </w:rPr>
-        <w:t>seiscentos</w:t>
+        </w:rPr>
+        <w:t>)</w:t>
       </w:r>
       <w:r>
         <w:rPr>
@@ -1717,169 +1619,8 @@
           <w:bCs/>
           <w:sz w:val="22"/>
           <w:szCs w:val="22"/>
-          <w:highlight w:val="yellow"/>
-        </w:rPr>
-        <w:t xml:space="preserve"> e nove</w:t>
-      </w:r>
-      <w:r>
-        <w:rPr>
-          <w:rFonts w:ascii="Calibri" w:hAnsi="Calibri"/>
-          <w:b/>
-          <w:bCs/>
-          <w:sz w:val="22"/>
-          <w:szCs w:val="22"/>
-          <w:highlight w:val="yellow"/>
-        </w:rPr>
-        <w:t>nta e três</w:t>
-      </w:r>
-      <w:r>
-        <w:rPr>
-          <w:rFonts w:ascii="Calibri" w:hAnsi="Calibri"/>
-          <w:b/>
-          <w:bCs/>
-          <w:sz w:val="22"/>
-          <w:szCs w:val="22"/>
-          <w:highlight w:val="yellow"/>
-        </w:rPr>
-        <w:t xml:space="preserve"> </w:t>
-      </w:r>
-      <w:r>
-        <w:rPr>
-          <w:rFonts w:ascii="Calibri" w:hAnsi="Calibri"/>
-          <w:b/>
-          <w:bCs/>
-          <w:sz w:val="22"/>
-          <w:szCs w:val="22"/>
-          <w:highlight w:val="yellow"/>
-        </w:rPr>
-        <w:t xml:space="preserve">mil, </w:t>
-      </w:r>
-      <w:r>
-        <w:rPr>
-          <w:rFonts w:ascii="Calibri" w:hAnsi="Calibri"/>
-          <w:b/>
-          <w:bCs/>
-          <w:sz w:val="22"/>
-          <w:szCs w:val="22"/>
-          <w:highlight w:val="yellow"/>
-        </w:rPr>
-        <w:t xml:space="preserve">duzentos e vinte e quatro </w:t>
-      </w:r>
-      <w:r>
-        <w:rPr>
-          <w:rFonts w:ascii="Calibri" w:hAnsi="Calibri"/>
-          <w:b/>
-          <w:bCs/>
-          <w:sz w:val="22"/>
-          <w:szCs w:val="22"/>
-          <w:highlight w:val="yellow"/>
-        </w:rPr>
-        <w:t>inteiros</w:t>
-      </w:r>
-      <w:r>
-        <w:rPr>
-          <w:rFonts w:ascii="Calibri" w:hAnsi="Calibri"/>
-          <w:b/>
-          <w:bCs/>
-          <w:sz w:val="22"/>
-          <w:szCs w:val="22"/>
-          <w:highlight w:val="yellow"/>
-        </w:rPr>
-        <w:t>,</w:t>
-      </w:r>
-      <w:r>
-        <w:rPr>
-          <w:rFonts w:ascii="Calibri" w:hAnsi="Calibri"/>
-          <w:b/>
-          <w:bCs/>
-          <w:sz w:val="22"/>
-          <w:szCs w:val="22"/>
-          <w:highlight w:val="yellow"/>
-        </w:rPr>
-        <w:t xml:space="preserve"> e </w:t>
-      </w:r>
-      <w:r>
-        <w:rPr>
-          <w:rFonts w:ascii="Calibri" w:hAnsi="Calibri"/>
-          <w:b/>
-          <w:bCs/>
-          <w:sz w:val="22"/>
-          <w:szCs w:val="22"/>
-          <w:highlight w:val="yellow"/>
-        </w:rPr>
-        <w:t xml:space="preserve">trinta </w:t>
-      </w:r>
-      <w:r>
-        <w:rPr>
-          <w:rFonts w:ascii="Calibri" w:hAnsi="Calibri"/>
-          <w:b/>
-          <w:bCs/>
-          <w:sz w:val="22"/>
-          <w:szCs w:val="22"/>
-          <w:highlight w:val="yellow"/>
-        </w:rPr>
-        <w:t>e dois</w:t>
-      </w:r>
-      <w:r>
-        <w:rPr>
-          <w:rFonts w:ascii="Calibri" w:hAnsi="Calibri"/>
-          <w:b/>
-          <w:bCs/>
-          <w:sz w:val="22"/>
-          <w:szCs w:val="22"/>
-          <w:highlight w:val="yellow"/>
-        </w:rPr>
-        <w:t xml:space="preserve"> </w:t>
-      </w:r>
-      <w:r>
-        <w:rPr>
-          <w:rFonts w:ascii="Calibri" w:hAnsi="Calibri"/>
-          <w:b/>
-          <w:bCs/>
-          <w:sz w:val="22"/>
-          <w:szCs w:val="22"/>
-          <w:highlight w:val="yellow"/>
-        </w:rPr>
-        <w:t xml:space="preserve">centésimos </w:t>
-      </w:r>
-      <w:r>
-        <w:rPr>
-          <w:rFonts w:ascii="Calibri" w:hAnsi="Calibri"/>
-          <w:b/>
-          <w:sz w:val="22"/>
-          <w:szCs w:val="22"/>
-        </w:rPr>
-        <w:t>de Unidades de Incentivo do FUNDOPEM/RS</w:t>
-      </w:r>
-      <w:r>
-        <w:rPr>
-          <w:rFonts w:ascii="Calibri" w:hAnsi="Calibri"/>
-          <w:b/>
-          <w:bCs/>
-          <w:sz w:val="22"/>
-          <w:szCs w:val="22"/>
-        </w:rPr>
-        <w:t>)</w:t>
-      </w:r>
-      <w:r>
-        <w:rPr>
-          <w:rFonts w:ascii="Calibri" w:hAnsi="Calibri"/>
-          <w:b/>
-          <w:bCs/>
-          <w:sz w:val="22"/>
-          <w:szCs w:val="22"/>
-        </w:rPr>
-        <w:t>,</w:t>
-      </w:r>
-      <w:r>
-        <w:rPr>
-          <w:rFonts w:ascii="Calibri" w:hAnsi="Calibri"/>
-          <w:b/>
-          <w:bCs/>
-          <w:sz w:val="22"/>
-          <w:szCs w:val="22"/>
-        </w:rPr>
-        <w:t xml:space="preserve"> </w:t>
+        </w:rPr>
+        <w:t xml:space="preserve">, </w:t>
       </w:r>
       <w:r>
         <w:rPr>
@@ -2124,7 +1865,6 @@
           <w:b/>
           <w:sz w:val="22"/>
           <w:szCs w:val="22"/>
-          <w:highlight w:val="yellow"/>
         </w:rPr>
         <w:t xml:space="preserve">193.874,41 </w:t>
       </w:r>
@@ -2134,7 +1874,6 @@
           <w:b/>
           <w:sz w:val="22"/>
           <w:szCs w:val="22"/>
-          <w:highlight w:val="yellow"/>
         </w:rPr>
         <w:t>UIF/RS</w:t>
       </w:r>
@@ -2145,7 +1884,6 @@
           <w:bCs/>
           <w:sz w:val="22"/>
           <w:szCs w:val="22"/>
-          <w:highlight w:val="yellow"/>
         </w:rPr>
         <w:t xml:space="preserve"> (</w:t>
       </w:r>
@@ -2156,7 +1894,6 @@
           <w:bCs/>
           <w:sz w:val="22"/>
           <w:szCs w:val="22"/>
-          <w:highlight w:val="yellow"/>
         </w:rPr>
         <w:t>cento e noventa e três</w:t>
       </w:r>
@@ -2167,7 +1904,6 @@
           <w:bCs/>
           <w:sz w:val="22"/>
           <w:szCs w:val="22"/>
-          <w:highlight w:val="yellow"/>
         </w:rPr>
         <w:t xml:space="preserve"> </w:t>
       </w:r>
@@ -2178,7 +1914,6 @@
           <w:bCs/>
           <w:sz w:val="22"/>
           <w:szCs w:val="22"/>
-          <w:highlight w:val="yellow"/>
         </w:rPr>
         <w:t xml:space="preserve">mil, </w:t>
       </w:r>
@@ -2189,7 +1924,6 @@
           <w:bCs/>
           <w:sz w:val="22"/>
           <w:szCs w:val="22"/>
-          <w:highlight w:val="yellow"/>
         </w:rPr>
         <w:t xml:space="preserve">oitocentos e setenta e quatro </w:t>
       </w:r>
@@ -2200,7 +1934,6 @@
           <w:bCs/>
           <w:sz w:val="22"/>
           <w:szCs w:val="22"/>
-          <w:highlight w:val="yellow"/>
         </w:rPr>
         <w:t>inteiros</w:t>
       </w:r>
@@ -2211,7 +1944,6 @@
           <w:bCs/>
           <w:sz w:val="22"/>
           <w:szCs w:val="22"/>
-          <w:highlight w:val="yellow"/>
         </w:rPr>
         <w:t>,</w:t>
       </w:r>
@@ -2222,7 +1954,6 @@
           <w:bCs/>
           <w:sz w:val="22"/>
           <w:szCs w:val="22"/>
-          <w:highlight w:val="yellow"/>
         </w:rPr>
         <w:t xml:space="preserve"> e </w:t>
       </w:r>
@@ -2233,7 +1964,6 @@
           <w:bCs/>
           <w:sz w:val="22"/>
           <w:szCs w:val="22"/>
-          <w:highlight w:val="yellow"/>
         </w:rPr>
         <w:t xml:space="preserve">quarenta e um </w:t>
       </w:r>
@@ -2244,7 +1974,6 @@
           <w:bCs/>
           <w:sz w:val="22"/>
           <w:szCs w:val="22"/>
-          <w:highlight w:val="yellow"/>
         </w:rPr>
         <w:t xml:space="preserve">centésimos </w:t>
       </w:r>
@@ -2273,25 +2002,7 @@
           <w:sz w:val="22"/>
           <w:szCs w:val="22"/>
         </w:rPr>
-        <w:t>,</w:t>
-      </w:r>
-      <w:r>
-        <w:rPr>
-          <w:rFonts w:ascii="Calibri" w:hAnsi="Calibri"/>
-          <w:bCs/>
-          <w:sz w:val="22"/>
-          <w:szCs w:val="22"/>
-        </w:rPr>
-        <w:t xml:space="preserve"> com base na previsão contida</w:t>
-      </w:r>
-      <w:r>
-        <w:rPr>
-          <w:rFonts w:ascii="Calibri" w:hAnsi="Calibri"/>
-          <w:bCs/>
-          <w:sz w:val="22"/>
-          <w:szCs w:val="22"/>
-        </w:rPr>
-        <w:t xml:space="preserve"> </w:t>
+        <w:t xml:space="preserve">, com base na previsão contida </w:t>
       </w:r>
       <w:r>
         <w:rPr>
@@ -2350,28 +2061,15 @@
           <w:bCs/>
           <w:sz w:val="22"/>
           <w:szCs w:val="22"/>
-          <w:highlight w:val="yellow"/>
-        </w:rPr>
-        <w:t>159.123,</w:t>
+        </w:rPr>
+        <w:t xml:space="preserve">159.123,22 </w:t>
       </w:r>
       <w:r>
         <w:rPr>
           <w:rFonts w:asciiTheme="minorHAnsi" w:hAnsiTheme="minorHAnsi" w:cstheme="minorHAnsi"/>
           <w:b/>
-          <w:bCs/>
-          <w:sz w:val="22"/>
-          <w:szCs w:val="22"/>
-          <w:highlight w:val="yellow"/>
-        </w:rPr>
-        <w:t xml:space="preserve">22 </w:t>
-      </w:r>
-      <w:r>
-        <w:rPr>
-          <w:rFonts w:asciiTheme="minorHAnsi" w:hAnsiTheme="minorHAnsi" w:cstheme="minorHAnsi"/>
-          <w:b/>
-          <w:sz w:val="22"/>
-          <w:szCs w:val="22"/>
-          <w:highlight w:val="yellow"/>
+          <w:sz w:val="22"/>
+          <w:szCs w:val="22"/>
         </w:rPr>
         <w:t>UIF/RS</w:t>
       </w:r>
@@ -2381,7 +2079,6 @@
           <w:bCs/>
           <w:sz w:val="22"/>
           <w:szCs w:val="22"/>
-          <w:highlight w:val="yellow"/>
         </w:rPr>
         <w:t xml:space="preserve"> </w:t>
       </w:r>
@@ -2392,7 +2089,6 @@
           <w:bCs/>
           <w:sz w:val="22"/>
           <w:szCs w:val="22"/>
-          <w:highlight w:val="yellow"/>
         </w:rPr>
         <w:t xml:space="preserve">(cento e cinquenta e nove mil, cento e vinte e três inteiros, e vinte e dois centésimos </w:t>
       </w:r>
@@ -2402,7 +2098,6 @@
           <w:b/>
           <w:sz w:val="22"/>
           <w:szCs w:val="22"/>
-          <w:highlight w:val="yellow"/>
         </w:rPr>
         <w:t>de Unidades de Incentivo do FUNDOPEM/RS);</w:t>
       </w:r>
@@ -2485,7 +2180,6 @@
           <w:b/>
           <w:sz w:val="22"/>
           <w:szCs w:val="22"/>
-          <w:highlight w:val="yellow"/>
         </w:rPr>
         <w:t>193.874,41 UIF/RS</w:t>
       </w:r>
@@ -2496,7 +2190,6 @@
           <w:bCs/>
           <w:sz w:val="22"/>
           <w:szCs w:val="22"/>
-          <w:highlight w:val="yellow"/>
         </w:rPr>
         <w:t xml:space="preserve"> (cento e noventa e três mil, oitocentos e setenta e quatro inteiros, e quarenta e um centésimos </w:t>
       </w:r>
@@ -2506,7 +2199,6 @@
           <w:b/>
           <w:sz w:val="22"/>
           <w:szCs w:val="22"/>
-          <w:highlight w:val="yellow"/>
         </w:rPr>
         <w:t>de Unidades de Incentivo do FUNDOPEM/RS</w:t>
       </w:r>
@@ -2708,7 +2400,6 @@
           <w:b/>
           <w:sz w:val="22"/>
           <w:szCs w:val="22"/>
-          <w:highlight w:val="yellow"/>
         </w:rPr>
         <w:t>#pontos#</w:t>
       </w:r>
@@ -2718,7 +2409,6 @@
           <w:b/>
           <w:sz w:val="22"/>
           <w:szCs w:val="22"/>
-          <w:highlight w:val="yellow"/>
         </w:rPr>
         <w:t xml:space="preserve"> </w:t>
       </w:r>
@@ -2728,7 +2418,6 @@
           <w:b/>
           <w:sz w:val="22"/>
           <w:szCs w:val="22"/>
-          <w:highlight w:val="yellow"/>
         </w:rPr>
         <w:t>(</w:t>
       </w:r>
@@ -2738,7 +2427,6 @@
           <w:b/>
           <w:sz w:val="22"/>
           <w:szCs w:val="22"/>
-          <w:highlight w:val="yellow"/>
         </w:rPr>
         <w:t>se</w:t>
       </w:r>
@@ -2748,7 +2436,6 @@
           <w:b/>
           <w:sz w:val="22"/>
           <w:szCs w:val="22"/>
-          <w:highlight w:val="yellow"/>
         </w:rPr>
         <w:t>ss</w:t>
       </w:r>
@@ -2758,7 +2445,6 @@
           <w:b/>
           <w:sz w:val="22"/>
           <w:szCs w:val="22"/>
-          <w:highlight w:val="yellow"/>
         </w:rPr>
         <w:t>enta</w:t>
       </w:r>
@@ -3104,17 +2790,14 @@
               <w:rPr>
                 <w:rFonts w:ascii="Calibri" w:hAnsi="Calibri"/>
                 <w:b/>
-                <w:color w:val="EE0000"/>
-                <w:sz w:val="22"/>
-                <w:szCs w:val="22"/>
-                <w:highlight w:val="yellow"/>
+                <w:sz w:val="22"/>
+                <w:szCs w:val="22"/>
               </w:rPr>
             </w:pPr>
             <w:r>
               <w:rPr>
                 <w:rFonts w:ascii="Calibri" w:hAnsi="Calibri"/>
                 <w:b/>
-                <w:color w:val="EE0000"/>
                 <w:sz w:val="22"/>
                 <w:szCs w:val="22"/>
               </w:rPr>
@@ -3228,10 +2911,8 @@
               <w:rPr>
                 <w:rFonts w:ascii="Calibri" w:hAnsi="Calibri"/>
                 <w:b/>
-                <w:color w:val="EE0000"/>
-                <w:sz w:val="22"/>
-                <w:szCs w:val="22"/>
-                <w:highlight w:val="yellow"/>
+                <w:sz w:val="22"/>
+                <w:szCs w:val="22"/>
               </w:rPr>
             </w:pPr>
           </w:p>
@@ -3342,10 +3023,8 @@
               <w:rPr>
                 <w:rFonts w:ascii="Calibri" w:hAnsi="Calibri"/>
                 <w:b/>
-                <w:color w:val="EE0000"/>
-                <w:sz w:val="22"/>
-                <w:szCs w:val="22"/>
-                <w:highlight w:val="yellow"/>
+                <w:sz w:val="22"/>
+                <w:szCs w:val="22"/>
               </w:rPr>
             </w:pPr>
           </w:p>
@@ -3434,10 +3113,8 @@
               <w:rPr>
                 <w:rFonts w:ascii="Calibri" w:hAnsi="Calibri"/>
                 <w:b/>
-                <w:color w:val="EE0000"/>
-                <w:sz w:val="22"/>
-                <w:szCs w:val="22"/>
-                <w:highlight w:val="yellow"/>
+                <w:sz w:val="22"/>
+                <w:szCs w:val="22"/>
               </w:rPr>
             </w:pPr>
           </w:p>
@@ -3529,10 +3206,8 @@
               <w:rPr>
                 <w:rFonts w:ascii="Calibri" w:hAnsi="Calibri"/>
                 <w:b/>
-                <w:color w:val="EE0000"/>
-                <w:sz w:val="22"/>
-                <w:szCs w:val="22"/>
-                <w:highlight w:val="yellow"/>
+                <w:sz w:val="22"/>
+                <w:szCs w:val="22"/>
               </w:rPr>
             </w:pPr>
           </w:p>
@@ -3651,17 +3326,14 @@
               <w:rPr>
                 <w:rFonts w:ascii="Calibri" w:hAnsi="Calibri"/>
                 <w:b/>
-                <w:color w:val="EE0000"/>
-                <w:sz w:val="22"/>
-                <w:szCs w:val="22"/>
-                <w:highlight w:val="yellow"/>
+                <w:sz w:val="22"/>
+                <w:szCs w:val="22"/>
               </w:rPr>
             </w:pPr>
             <w:r>
               <w:rPr>
                 <w:rFonts w:ascii="Calibri" w:hAnsi="Calibri"/>
                 <w:b/>
-                <w:color w:val="EE0000"/>
                 <w:sz w:val="22"/>
                 <w:szCs w:val="22"/>
               </w:rPr>
@@ -4467,7 +4139,6 @@
                 <w:b/>
                 <w:bCs/>
                 <w:szCs w:val="22"/>
-                <w:highlight w:val="yellow"/>
               </w:rPr>
             </w:pPr>
             <w:r>
@@ -4476,7 +4147,6 @@
                 <w:b/>
                 <w:sz w:val="22"/>
                 <w:szCs w:val="22"/>
-                <w:highlight w:val="yellow"/>
               </w:rPr>
               <w:t>#pontos#</w:t>
             </w:r>
@@ -4546,7 +4216,6 @@
                 <w:bCs/>
                 <w:sz w:val="22"/>
                 <w:szCs w:val="22"/>
-                <w:highlight w:val="yellow"/>
               </w:rPr>
             </w:pPr>
             <w:r>
@@ -4555,7 +4224,6 @@
                 <w:b/>
                 <w:sz w:val="22"/>
                 <w:szCs w:val="22"/>
-                <w:highlight w:val="yellow"/>
               </w:rPr>
               <w:t>#pontos#</w:t>
             </w:r>
@@ -4710,7 +4378,6 @@
           <w:b/>
           <w:sz w:val="22"/>
           <w:szCs w:val="22"/>
-          <w:highlight w:val="yellow"/>
         </w:rPr>
         <w:t>#integrar#</w:t>
       </w:r>
@@ -4720,7 +4387,6 @@
           <w:b/>
           <w:sz w:val="22"/>
           <w:szCs w:val="22"/>
-          <w:highlight w:val="yellow"/>
         </w:rPr>
         <w:t xml:space="preserve"> (</w:t>
       </w:r>
@@ -4730,7 +4396,6 @@
           <w:b/>
           <w:sz w:val="22"/>
           <w:szCs w:val="22"/>
-          <w:highlight w:val="yellow"/>
         </w:rPr>
         <w:t>trinta</w:t>
       </w:r>
@@ -4740,7 +4405,6 @@
           <w:b/>
           <w:sz w:val="22"/>
           <w:szCs w:val="22"/>
-          <w:highlight w:val="yellow"/>
         </w:rPr>
         <w:t xml:space="preserve"> e quatro</w:t>
       </w:r>
@@ -4750,7 +4414,6 @@
           <w:b/>
           <w:sz w:val="22"/>
           <w:szCs w:val="22"/>
-          <w:highlight w:val="yellow"/>
         </w:rPr>
         <w:t xml:space="preserve"> </w:t>
       </w:r>
@@ -4760,7 +4423,6 @@
           <w:b/>
           <w:sz w:val="22"/>
           <w:szCs w:val="22"/>
-          <w:highlight w:val="yellow"/>
         </w:rPr>
         <w:t xml:space="preserve">vírgula </w:t>
       </w:r>
@@ -4770,7 +4432,6 @@
           <w:b/>
           <w:sz w:val="22"/>
           <w:szCs w:val="22"/>
-          <w:highlight w:val="yellow"/>
         </w:rPr>
         <w:t xml:space="preserve">cinquenta e cinco </w:t>
       </w:r>
@@ -4780,18 +4441,8 @@
           <w:b/>
           <w:sz w:val="22"/>
           <w:szCs w:val="22"/>
-          <w:highlight w:val="yellow"/>
-        </w:rPr>
-        <w:t>por cento</w:t>
-      </w:r>
-      <w:r>
-        <w:rPr>
-          <w:rFonts w:asciiTheme="minorHAnsi" w:hAnsiTheme="minorHAnsi" w:cs="Arial"/>
-          <w:b/>
-          <w:sz w:val="22"/>
-          <w:szCs w:val="22"/>
-        </w:rPr>
-        <w:t>)</w:t>
+        </w:rPr>
+        <w:t>por cento)</w:t>
       </w:r>
       <w:r>
         <w:rPr>
@@ -5147,7 +4798,6 @@
                 <w:b/>
                 <w:sz w:val="22"/>
                 <w:szCs w:val="22"/>
-                <w:highlight w:val="yellow"/>
               </w:rPr>
             </w:pPr>
             <w:r>
@@ -5156,7 +4806,6 @@
                 <w:b/>
                 <w:sz w:val="22"/>
                 <w:szCs w:val="22"/>
-                <w:highlight w:val="yellow"/>
               </w:rPr>
               <w:t>#idese#</w:t>
             </w:r>
@@ -5288,7 +4937,6 @@
                 <w:b/>
                 <w:sz w:val="22"/>
                 <w:szCs w:val="22"/>
-                <w:highlight w:val="yellow"/>
               </w:rPr>
             </w:pPr>
           </w:p>
@@ -5447,7 +5095,6 @@
                 <w:b/>
                 <w:sz w:val="22"/>
                 <w:szCs w:val="22"/>
-                <w:highlight w:val="yellow"/>
               </w:rPr>
             </w:pPr>
             <w:r>
@@ -5456,7 +5103,6 @@
                 <w:b/>
                 <w:sz w:val="22"/>
                 <w:szCs w:val="22"/>
-                <w:highlight w:val="yellow"/>
               </w:rPr>
               <w:t>#setint#</w:t>
             </w:r>
@@ -5472,7 +5118,6 @@
                 <w:b/>
                 <w:sz w:val="22"/>
                 <w:szCs w:val="22"/>
-                <w:highlight w:val="yellow"/>
               </w:rPr>
             </w:pPr>
           </w:p>
@@ -6013,7 +5658,6 @@
                 <w:b/>
                 <w:sz w:val="22"/>
                 <w:szCs w:val="22"/>
-                <w:highlight w:val="yellow"/>
               </w:rPr>
               <w:t>#integrar#</w:t>
             </w:r>
@@ -6040,25 +5684,7 @@
           <w:sz w:val="22"/>
           <w:szCs w:val="22"/>
         </w:rPr>
-        <w:t>3.</w:t>
-      </w:r>
-      <w:r>
-        <w:rPr>
-          <w:rFonts w:ascii="Calibri" w:hAnsi="Calibri"/>
-          <w:b/>
-          <w:sz w:val="22"/>
-          <w:szCs w:val="22"/>
-        </w:rPr>
-        <w:t>3</w:t>
-      </w:r>
-      <w:r>
-        <w:rPr>
-          <w:rFonts w:ascii="Calibri" w:hAnsi="Calibri"/>
-          <w:b/>
-          <w:sz w:val="22"/>
-          <w:szCs w:val="22"/>
-        </w:rPr>
-        <w:t xml:space="preserve">. </w:t>
+        <w:t xml:space="preserve">3.3. </w:t>
       </w:r>
       <w:r>
         <w:rPr>
@@ -6067,179 +5693,15 @@
           <w:sz w:val="22"/>
           <w:szCs w:val="22"/>
         </w:rPr>
-        <w:t>O</w:t>
-      </w:r>
-      <w:r>
-        <w:rPr>
-          <w:rFonts w:ascii="Calibri" w:hAnsi="Calibri"/>
-          <w:bCs/>
-          <w:sz w:val="22"/>
-          <w:szCs w:val="22"/>
-        </w:rPr>
-        <w:t>s</w:t>
-      </w:r>
-      <w:r>
-        <w:rPr>
-          <w:rFonts w:ascii="Calibri" w:hAnsi="Calibri"/>
-          <w:bCs/>
-          <w:sz w:val="22"/>
-          <w:szCs w:val="22"/>
-        </w:rPr>
-        <w:t xml:space="preserve"> percentua</w:t>
-      </w:r>
-      <w:r>
-        <w:rPr>
-          <w:rFonts w:ascii="Calibri" w:hAnsi="Calibri"/>
-          <w:bCs/>
-          <w:sz w:val="22"/>
-          <w:szCs w:val="22"/>
-        </w:rPr>
-        <w:t>is</w:t>
-      </w:r>
-      <w:r>
-        <w:rPr>
-          <w:rFonts w:ascii="Calibri" w:hAnsi="Calibri"/>
-          <w:bCs/>
-          <w:sz w:val="22"/>
-          <w:szCs w:val="22"/>
-        </w:rPr>
-        <w:t xml:space="preserve"> </w:t>
-      </w:r>
-      <w:r>
-        <w:rPr>
-          <w:rFonts w:ascii="Calibri" w:hAnsi="Calibri"/>
-          <w:sz w:val="22"/>
-          <w:szCs w:val="22"/>
-        </w:rPr>
-        <w:t xml:space="preserve">do FUNDOPEM/RS </w:t>
-      </w:r>
-      <w:r>
-        <w:rPr>
-          <w:rFonts w:ascii="Calibri" w:hAnsi="Calibri"/>
-          <w:sz w:val="22"/>
-          <w:szCs w:val="22"/>
-        </w:rPr>
-        <w:t xml:space="preserve">e do INTEGRAR/RS </w:t>
-      </w:r>
-      <w:r>
-        <w:rPr>
-          <w:rFonts w:ascii="Calibri" w:hAnsi="Calibri"/>
-          <w:sz w:val="22"/>
-          <w:szCs w:val="22"/>
-        </w:rPr>
-        <w:t>estabelecid</w:t>
-      </w:r>
-      <w:r>
-        <w:rPr>
-          <w:rFonts w:ascii="Calibri" w:hAnsi="Calibri"/>
-          <w:sz w:val="22"/>
-          <w:szCs w:val="22"/>
-        </w:rPr>
-        <w:t>os</w:t>
-      </w:r>
-      <w:r>
-        <w:rPr>
-          <w:rFonts w:ascii="Calibri" w:hAnsi="Calibri"/>
-          <w:sz w:val="22"/>
-          <w:szCs w:val="22"/>
-        </w:rPr>
-        <w:t xml:space="preserve"> no</w:t>
-      </w:r>
-      <w:r>
-        <w:rPr>
-          <w:rFonts w:ascii="Calibri" w:hAnsi="Calibri"/>
-          <w:sz w:val="22"/>
-          <w:szCs w:val="22"/>
-        </w:rPr>
-        <w:t>s</w:t>
-      </w:r>
-      <w:r>
-        <w:rPr>
-          <w:rFonts w:ascii="Calibri" w:hAnsi="Calibri"/>
-          <w:sz w:val="22"/>
-          <w:szCs w:val="22"/>
-        </w:rPr>
-        <w:t xml:space="preserve"> ite</w:t>
-      </w:r>
-      <w:r>
-        <w:rPr>
-          <w:rFonts w:ascii="Calibri" w:hAnsi="Calibri"/>
-          <w:sz w:val="22"/>
-          <w:szCs w:val="22"/>
-        </w:rPr>
-        <w:t>ns</w:t>
-      </w:r>
-      <w:r>
-        <w:rPr>
-          <w:rFonts w:ascii="Calibri" w:hAnsi="Calibri"/>
-          <w:sz w:val="22"/>
-          <w:szCs w:val="22"/>
-        </w:rPr>
-        <w:t xml:space="preserve"> 3.1 </w:t>
-      </w:r>
-      <w:r>
-        <w:rPr>
-          <w:rFonts w:ascii="Calibri" w:hAnsi="Calibri"/>
-          <w:sz w:val="22"/>
-          <w:szCs w:val="22"/>
-        </w:rPr>
-        <w:t xml:space="preserve">e 3.2 </w:t>
-      </w:r>
-      <w:r>
-        <w:rPr>
-          <w:rFonts w:ascii="Calibri" w:hAnsi="Calibri"/>
-          <w:sz w:val="22"/>
-          <w:szCs w:val="22"/>
-        </w:rPr>
-        <w:t xml:space="preserve">desta Cláusula </w:t>
-      </w:r>
-      <w:r>
-        <w:rPr>
-          <w:rFonts w:ascii="Calibri" w:hAnsi="Calibri"/>
-          <w:sz w:val="22"/>
-          <w:szCs w:val="22"/>
-        </w:rPr>
-        <w:t>serão</w:t>
-      </w:r>
-      <w:r>
-        <w:rPr>
-          <w:rFonts w:ascii="Calibri" w:hAnsi="Calibri"/>
-          <w:sz w:val="22"/>
-          <w:szCs w:val="22"/>
-        </w:rPr>
-        <w:t xml:space="preserve"> fix</w:t>
-      </w:r>
-      <w:r>
-        <w:rPr>
-          <w:rFonts w:ascii="Calibri" w:hAnsi="Calibri"/>
-          <w:sz w:val="22"/>
-          <w:szCs w:val="22"/>
-        </w:rPr>
-        <w:t>os</w:t>
-      </w:r>
-      <w:r>
-        <w:rPr>
-          <w:rFonts w:ascii="Calibri" w:hAnsi="Calibri"/>
-          <w:sz w:val="22"/>
-          <w:szCs w:val="22"/>
-        </w:rPr>
-        <w:t>, não havendo a possibilidade de inclusão de pontuações adicionais com o objetivo de elevar o benefício, conforme estabelec</w:t>
-      </w:r>
-      <w:r>
-        <w:rPr>
-          <w:rFonts w:ascii="Calibri" w:hAnsi="Calibri"/>
-          <w:sz w:val="22"/>
-          <w:szCs w:val="22"/>
-        </w:rPr>
-        <w:t xml:space="preserve">e </w:t>
-      </w:r>
-      <w:r>
-        <w:rPr>
-          <w:rFonts w:ascii="Calibri" w:hAnsi="Calibri"/>
-          <w:sz w:val="22"/>
-          <w:szCs w:val="22"/>
-        </w:rPr>
-        <w:t xml:space="preserve">o art. 6º, §4º, do Decreto nº 57.774/2024. </w:t>
+        <w:t xml:space="preserve">Os percentuais </w:t>
+      </w:r>
+      <w:r>
+        <w:rPr>
+          <w:rFonts w:ascii="Calibri" w:hAnsi="Calibri"/>
+          <w:sz w:val="22"/>
+          <w:szCs w:val="22"/>
+        </w:rPr>
+        <w:t xml:space="preserve">do FUNDOPEM/RS e do INTEGRAR/RS estabelecidos nos itens 3.1 e 3.2 desta Cláusula serão fixos, não havendo a possibilidade de inclusão de pontuações adicionais com o objetivo de elevar o benefício, conforme estabelece o art. 6º, §4º, do Decreto nº 57.774/2024. </w:t>
       </w:r>
     </w:p>
     <w:p>
@@ -6279,7 +5741,6 @@
           <w:bCs/>
           <w:sz w:val="22"/>
           <w:szCs w:val="22"/>
-          <w:highlight w:val="yellow"/>
         </w:rPr>
         <w:t>#porte#</w:t>
       </w:r>
@@ -6302,7 +5763,6 @@
           <w:rFonts w:ascii="Calibri" w:hAnsi="Calibri"/>
           <w:sz w:val="22"/>
           <w:szCs w:val="22"/>
-          <w:highlight w:val="yellow"/>
         </w:rPr>
       </w:pPr>
       <w:r>
@@ -6414,7 +5874,39 @@
           <w:sz w:val="22"/>
           <w:szCs w:val="22"/>
         </w:rPr>
-        <w:t>Conforme</w:t>
+        <w:t>Conforme aprovação de enquadramento da EMPRESA</w:t>
+      </w:r>
+      <w:r>
+        <w:rPr>
+          <w:rFonts w:ascii="Calibri" w:hAnsi="Calibri"/>
+          <w:sz w:val="22"/>
+          <w:szCs w:val="22"/>
+        </w:rPr>
+        <w:t xml:space="preserve"> no FUNDOPEM RECUPERA AVANÇA sob a forma sem financiamento</w:t>
+      </w:r>
+      <w:r>
+        <w:rPr>
+          <w:rFonts w:ascii="Calibri" w:hAnsi="Calibri"/>
+          <w:sz w:val="22"/>
+          <w:szCs w:val="22"/>
+        </w:rPr>
+        <w:t>, com base no art. 6º, inciso II, do Decreto nº 57.774/2024, o</w:t>
+      </w:r>
+      <w:r>
+        <w:rPr>
+          <w:rFonts w:ascii="Calibri" w:hAnsi="Calibri"/>
+          <w:sz w:val="22"/>
+          <w:szCs w:val="22"/>
+        </w:rPr>
+        <w:t xml:space="preserve"> incentivo </w:t>
+      </w:r>
+      <w:r>
+        <w:rPr>
+          <w:rFonts w:ascii="Calibri" w:hAnsi="Calibri"/>
+          <w:sz w:val="22"/>
+          <w:szCs w:val="22"/>
+        </w:rPr>
+        <w:t>consiste</w:t>
       </w:r>
       <w:r>
         <w:rPr>
@@ -6430,47 +5922,25 @@
           <w:sz w:val="22"/>
           <w:szCs w:val="22"/>
         </w:rPr>
-        <w:t xml:space="preserve">aprovação de </w:t>
-      </w:r>
-      <w:r>
-        <w:rPr>
-          <w:rFonts w:ascii="Calibri" w:hAnsi="Calibri"/>
-          <w:sz w:val="22"/>
-          <w:szCs w:val="22"/>
-        </w:rPr>
-        <w:t>enquadramento da EMPRESA</w:t>
-      </w:r>
-      <w:r>
-        <w:rPr>
-          <w:rFonts w:ascii="Calibri" w:hAnsi="Calibri"/>
-          <w:sz w:val="22"/>
-          <w:szCs w:val="22"/>
-        </w:rPr>
-        <w:t xml:space="preserve"> no FUNDOPEM RECUPERA AVANÇA sob a forma sem financiamento</w:t>
-      </w:r>
-      <w:r>
-        <w:rPr>
-          <w:rFonts w:ascii="Calibri" w:hAnsi="Calibri"/>
-          <w:sz w:val="22"/>
-          <w:szCs w:val="22"/>
-        </w:rPr>
-        <w:t>, com base no art. 6º, inciso II, do Decreto nº 57.774/2024, o</w:t>
-      </w:r>
-      <w:r>
-        <w:rPr>
-          <w:rFonts w:ascii="Calibri" w:hAnsi="Calibri"/>
-          <w:sz w:val="22"/>
-          <w:szCs w:val="22"/>
-        </w:rPr>
-        <w:t xml:space="preserve"> incentivo </w:t>
-      </w:r>
-      <w:r>
-        <w:rPr>
-          <w:rFonts w:ascii="Calibri" w:hAnsi="Calibri"/>
-          <w:sz w:val="22"/>
-          <w:szCs w:val="22"/>
-        </w:rPr>
-        <w:t>consiste</w:t>
+        <w:t xml:space="preserve">no crédito fiscal presumido mensal </w:t>
+      </w:r>
+      <w:r>
+        <w:rPr>
+          <w:rFonts w:ascii="Calibri" w:hAnsi="Calibri"/>
+          <w:sz w:val="22"/>
+          <w:szCs w:val="22"/>
+        </w:rPr>
+        <w:t xml:space="preserve">de </w:t>
+      </w:r>
+      <w:r>
+        <w:rPr>
+          <w:rFonts w:ascii="Calibri" w:hAnsi="Calibri"/>
+          <w:b/>
+          <w:bCs/>
+          <w:sz w:val="22"/>
+          <w:szCs w:val="22"/>
+        </w:rPr>
+        <w:t>27%</w:t>
       </w:r>
       <w:r>
         <w:rPr>
@@ -6483,32 +5953,34 @@
       <w:r>
         <w:rPr>
           <w:rFonts w:ascii="Calibri" w:hAnsi="Calibri"/>
-          <w:sz w:val="22"/>
-          <w:szCs w:val="22"/>
-        </w:rPr>
-        <w:t xml:space="preserve">no crédito fiscal presumido mensal </w:t>
-      </w:r>
-      <w:r>
-        <w:rPr>
-          <w:rFonts w:ascii="Calibri" w:hAnsi="Calibri"/>
-          <w:sz w:val="22"/>
-          <w:szCs w:val="22"/>
-        </w:rPr>
-        <w:t xml:space="preserve">de </w:t>
-      </w:r>
-      <w:r>
-        <w:rPr>
-          <w:rFonts w:ascii="Calibri" w:hAnsi="Calibri"/>
           <w:b/>
           <w:bCs/>
           <w:sz w:val="22"/>
           <w:szCs w:val="22"/>
         </w:rPr>
-        <w:t>27%</w:t>
-      </w:r>
-      <w:r>
-        <w:rPr>
-          <w:rFonts w:ascii="Calibri" w:hAnsi="Calibri"/>
+        <w:t>(vinte e sete por cento)</w:t>
+      </w:r>
+      <w:r>
+        <w:rPr>
+          <w:rFonts w:ascii="Calibri" w:hAnsi="Calibri"/>
+          <w:sz w:val="22"/>
+          <w:szCs w:val="22"/>
+        </w:rPr>
+        <w:t xml:space="preserve"> sobre o ICMS devido </w:t>
+      </w:r>
+      <w:r>
+        <w:rPr>
+          <w:rFonts w:ascii="Calibri" w:hAnsi="Calibri"/>
+          <w:sz w:val="22"/>
+          <w:szCs w:val="22"/>
+          <w:lang w:eastAsia="pt-BR"/>
+        </w:rPr>
+        <w:t>mensalmente pelo estabelecimento inscrito no CGC/TE sob o nº</w:t>
+      </w:r>
+      <w:r>
+        <w:rPr>
+          <w:rFonts w:ascii="Calibri" w:hAnsi="Calibri"/>
+          <w:b/>
           <w:sz w:val="22"/>
           <w:szCs w:val="22"/>
         </w:rPr>
@@ -6518,53 +5990,8 @@
         <w:rPr>
           <w:rFonts w:ascii="Calibri" w:hAnsi="Calibri"/>
           <w:b/>
-          <w:bCs/>
-          <w:sz w:val="22"/>
-          <w:szCs w:val="22"/>
-        </w:rPr>
-        <w:t>(vinte e sete por cento)</w:t>
-      </w:r>
-      <w:r>
-        <w:rPr>
-          <w:rFonts w:ascii="Calibri" w:hAnsi="Calibri"/>
-          <w:sz w:val="22"/>
-          <w:szCs w:val="22"/>
-        </w:rPr>
-        <w:t xml:space="preserve"> sobre o ICMS </w:t>
-      </w:r>
-      <w:r>
-        <w:rPr>
-          <w:rFonts w:ascii="Calibri" w:hAnsi="Calibri"/>
-          <w:sz w:val="22"/>
-          <w:szCs w:val="22"/>
-        </w:rPr>
-        <w:t xml:space="preserve">devido </w:t>
-      </w:r>
-      <w:r>
-        <w:rPr>
-          <w:rFonts w:ascii="Calibri" w:hAnsi="Calibri"/>
-          <w:sz w:val="22"/>
-          <w:szCs w:val="22"/>
-          <w:lang w:eastAsia="pt-BR"/>
-        </w:rPr>
-        <w:t>mensalmente pelo estabelecimento inscrito no CGC/TE sob o nº</w:t>
-      </w:r>
-      <w:r>
-        <w:rPr>
-          <w:rFonts w:ascii="Calibri" w:hAnsi="Calibri"/>
-          <w:b/>
-          <w:sz w:val="22"/>
-          <w:szCs w:val="22"/>
-        </w:rPr>
-        <w:t xml:space="preserve"> </w:t>
-      </w:r>
-      <w:r>
-        <w:rPr>
-          <w:rFonts w:ascii="Calibri" w:hAnsi="Calibri"/>
-          <w:b/>
-          <w:sz w:val="22"/>
-          <w:szCs w:val="22"/>
-          <w:highlight w:val="yellow"/>
+          <w:sz w:val="22"/>
+          <w:szCs w:val="22"/>
         </w:rPr>
         <w:t>#cgcte#</w:t>
       </w:r>
@@ -6686,15 +6113,7 @@
           <w:sz w:val="22"/>
           <w:szCs w:val="22"/>
         </w:rPr>
-        <w:t xml:space="preserve"> do faturamento bruto</w:t>
-      </w:r>
-      <w:r>
-        <w:rPr>
-          <w:rFonts w:ascii="Calibri" w:hAnsi="Calibri"/>
-          <w:sz w:val="22"/>
-          <w:szCs w:val="22"/>
-        </w:rPr>
-        <w:t xml:space="preserve"> mensal da EMPRESA;</w:t>
+        <w:t xml:space="preserve"> do faturamento bruto mensal da EMPRESA;</w:t>
       </w:r>
     </w:p>
     <w:p>
@@ -6741,7 +6160,6 @@
           <w:b/>
           <w:sz w:val="22"/>
           <w:szCs w:val="22"/>
-          <w:highlight w:val="yellow"/>
         </w:rPr>
         <w:t>239</w:t>
       </w:r>
@@ -6751,7 +6169,6 @@
           <w:b/>
           <w:sz w:val="22"/>
           <w:szCs w:val="22"/>
-          <w:highlight w:val="yellow"/>
         </w:rPr>
         <w:t>.</w:t>
       </w:r>
@@ -6761,7 +6178,6 @@
           <w:b/>
           <w:sz w:val="22"/>
           <w:szCs w:val="22"/>
-          <w:highlight w:val="yellow"/>
         </w:rPr>
         <w:t>509</w:t>
       </w:r>
@@ -6771,7 +6187,6 @@
           <w:b/>
           <w:sz w:val="22"/>
           <w:szCs w:val="22"/>
-          <w:highlight w:val="yellow"/>
         </w:rPr>
         <w:t>,</w:t>
       </w:r>
@@ -6781,7 +6196,6 @@
           <w:b/>
           <w:sz w:val="22"/>
           <w:szCs w:val="22"/>
-          <w:highlight w:val="yellow"/>
         </w:rPr>
         <w:t>00</w:t>
       </w:r>
@@ -6791,7 +6205,6 @@
           <w:b/>
           <w:sz w:val="22"/>
           <w:szCs w:val="22"/>
-          <w:highlight w:val="yellow"/>
         </w:rPr>
         <w:t xml:space="preserve"> UIF/RS (</w:t>
       </w:r>
@@ -6801,7 +6214,6 @@
           <w:b/>
           <w:sz w:val="22"/>
           <w:szCs w:val="22"/>
-          <w:highlight w:val="yellow"/>
         </w:rPr>
         <w:t xml:space="preserve">duzentos e trinta e nove </w:t>
       </w:r>
@@ -6811,7 +6223,6 @@
           <w:b/>
           <w:sz w:val="22"/>
           <w:szCs w:val="22"/>
-          <w:highlight w:val="yellow"/>
         </w:rPr>
         <w:t xml:space="preserve">mil, </w:t>
       </w:r>
@@ -6821,7 +6232,6 @@
           <w:b/>
           <w:sz w:val="22"/>
           <w:szCs w:val="22"/>
-          <w:highlight w:val="yellow"/>
         </w:rPr>
         <w:t xml:space="preserve">e quinhentos e nove </w:t>
       </w:r>
@@ -6831,18 +6241,8 @@
           <w:b/>
           <w:sz w:val="22"/>
           <w:szCs w:val="22"/>
-          <w:highlight w:val="yellow"/>
-        </w:rPr>
-        <w:t>inteiros de Unidades de Incentivo do FUNDOPEM/RS</w:t>
-      </w:r>
-      <w:r>
-        <w:rPr>
-          <w:rFonts w:ascii="Calibri" w:hAnsi="Calibri"/>
-          <w:b/>
-          <w:sz w:val="22"/>
-          <w:szCs w:val="22"/>
-        </w:rPr>
-        <w:t>)</w:t>
+        </w:rPr>
+        <w:t>inteiros de Unidades de Incentivo do FUNDOPEM/RS)</w:t>
       </w:r>
       <w:r>
         <w:rPr>
@@ -6867,7 +6267,6 @@
           <w:b/>
           <w:sz w:val="22"/>
           <w:szCs w:val="22"/>
-          <w:highlight w:val="yellow"/>
         </w:rPr>
         <w:t>#integrar#</w:t>
       </w:r>
@@ -6877,7 +6276,6 @@
           <w:b/>
           <w:sz w:val="22"/>
           <w:szCs w:val="22"/>
-          <w:highlight w:val="yellow"/>
         </w:rPr>
         <w:t xml:space="preserve">% </w:t>
       </w:r>
@@ -6886,7 +6284,6 @@
           <w:rFonts w:ascii="Calibri" w:hAnsi="Calibri"/>
           <w:sz w:val="22"/>
           <w:szCs w:val="22"/>
-          <w:highlight w:val="yellow"/>
         </w:rPr>
         <w:t>(trinta</w:t>
       </w:r>
@@ -6895,7 +6292,6 @@
           <w:rFonts w:ascii="Calibri" w:hAnsi="Calibri"/>
           <w:sz w:val="22"/>
           <w:szCs w:val="22"/>
-          <w:highlight w:val="yellow"/>
         </w:rPr>
         <w:t xml:space="preserve"> e quatro</w:t>
       </w:r>
@@ -6904,7 +6300,6 @@
           <w:rFonts w:ascii="Calibri" w:hAnsi="Calibri"/>
           <w:sz w:val="22"/>
           <w:szCs w:val="22"/>
-          <w:highlight w:val="yellow"/>
         </w:rPr>
         <w:t xml:space="preserve"> vírgula </w:t>
       </w:r>
@@ -6913,7 +6308,6 @@
           <w:rFonts w:ascii="Calibri" w:hAnsi="Calibri"/>
           <w:sz w:val="22"/>
           <w:szCs w:val="22"/>
-          <w:highlight w:val="yellow"/>
         </w:rPr>
         <w:t xml:space="preserve">cinquenta e cinco </w:t>
       </w:r>
@@ -6922,17 +6316,8 @@
           <w:rFonts w:ascii="Calibri" w:hAnsi="Calibri"/>
           <w:sz w:val="22"/>
           <w:szCs w:val="22"/>
-          <w:highlight w:val="yellow"/>
-        </w:rPr>
-        <w:t>por cento</w:t>
-      </w:r>
-      <w:r>
-        <w:rPr>
-          <w:rFonts w:ascii="Calibri" w:hAnsi="Calibri"/>
-          <w:sz w:val="22"/>
-          <w:szCs w:val="22"/>
-        </w:rPr>
-        <w:t>) do montante estabelecido no item 2.</w:t>
+        </w:rPr>
+        <w:t>por cento) do montante estabelecido no item 2.</w:t>
       </w:r>
       <w:r>
         <w:rPr>
@@ -6948,23 +6333,23 @@
           <w:sz w:val="22"/>
           <w:szCs w:val="22"/>
         </w:rPr>
-        <w:t xml:space="preserve"> da Cláusula Segunda, conforme disposto no art. </w:t>
-      </w:r>
-      <w:r>
-        <w:rPr>
-          <w:rFonts w:ascii="Calibri" w:hAnsi="Calibri"/>
-          <w:sz w:val="22"/>
-          <w:szCs w:val="22"/>
-        </w:rPr>
-        <w:t>6º</w:t>
-      </w:r>
-      <w:r>
-        <w:rPr>
-          <w:rFonts w:ascii="Calibri" w:hAnsi="Calibri"/>
-          <w:sz w:val="22"/>
-          <w:szCs w:val="22"/>
-        </w:rPr>
-        <w:t xml:space="preserve">, inciso II, </w:t>
+        <w:t xml:space="preserve"> da Cláusula Segunda, conforme disposto no </w:t>
+      </w:r>
+      <w:r>
+        <w:rPr>
+          <w:rFonts w:ascii="Calibri" w:hAnsi="Calibri"/>
+          <w:sz w:val="22"/>
+          <w:szCs w:val="22"/>
+        </w:rPr>
+        <w:t>art. 6º, §6º, inciso II</w:t>
+      </w:r>
+      <w:r>
+        <w:rPr>
+          <w:rFonts w:ascii="Calibri" w:hAnsi="Calibri"/>
+          <w:sz w:val="22"/>
+          <w:szCs w:val="22"/>
+        </w:rPr>
+        <w:t xml:space="preserve">, </w:t>
       </w:r>
       <w:r>
         <w:rPr>
@@ -7002,21 +6387,28 @@
           <w:sz w:val="22"/>
           <w:szCs w:val="22"/>
         </w:rPr>
-        <w:t>4.1.2.</w:t>
-      </w:r>
-      <w:r>
-        <w:rPr>
-          <w:rFonts w:ascii="Calibri" w:hAnsi="Calibri"/>
-          <w:b/>
-          <w:sz w:val="22"/>
-          <w:szCs w:val="22"/>
-        </w:rPr>
-        <w:t>1.</w:t>
-      </w:r>
-      <w:r>
-        <w:rPr>
-          <w:rFonts w:ascii="Calibri" w:hAnsi="Calibri"/>
-          <w:b/>
+        <w:t xml:space="preserve">4.1.2.1. </w:t>
+      </w:r>
+      <w:r>
+        <w:rPr>
+          <w:rFonts w:asciiTheme="minorHAnsi" w:hAnsiTheme="minorHAnsi" w:cstheme="minorHAnsi"/>
+          <w:sz w:val="22"/>
+          <w:szCs w:val="22"/>
+        </w:rPr>
+        <w:t xml:space="preserve">O montante inicialmente liberado para fruição equivale em reais a </w:t>
+      </w:r>
+      <w:r>
+        <w:rPr>
+          <w:rFonts w:asciiTheme="minorHAnsi" w:hAnsiTheme="minorHAnsi" w:cstheme="minorHAnsi"/>
+          <w:b/>
+          <w:sz w:val="22"/>
+          <w:szCs w:val="22"/>
+        </w:rPr>
+        <w:t>62.299,92 UIF/RS</w:t>
+      </w:r>
+      <w:r>
+        <w:rPr>
+          <w:rFonts w:asciiTheme="minorHAnsi" w:hAnsiTheme="minorHAnsi" w:cstheme="minorHAnsi"/>
           <w:sz w:val="22"/>
           <w:szCs w:val="22"/>
         </w:rPr>
@@ -7025,10 +6417,11 @@
       <w:r>
         <w:rPr>
           <w:rFonts w:asciiTheme="minorHAnsi" w:hAnsiTheme="minorHAnsi" w:cstheme="minorHAnsi"/>
-          <w:sz w:val="22"/>
-          <w:szCs w:val="22"/>
-        </w:rPr>
-        <w:t xml:space="preserve">O montante inicialmente liberado para fruição equivale em </w:t>
+          <w:b/>
+          <w:sz w:val="22"/>
+          <w:szCs w:val="22"/>
+        </w:rPr>
+        <w:t>(sessenta e dois mil, duzentos e noventa e nove inteiros, e noventa e dois centésimos de Unidades de Incentivo do FUNDOPEM/RS)</w:t>
       </w:r>
       <w:r>
         <w:rPr>
@@ -7036,72 +6429,7 @@
           <w:sz w:val="22"/>
           <w:szCs w:val="22"/>
         </w:rPr>
-        <w:t xml:space="preserve">reais </w:t>
-      </w:r>
-      <w:r>
-        <w:rPr>
-          <w:rFonts w:asciiTheme="minorHAnsi" w:hAnsiTheme="minorHAnsi" w:cstheme="minorHAnsi"/>
-          <w:sz w:val="22"/>
-          <w:szCs w:val="22"/>
-          <w:highlight w:val="yellow"/>
-        </w:rPr>
-        <w:t xml:space="preserve">a </w:t>
-      </w:r>
-      <w:r>
-        <w:rPr>
-          <w:rFonts w:asciiTheme="minorHAnsi" w:hAnsiTheme="minorHAnsi" w:cstheme="minorHAnsi"/>
-          <w:b/>
-          <w:sz w:val="22"/>
-          <w:szCs w:val="22"/>
-          <w:highlight w:val="yellow"/>
-        </w:rPr>
-        <w:t>62.299,92 UIF/RS</w:t>
-      </w:r>
-      <w:r>
-        <w:rPr>
-          <w:rFonts w:asciiTheme="minorHAnsi" w:hAnsiTheme="minorHAnsi" w:cstheme="minorHAnsi"/>
-          <w:sz w:val="22"/>
-          <w:szCs w:val="22"/>
-          <w:highlight w:val="yellow"/>
-        </w:rPr>
-        <w:t xml:space="preserve"> </w:t>
-      </w:r>
-      <w:r>
-        <w:rPr>
-          <w:rFonts w:asciiTheme="minorHAnsi" w:hAnsiTheme="minorHAnsi" w:cstheme="minorHAnsi"/>
-          <w:b/>
-          <w:sz w:val="22"/>
-          <w:szCs w:val="22"/>
-          <w:highlight w:val="yellow"/>
-        </w:rPr>
-        <w:t>(sessenta e dois mil, duzentos e noventa e nove inteiros, e noventa e dois centésimos de Unidades</w:t>
-      </w:r>
-      <w:r>
-        <w:rPr>
-          <w:rFonts w:asciiTheme="minorHAnsi" w:hAnsiTheme="minorHAnsi" w:cstheme="minorHAnsi"/>
-          <w:b/>
-          <w:sz w:val="22"/>
-          <w:szCs w:val="22"/>
-          <w:highlight w:val="yellow"/>
-        </w:rPr>
-        <w:t xml:space="preserve"> de Incentivo do FUNDOPEM/RS)</w:t>
-      </w:r>
-      <w:r>
-        <w:rPr>
-          <w:rFonts w:asciiTheme="minorHAnsi" w:hAnsiTheme="minorHAnsi" w:cstheme="minorHAnsi"/>
-          <w:sz w:val="22"/>
-          <w:szCs w:val="22"/>
-          <w:highlight w:val="yellow"/>
-        </w:rPr>
-        <w:t>,</w:t>
-      </w:r>
-      <w:r>
-        <w:rPr>
-          <w:rFonts w:asciiTheme="minorHAnsi" w:hAnsiTheme="minorHAnsi" w:cstheme="minorHAnsi"/>
-          <w:sz w:val="22"/>
-          <w:szCs w:val="22"/>
-        </w:rPr>
-        <w:t xml:space="preserve"> correspondente a 80% (oitenta por cento) </w:t>
+        <w:t xml:space="preserve">, correspondente a 80% (oitenta por cento) </w:t>
       </w:r>
       <w:r>
         <w:rPr>
@@ -7110,7 +6438,25 @@
           <w:sz w:val="22"/>
           <w:szCs w:val="22"/>
         </w:rPr>
-        <w:t xml:space="preserve">do resultado obtido da multiplicação </w:t>
+        <w:t xml:space="preserve">do resultado obtido da multiplicação de </w:t>
+      </w:r>
+      <w:r>
+        <w:rPr>
+          <w:rFonts w:ascii="Calibri" w:hAnsi="Calibri"/>
+          <w:b/>
+          <w:sz w:val="22"/>
+          <w:szCs w:val="22"/>
+        </w:rPr>
+        <w:t>#integrar#%</w:t>
+      </w:r>
+      <w:r>
+        <w:rPr>
+          <w:rFonts w:asciiTheme="minorHAnsi" w:hAnsiTheme="minorHAnsi" w:cstheme="minorHAnsi"/>
+          <w:b/>
+          <w:sz w:val="22"/>
+          <w:szCs w:val="22"/>
+        </w:rPr>
+        <w:t xml:space="preserve"> </w:t>
       </w:r>
       <w:r>
         <w:rPr>
@@ -7118,106 +6464,25 @@
           <w:bCs/>
           <w:sz w:val="22"/>
           <w:szCs w:val="22"/>
-          <w:highlight w:val="yellow"/>
-        </w:rPr>
-        <w:t xml:space="preserve">de </w:t>
-      </w:r>
-      <w:r>
-        <w:rPr>
-          <w:rFonts w:ascii="Calibri" w:hAnsi="Calibri"/>
-          <w:b/>
-          <w:sz w:val="22"/>
-          <w:szCs w:val="22"/>
-          <w:highlight w:val="yellow"/>
-        </w:rPr>
-        <w:t>#integrar#%</w:t>
+        </w:rPr>
+        <w:t>(</w:t>
+      </w:r>
+      <w:r>
+        <w:rPr>
+          <w:rFonts w:ascii="Calibri" w:hAnsi="Calibri"/>
+          <w:bCs/>
+          <w:sz w:val="22"/>
+          <w:szCs w:val="22"/>
+        </w:rPr>
+        <w:t xml:space="preserve">trinta e quatro vírgula cinquenta e cinco por cento) </w:t>
       </w:r>
       <w:r>
         <w:rPr>
           <w:rFonts w:asciiTheme="minorHAnsi" w:hAnsiTheme="minorHAnsi" w:cstheme="minorHAnsi"/>
-          <w:b/>
-          <w:sz w:val="22"/>
-          <w:szCs w:val="22"/>
-          <w:highlight w:val="yellow"/>
-        </w:rPr>
-        <w:t xml:space="preserve"> </w:t>
-      </w:r>
-      <w:r>
-        <w:rPr>
-          <w:rFonts w:asciiTheme="minorHAnsi" w:hAnsiTheme="minorHAnsi" w:cstheme="minorHAnsi"/>
-          <w:bCs/>
-          <w:sz w:val="22"/>
-          <w:szCs w:val="22"/>
-          <w:highlight w:val="yellow"/>
-        </w:rPr>
-        <w:t>(</w:t>
-      </w:r>
-      <w:r>
-        <w:rPr>
-          <w:rFonts w:ascii="Calibri" w:hAnsi="Calibri"/>
-          <w:bCs/>
-          <w:sz w:val="22"/>
-          <w:szCs w:val="22"/>
-          <w:highlight w:val="yellow"/>
-        </w:rPr>
-        <w:t>trinta e quatro vírgula cinquenta e cinco por cento</w:t>
-      </w:r>
-      <w:r>
-        <w:rPr>
-          <w:rFonts w:ascii="Calibri" w:hAnsi="Calibri"/>
-          <w:bCs/>
-          <w:sz w:val="22"/>
-          <w:szCs w:val="22"/>
-        </w:rPr>
-        <w:t>) do montante</w:t>
-      </w:r>
-      <w:r>
-        <w:rPr>
-          <w:rFonts w:ascii="Calibri" w:hAnsi="Calibri"/>
-          <w:sz w:val="22"/>
-          <w:szCs w:val="22"/>
-        </w:rPr>
-        <w:t xml:space="preserve"> estabelecido no item 2.1 da Cláusula Segunda, conforme disposto no art. 6º, </w:t>
-      </w:r>
-      <w:r>
-        <w:rPr>
-          <w:rFonts w:ascii="Calibri" w:hAnsi="Calibri"/>
-          <w:sz w:val="22"/>
-          <w:szCs w:val="22"/>
-        </w:rPr>
-        <w:t>inciso II, do</w:t>
-      </w:r>
-      <w:r>
-        <w:rPr>
-          <w:rFonts w:asciiTheme="minorHAnsi" w:hAnsiTheme="minorHAnsi" w:cstheme="minorHAnsi"/>
-          <w:sz w:val="22"/>
-          <w:szCs w:val="22"/>
-        </w:rPr>
-        <w:t>) pelo valor</w:t>
-      </w:r>
-      <w:r>
-        <w:rPr>
-          <w:rFonts w:asciiTheme="minorHAnsi" w:hAnsiTheme="minorHAnsi" w:cstheme="minorHAnsi"/>
-          <w:sz w:val="22"/>
-          <w:szCs w:val="22"/>
-        </w:rPr>
-        <w:t xml:space="preserve"> estabelecido no item 2.3</w:t>
-      </w:r>
-      <w:r>
-        <w:rPr>
-          <w:rFonts w:asciiTheme="minorHAnsi" w:hAnsiTheme="minorHAnsi" w:cstheme="minorHAnsi"/>
-          <w:sz w:val="22"/>
-          <w:szCs w:val="22"/>
-        </w:rPr>
-        <w:t>.1</w:t>
-      </w:r>
-      <w:r>
-        <w:rPr>
-          <w:rFonts w:asciiTheme="minorHAnsi" w:hAnsiTheme="minorHAnsi" w:cstheme="minorHAnsi"/>
-          <w:sz w:val="22"/>
-          <w:szCs w:val="22"/>
-        </w:rPr>
-        <w:t xml:space="preserve"> da Cláusula Segunda, conforme disposto no art. 7º, inciso I, e no art. 23, ambos do Decreto nº 57.774/2024;</w:t>
+          <w:sz w:val="22"/>
+          <w:szCs w:val="22"/>
+        </w:rPr>
+        <w:t>pelo valor estabelecido no item 2.3.1 da Cláusula Segunda, conforme disposto no art. 7º, inciso I, e no art. 23, ambos do Decreto nº 57.774/2024;</w:t>
       </w:r>
     </w:p>
     <w:p>
@@ -7239,137 +6504,15 @@
           <w:sz w:val="22"/>
           <w:szCs w:val="22"/>
         </w:rPr>
-        <w:t>4.1.2.</w:t>
-      </w:r>
-      <w:r>
-        <w:rPr>
-          <w:rFonts w:ascii="Calibri" w:hAnsi="Calibri"/>
-          <w:b/>
-          <w:sz w:val="22"/>
-          <w:szCs w:val="22"/>
-        </w:rPr>
-        <w:t>2.</w:t>
-      </w:r>
-      <w:r>
-        <w:rPr>
-          <w:rFonts w:ascii="Calibri" w:hAnsi="Calibri"/>
-          <w:b/>
-          <w:sz w:val="22"/>
-          <w:szCs w:val="22"/>
-        </w:rPr>
-        <w:t xml:space="preserve"> </w:t>
-      </w:r>
-      <w:r>
-        <w:rPr>
-          <w:rFonts w:ascii="Calibri" w:hAnsi="Calibri"/>
-          <w:sz w:val="22"/>
-          <w:szCs w:val="22"/>
-        </w:rPr>
-        <w:t xml:space="preserve">O </w:t>
-      </w:r>
-      <w:r>
-        <w:rPr>
-          <w:rFonts w:ascii="Calibri" w:hAnsi="Calibri"/>
-          <w:sz w:val="22"/>
-          <w:szCs w:val="22"/>
-        </w:rPr>
-        <w:t>valor liberado</w:t>
-      </w:r>
-      <w:r>
-        <w:rPr>
-          <w:rFonts w:ascii="Calibri" w:hAnsi="Calibri"/>
-          <w:sz w:val="22"/>
-          <w:szCs w:val="22"/>
-        </w:rPr>
-        <w:t xml:space="preserve"> para fruição </w:t>
-      </w:r>
-      <w:r>
-        <w:rPr>
-          <w:rFonts w:ascii="Calibri" w:hAnsi="Calibri"/>
-          <w:sz w:val="22"/>
-          <w:szCs w:val="22"/>
-        </w:rPr>
-        <w:t xml:space="preserve">poderá </w:t>
-      </w:r>
-      <w:r>
-        <w:rPr>
-          <w:rFonts w:ascii="Calibri" w:hAnsi="Calibri"/>
-          <w:sz w:val="22"/>
-          <w:szCs w:val="22"/>
-        </w:rPr>
-        <w:t xml:space="preserve">ser elevado </w:t>
-      </w:r>
-      <w:r>
-        <w:rPr>
-          <w:rFonts w:ascii="Calibri" w:hAnsi="Calibri"/>
-          <w:sz w:val="22"/>
-          <w:szCs w:val="22"/>
-        </w:rPr>
-        <w:t>a partir da apresentação pela EMPRESA das comprovações complementares</w:t>
-      </w:r>
-      <w:r>
-        <w:rPr>
-          <w:rFonts w:ascii="Calibri" w:hAnsi="Calibri"/>
-          <w:sz w:val="22"/>
-          <w:szCs w:val="22"/>
-        </w:rPr>
-        <w:t xml:space="preserve"> </w:t>
-      </w:r>
-      <w:r>
-        <w:rPr>
-          <w:rFonts w:ascii="Calibri" w:hAnsi="Calibri"/>
-          <w:sz w:val="22"/>
-          <w:szCs w:val="22"/>
-        </w:rPr>
-        <w:t xml:space="preserve">cujos investimentos serão confirmados pela </w:t>
-      </w:r>
-      <w:r>
-        <w:rPr>
-          <w:rFonts w:ascii="Calibri" w:hAnsi="Calibri"/>
-          <w:sz w:val="22"/>
-          <w:szCs w:val="22"/>
-        </w:rPr>
-        <w:t>Coordenadoria</w:t>
-      </w:r>
-      <w:r>
-        <w:rPr>
-          <w:rFonts w:ascii="Calibri" w:hAnsi="Calibri"/>
-          <w:sz w:val="22"/>
-          <w:szCs w:val="22"/>
-        </w:rPr>
-        <w:t xml:space="preserve"> </w:t>
-      </w:r>
-      <w:r>
-        <w:rPr>
-          <w:rFonts w:ascii="Calibri" w:hAnsi="Calibri"/>
-          <w:sz w:val="22"/>
-          <w:szCs w:val="22"/>
-        </w:rPr>
-        <w:t>Adjunta do SEADAP</w:t>
-      </w:r>
-      <w:r>
-        <w:rPr>
-          <w:rFonts w:ascii="Calibri" w:hAnsi="Calibri"/>
-          <w:sz w:val="22"/>
-          <w:szCs w:val="22"/>
-        </w:rPr>
-        <w:t xml:space="preserve"> que enviará </w:t>
-      </w:r>
-      <w:r>
-        <w:rPr>
-          <w:rFonts w:ascii="Calibri" w:hAnsi="Calibri"/>
-          <w:sz w:val="22"/>
-          <w:szCs w:val="22"/>
-        </w:rPr>
-        <w:t>Informação Técnica à Receita Estadual</w:t>
-      </w:r>
-      <w:r>
-        <w:rPr>
-          <w:rFonts w:ascii="Calibri" w:hAnsi="Calibri"/>
-          <w:sz w:val="22"/>
-          <w:szCs w:val="22"/>
-        </w:rPr>
-        <w:t xml:space="preserve"> contendo o montante a ser inserido no limite do benefício; </w:t>
+        <w:t xml:space="preserve">4.1.2.2. </w:t>
+      </w:r>
+      <w:r>
+        <w:rPr>
+          <w:rFonts w:ascii="Calibri" w:hAnsi="Calibri"/>
+          <w:sz w:val="22"/>
+          <w:szCs w:val="22"/>
+        </w:rPr>
+        <w:t xml:space="preserve">O valor liberado para fruição poderá ser elevado a partir da apresentação pela EMPRESA das comprovações complementares cujos investimentos serão confirmados pela Coordenadoria Adjunta do SEADAP que enviará Informação Técnica à Receita Estadual contendo o montante a ser inserido no limite do benefício; </w:t>
       </w:r>
     </w:p>
     <w:p>
@@ -7584,55 +6727,14 @@
           <w:sz w:val="22"/>
           <w:szCs w:val="22"/>
         </w:rPr>
-        <w:t xml:space="preserve"> </w:t>
-      </w:r>
-      <w:r>
-        <w:rPr>
-          <w:rFonts w:ascii="Calibri" w:hAnsi="Calibri"/>
-          <w:sz w:val="22"/>
-          <w:szCs w:val="22"/>
-        </w:rPr>
-        <w:t>Os valores das bases mensais do faturamento bruto e do ICMS, para fins de apuração do benefício</w:t>
-      </w:r>
-      <w:r>
-        <w:rPr>
-          <w:rFonts w:ascii="Calibri" w:hAnsi="Calibri"/>
-          <w:sz w:val="22"/>
-          <w:szCs w:val="22"/>
-        </w:rPr>
-        <w:t xml:space="preserve">, </w:t>
-      </w:r>
-      <w:r>
-        <w:rPr>
-          <w:rFonts w:ascii="Calibri" w:hAnsi="Calibri"/>
-          <w:sz w:val="22"/>
-          <w:szCs w:val="22"/>
-        </w:rPr>
-        <w:t>fica</w:t>
-      </w:r>
-      <w:r>
-        <w:rPr>
-          <w:rFonts w:ascii="Calibri" w:hAnsi="Calibri"/>
-          <w:sz w:val="22"/>
-          <w:szCs w:val="22"/>
-        </w:rPr>
-        <w:t>m</w:t>
-      </w:r>
-      <w:r>
-        <w:rPr>
-          <w:rFonts w:ascii="Calibri" w:hAnsi="Calibri"/>
-          <w:sz w:val="22"/>
-          <w:szCs w:val="22"/>
-        </w:rPr>
-        <w:t xml:space="preserve"> reduzidos a </w:t>
-      </w:r>
-      <w:r>
-        <w:rPr>
-          <w:rFonts w:ascii="Calibri" w:hAnsi="Calibri"/>
-          <w:b/>
-          <w:sz w:val="22"/>
-          <w:szCs w:val="22"/>
-          <w:highlight w:val="yellow"/>
+        <w:t xml:space="preserve"> Os valores das bases mensais do faturamento bruto e do ICMS, para fins de apuração do benefício, ficam reduzidos a </w:t>
+      </w:r>
+      <w:r>
+        <w:rPr>
+          <w:rFonts w:ascii="Calibri" w:hAnsi="Calibri"/>
+          <w:b/>
+          <w:sz w:val="22"/>
+          <w:szCs w:val="22"/>
         </w:rPr>
         <w:t>ZERO</w:t>
       </w:r>
@@ -7772,7 +6874,6 @@
           <w:bCs/>
           <w:sz w:val="22"/>
           <w:szCs w:val="22"/>
-          <w:highlight w:val="yellow"/>
         </w:rPr>
         <w:t>#regularidade#</w:t>
       </w:r>
@@ -7781,7 +6882,6 @@
           <w:rFonts w:ascii="Calibri" w:hAnsi="Calibri"/>
           <w:sz w:val="22"/>
           <w:szCs w:val="22"/>
-          <w:highlight w:val="yellow"/>
         </w:rPr>
         <w:t xml:space="preserve">, </w:t>
       </w:r>
@@ -7790,7 +6890,6 @@
           <w:rFonts w:ascii="Calibri" w:hAnsi="Calibri"/>
           <w:sz w:val="22"/>
           <w:szCs w:val="22"/>
-          <w:highlight w:val="yellow"/>
         </w:rPr>
         <w:t xml:space="preserve">é de </w:t>
       </w:r>
@@ -7800,7 +6899,6 @@
           <w:b/>
           <w:sz w:val="22"/>
           <w:szCs w:val="22"/>
-          <w:highlight w:val="yellow"/>
         </w:rPr>
         <w:t>#emp#</w:t>
       </w:r>
@@ -7810,7 +6908,6 @@
           <w:b/>
           <w:sz w:val="22"/>
           <w:szCs w:val="22"/>
-          <w:highlight w:val="yellow"/>
         </w:rPr>
         <w:t xml:space="preserve"> (</w:t>
       </w:r>
@@ -7820,7 +6917,6 @@
           <w:b/>
           <w:sz w:val="22"/>
           <w:szCs w:val="22"/>
-          <w:highlight w:val="yellow"/>
         </w:rPr>
         <w:t>duzentos e noventa e sete</w:t>
       </w:r>
@@ -7949,7 +7045,6 @@
           <w:bCs/>
           <w:sz w:val="22"/>
           <w:szCs w:val="22"/>
-          <w:highlight w:val="yellow"/>
         </w:rPr>
         <w:t>#regularidade#</w:t>
       </w:r>
@@ -9125,23 +8220,7 @@
           <w:sz w:val="22"/>
           <w:szCs w:val="22"/>
         </w:rPr>
-        <w:t>com os devidos acréscimos legais,</w:t>
-      </w:r>
-      <w:r>
-        <w:rPr>
-          <w:rFonts w:ascii="Calibri" w:hAnsi="Calibri"/>
-          <w:sz w:val="22"/>
-          <w:szCs w:val="22"/>
-        </w:rPr>
-        <w:t xml:space="preserve"> inclusive multa, nos termos da Lei nº 6.537, de 27 de fevereiro de 1973, calculados a partir da data da apropriação do crédito fiscal presumido</w:t>
-      </w:r>
-      <w:r>
-        <w:rPr>
-          <w:rFonts w:ascii="Calibri" w:hAnsi="Calibri"/>
-          <w:sz w:val="22"/>
-          <w:szCs w:val="22"/>
-        </w:rPr>
-        <w:t>.</w:t>
+        <w:t>com os devidos acréscimos legais, inclusive multa, nos termos da Lei nº 6.537, de 27 de fevereiro de 1973, calculados a partir da data da apropriação do crédito fiscal presumido.</w:t>
       </w:r>
     </w:p>
     <w:p>
@@ -10058,7 +9137,6 @@
           <w:b/>
           <w:sz w:val="22"/>
           <w:szCs w:val="22"/>
-          <w:highlight w:val="yellow"/>
         </w:rPr>
         <w:t>#inicio#</w:t>
       </w:r>
@@ -10077,7 +9155,6 @@
           <w:bCs/>
           <w:sz w:val="22"/>
           <w:szCs w:val="22"/>
-          <w:highlight w:val="yellow"/>
         </w:rPr>
         <w:t>#final2#</w:t>
       </w:r>
@@ -10309,7 +9386,6 @@
           <w:bCs/>
           <w:sz w:val="22"/>
           <w:szCs w:val="22"/>
-          <w:highlight w:val="yellow"/>
         </w:rPr>
       </w:pPr>
       <w:r>
@@ -10319,7 +9395,6 @@
           <w:bCs/>
           <w:sz w:val="22"/>
           <w:szCs w:val="22"/>
-          <w:highlight w:val="yellow"/>
         </w:rPr>
         <w:t>#REPRESENTANTE#</w:t>
       </w:r>
@@ -10330,7 +9405,6 @@
         <w:jc w:val="center"/>
         <w:rPr>
           <w:rFonts w:ascii="Calibri" w:hAnsi="Calibri" w:cs="Arial"/>
-          <w:color w:val="EE0000"/>
           <w:sz w:val="22"/>
           <w:szCs w:val="22"/>
         </w:rPr>
@@ -10338,7 +9412,6 @@
       <w:r>
         <w:rPr>
           <w:rFonts w:ascii="Calibri" w:hAnsi="Calibri" w:cs="Arial"/>
-          <w:color w:val="EE0000"/>
           <w:sz w:val="22"/>
           <w:szCs w:val="22"/>
         </w:rPr>
@@ -10347,7 +9420,6 @@
       <w:r>
         <w:rPr>
           <w:rFonts w:ascii="Calibri" w:hAnsi="Calibri" w:cs="Arial"/>
-          <w:color w:val="EE0000"/>
           <w:sz w:val="22"/>
           <w:szCs w:val="22"/>
         </w:rPr>
@@ -10380,7 +9452,6 @@
           <w:snapToGrid w:val="0"/>
           <w:sz w:val="22"/>
           <w:szCs w:val="22"/>
-          <w:highlight w:val="yellow"/>
         </w:rPr>
         <w:t>#EMPRESA#</w:t>
       </w:r>
@@ -10639,7 +9710,6 @@
               <w:rPr>
                 <w:rFonts w:asciiTheme="minorHAnsi" w:hAnsiTheme="minorHAnsi"/>
                 <w:b/>
-                <w:color w:val="EE0000"/>
                 <w:sz w:val="16"/>
                 <w:szCs w:val="16"/>
               </w:rPr>
@@ -10648,7 +9718,6 @@
               <w:rPr>
                 <w:rFonts w:asciiTheme="minorHAnsi" w:hAnsiTheme="minorHAnsi"/>
                 <w:b/>
-                <w:color w:val="EE0000"/>
                 <w:sz w:val="16"/>
                 <w:szCs w:val="16"/>
               </w:rPr>
@@ -10668,7 +9737,6 @@
               <w:rPr>
                 <w:rFonts w:asciiTheme="minorHAnsi" w:hAnsiTheme="minorHAnsi"/>
                 <w:b/>
-                <w:color w:val="EE0000"/>
                 <w:sz w:val="16"/>
                 <w:szCs w:val="16"/>
               </w:rPr>
@@ -10677,7 +9745,6 @@
               <w:rPr>
                 <w:rFonts w:asciiTheme="minorHAnsi" w:hAnsiTheme="minorHAnsi"/>
                 <w:b/>
-                <w:color w:val="EE0000"/>
                 <w:sz w:val="16"/>
                 <w:szCs w:val="16"/>
               </w:rPr>
@@ -10696,7 +9763,6 @@
               <w:rPr>
                 <w:rFonts w:asciiTheme="minorHAnsi" w:hAnsiTheme="minorHAnsi"/>
                 <w:b/>
-                <w:color w:val="EE0000"/>
                 <w:sz w:val="16"/>
                 <w:szCs w:val="16"/>
               </w:rPr>
@@ -10705,7 +9771,6 @@
               <w:rPr>
                 <w:rFonts w:asciiTheme="minorHAnsi" w:hAnsiTheme="minorHAnsi"/>
                 <w:b/>
-                <w:color w:val="EE0000"/>
                 <w:sz w:val="16"/>
                 <w:szCs w:val="16"/>
               </w:rPr>
@@ -10725,7 +9790,6 @@
               <w:rPr>
                 <w:rFonts w:asciiTheme="minorHAnsi" w:hAnsiTheme="minorHAnsi"/>
                 <w:b/>
-                <w:color w:val="EE0000"/>
                 <w:sz w:val="16"/>
                 <w:szCs w:val="16"/>
               </w:rPr>
@@ -10734,7 +9798,6 @@
               <w:rPr>
                 <w:rFonts w:asciiTheme="minorHAnsi" w:hAnsiTheme="minorHAnsi"/>
                 <w:b/>
-                <w:color w:val="EE0000"/>
                 <w:sz w:val="16"/>
                 <w:szCs w:val="16"/>
               </w:rPr>
@@ -10754,7 +9817,6 @@
               <w:rPr>
                 <w:rFonts w:asciiTheme="minorHAnsi" w:hAnsiTheme="minorHAnsi"/>
                 <w:b/>
-                <w:color w:val="EE0000"/>
                 <w:sz w:val="16"/>
                 <w:szCs w:val="16"/>
               </w:rPr>
@@ -10763,7 +9825,6 @@
               <w:rPr>
                 <w:rFonts w:asciiTheme="minorHAnsi" w:hAnsiTheme="minorHAnsi"/>
                 <w:b/>
-                <w:color w:val="EE0000"/>
                 <w:sz w:val="16"/>
                 <w:szCs w:val="16"/>
               </w:rPr>
@@ -10786,7 +9847,6 @@
               <w:ind w:left="72"/>
               <w:rPr>
                 <w:rFonts w:asciiTheme="minorHAnsi" w:hAnsiTheme="minorHAnsi"/>
-                <w:color w:val="EE0000"/>
                 <w:sz w:val="16"/>
                 <w:szCs w:val="16"/>
               </w:rPr>
@@ -10794,7 +9854,6 @@
             <w:r>
               <w:rPr>
                 <w:rFonts w:asciiTheme="minorHAnsi" w:hAnsiTheme="minorHAnsi"/>
-                <w:color w:val="EE0000"/>
                 <w:sz w:val="16"/>
                 <w:szCs w:val="16"/>
               </w:rPr>
@@ -10812,7 +9871,6 @@
               <w:jc w:val="right"/>
               <w:rPr>
                 <w:rFonts w:asciiTheme="minorHAnsi" w:hAnsiTheme="minorHAnsi"/>
-                <w:color w:val="EE0000"/>
                 <w:sz w:val="16"/>
                 <w:szCs w:val="16"/>
               </w:rPr>
@@ -10820,7 +9878,6 @@
             <w:r>
               <w:rPr>
                 <w:rFonts w:asciiTheme="minorHAnsi" w:hAnsiTheme="minorHAnsi"/>
-                <w:color w:val="EE0000"/>
                 <w:sz w:val="16"/>
                 <w:szCs w:val="16"/>
               </w:rPr>
@@ -10829,7 +9886,6 @@
             <w:r>
               <w:rPr>
                 <w:rFonts w:asciiTheme="minorHAnsi" w:hAnsiTheme="minorHAnsi"/>
-                <w:color w:val="EE0000"/>
                 <w:sz w:val="16"/>
                 <w:szCs w:val="16"/>
               </w:rPr>
@@ -10838,7 +9894,6 @@
             <w:r>
               <w:rPr>
                 <w:rFonts w:asciiTheme="minorHAnsi" w:hAnsiTheme="minorHAnsi"/>
-                <w:color w:val="EE0000"/>
                 <w:sz w:val="16"/>
                 <w:szCs w:val="16"/>
               </w:rPr>
@@ -10848,7 +9903,6 @@
               <w:rPr>
                 <w:rFonts w:asciiTheme="minorHAnsi" w:hAnsiTheme="minorHAnsi"/>
                 <w:noProof/>
-                <w:color w:val="EE0000"/>
                 <w:sz w:val="16"/>
                 <w:szCs w:val="16"/>
               </w:rPr>
@@ -10857,7 +9911,6 @@
             <w:r>
               <w:rPr>
                 <w:rFonts w:asciiTheme="minorHAnsi" w:hAnsiTheme="minorHAnsi"/>
-                <w:color w:val="EE0000"/>
                 <w:sz w:val="16"/>
                 <w:szCs w:val="16"/>
               </w:rPr>
@@ -10875,7 +9928,6 @@
               <w:jc w:val="right"/>
               <w:rPr>
                 <w:rFonts w:asciiTheme="minorHAnsi" w:hAnsiTheme="minorHAnsi"/>
-                <w:color w:val="EE0000"/>
                 <w:sz w:val="16"/>
                 <w:szCs w:val="16"/>
               </w:rPr>
@@ -10883,7 +9935,6 @@
             <w:r>
               <w:rPr>
                 <w:rFonts w:asciiTheme="minorHAnsi" w:hAnsiTheme="minorHAnsi"/>
-                <w:color w:val="EE0000"/>
                 <w:sz w:val="16"/>
                 <w:szCs w:val="16"/>
               </w:rPr>
@@ -10901,7 +9952,6 @@
               <w:jc w:val="right"/>
               <w:rPr>
                 <w:rFonts w:asciiTheme="minorHAnsi" w:hAnsiTheme="minorHAnsi"/>
-                <w:color w:val="EE0000"/>
                 <w:sz w:val="16"/>
                 <w:szCs w:val="16"/>
               </w:rPr>
@@ -10909,7 +9959,6 @@
             <w:r>
               <w:rPr>
                 <w:rFonts w:asciiTheme="minorHAnsi" w:hAnsiTheme="minorHAnsi"/>
-                <w:color w:val="EE0000"/>
                 <w:sz w:val="16"/>
                 <w:szCs w:val="16"/>
               </w:rPr>
@@ -10927,7 +9976,6 @@
               <w:jc w:val="right"/>
               <w:rPr>
                 <w:rFonts w:asciiTheme="minorHAnsi" w:hAnsiTheme="minorHAnsi"/>
-                <w:color w:val="EE0000"/>
                 <w:sz w:val="16"/>
                 <w:szCs w:val="16"/>
               </w:rPr>
@@ -10935,7 +9983,6 @@
             <w:r>
               <w:rPr>
                 <w:rFonts w:asciiTheme="minorHAnsi" w:hAnsiTheme="minorHAnsi"/>
-                <w:color w:val="EE0000"/>
                 <w:sz w:val="16"/>
                 <w:szCs w:val="16"/>
               </w:rPr>
@@ -10961,7 +10008,6 @@
               <w:rPr>
                 <w:rFonts w:asciiTheme="minorHAnsi" w:hAnsiTheme="minorHAnsi"/>
                 <w:b/>
-                <w:color w:val="EE0000"/>
                 <w:sz w:val="16"/>
                 <w:szCs w:val="16"/>
               </w:rPr>
@@ -10970,7 +10016,6 @@
               <w:rPr>
                 <w:rFonts w:asciiTheme="minorHAnsi" w:hAnsiTheme="minorHAnsi"/>
                 <w:b/>
-                <w:color w:val="EE0000"/>
                 <w:sz w:val="16"/>
                 <w:szCs w:val="16"/>
               </w:rPr>
@@ -10989,7 +10034,6 @@
               <w:rPr>
                 <w:rFonts w:asciiTheme="minorHAnsi" w:hAnsiTheme="minorHAnsi"/>
                 <w:b/>
-                <w:color w:val="EE0000"/>
                 <w:sz w:val="16"/>
                 <w:szCs w:val="16"/>
               </w:rPr>
@@ -10998,7 +10042,6 @@
               <w:rPr>
                 <w:rFonts w:asciiTheme="minorHAnsi" w:hAnsiTheme="minorHAnsi"/>
                 <w:b/>
-                <w:color w:val="EE0000"/>
                 <w:sz w:val="16"/>
                 <w:szCs w:val="16"/>
               </w:rPr>
@@ -11017,7 +10060,6 @@
               <w:rPr>
                 <w:rFonts w:asciiTheme="minorHAnsi" w:hAnsiTheme="minorHAnsi"/>
                 <w:b/>
-                <w:color w:val="EE0000"/>
                 <w:sz w:val="16"/>
                 <w:szCs w:val="16"/>
               </w:rPr>
@@ -11026,7 +10068,6 @@
               <w:rPr>
                 <w:rFonts w:asciiTheme="minorHAnsi" w:hAnsiTheme="minorHAnsi"/>
                 <w:b/>
-                <w:color w:val="EE0000"/>
                 <w:sz w:val="16"/>
                 <w:szCs w:val="16"/>
               </w:rPr>
@@ -11045,7 +10086,6 @@
               <w:rPr>
                 <w:rFonts w:asciiTheme="minorHAnsi" w:hAnsiTheme="minorHAnsi"/>
                 <w:b/>
-                <w:color w:val="EE0000"/>
                 <w:sz w:val="16"/>
                 <w:szCs w:val="16"/>
               </w:rPr>
@@ -11054,7 +10094,6 @@
               <w:rPr>
                 <w:rFonts w:asciiTheme="minorHAnsi" w:hAnsiTheme="minorHAnsi"/>
                 <w:b/>
-                <w:color w:val="EE0000"/>
                 <w:sz w:val="16"/>
                 <w:szCs w:val="16"/>
               </w:rPr>
@@ -11073,7 +10112,6 @@
               <w:rPr>
                 <w:rFonts w:asciiTheme="minorHAnsi" w:hAnsiTheme="minorHAnsi"/>
                 <w:b/>
-                <w:color w:val="EE0000"/>
                 <w:sz w:val="16"/>
                 <w:szCs w:val="16"/>
               </w:rPr>
@@ -11082,7 +10120,6 @@
               <w:rPr>
                 <w:rFonts w:asciiTheme="minorHAnsi" w:hAnsiTheme="minorHAnsi"/>
                 <w:b/>
-                <w:color w:val="EE0000"/>
                 <w:sz w:val="16"/>
                 <w:szCs w:val="16"/>
               </w:rPr>
@@ -11101,7 +10138,6 @@
         <w:rPr>
           <w:rFonts w:asciiTheme="minorHAnsi" w:hAnsiTheme="minorHAnsi"/>
           <w:b w:val="0"/>
-          <w:color w:val="EE0000"/>
           <w:sz w:val="16"/>
           <w:szCs w:val="16"/>
         </w:rPr>
@@ -11110,7 +10146,6 @@
         <w:rPr>
           <w:rFonts w:asciiTheme="minorHAnsi" w:hAnsiTheme="minorHAnsi"/>
           <w:b w:val="0"/>
-          <w:color w:val="EE0000"/>
           <w:sz w:val="16"/>
           <w:szCs w:val="16"/>
         </w:rPr>
@@ -11120,7 +10155,6 @@
         <w:rPr>
           <w:rFonts w:asciiTheme="minorHAnsi" w:hAnsiTheme="minorHAnsi"/>
           <w:b w:val="0"/>
-          <w:color w:val="EE0000"/>
           <w:sz w:val="14"/>
           <w:szCs w:val="16"/>
         </w:rPr>
@@ -11232,7 +10266,6 @@
                 <w:rFonts w:asciiTheme="minorHAnsi" w:hAnsiTheme="minorHAnsi"/>
                 <w:b/>
                 <w:bCs/>
-                <w:color w:val="EE0000"/>
                 <w:kern w:val="0"/>
                 <w:sz w:val="16"/>
                 <w:szCs w:val="16"/>
@@ -11244,7 +10277,6 @@
                 <w:rFonts w:asciiTheme="minorHAnsi" w:hAnsiTheme="minorHAnsi"/>
                 <w:b/>
                 <w:bCs/>
-                <w:color w:val="EE0000"/>
                 <w:kern w:val="0"/>
                 <w:sz w:val="16"/>
                 <w:szCs w:val="16"/>
@@ -11275,7 +10307,6 @@
                 <w:rFonts w:asciiTheme="minorHAnsi" w:hAnsiTheme="minorHAnsi"/>
                 <w:b/>
                 <w:bCs/>
-                <w:color w:val="EE0000"/>
                 <w:kern w:val="0"/>
                 <w:sz w:val="16"/>
                 <w:szCs w:val="16"/>
@@ -11287,7 +10318,6 @@
                 <w:rFonts w:asciiTheme="minorHAnsi" w:hAnsiTheme="minorHAnsi"/>
                 <w:b/>
                 <w:bCs/>
-                <w:color w:val="EE0000"/>
                 <w:kern w:val="0"/>
                 <w:sz w:val="16"/>
                 <w:szCs w:val="16"/>
@@ -11321,7 +10351,6 @@
               <w:suppressAutoHyphens w:val="0"/>
               <w:rPr>
                 <w:rFonts w:asciiTheme="minorHAnsi" w:hAnsiTheme="minorHAnsi"/>
-                <w:color w:val="EE0000"/>
                 <w:kern w:val="0"/>
                 <w:sz w:val="16"/>
                 <w:szCs w:val="16"/>
@@ -11331,7 +10360,6 @@
             <w:r>
               <w:rPr>
                 <w:rFonts w:asciiTheme="minorHAnsi" w:hAnsiTheme="minorHAnsi"/>
-                <w:color w:val="EE0000"/>
                 <w:kern w:val="0"/>
                 <w:sz w:val="16"/>
                 <w:szCs w:val="16"/>
@@ -11360,7 +10388,6 @@
               <w:jc w:val="right"/>
               <w:rPr>
                 <w:rFonts w:asciiTheme="minorHAnsi" w:hAnsiTheme="minorHAnsi"/>
-                <w:color w:val="EE0000"/>
                 <w:sz w:val="16"/>
                 <w:szCs w:val="16"/>
               </w:rPr>
@@ -11368,7 +10395,6 @@
             <w:r>
               <w:rPr>
                 <w:rFonts w:asciiTheme="minorHAnsi" w:hAnsiTheme="minorHAnsi"/>
-                <w:color w:val="EE0000"/>
                 <w:sz w:val="16"/>
                 <w:szCs w:val="16"/>
               </w:rPr>
@@ -11377,7 +10403,6 @@
             <w:r>
               <w:rPr>
                 <w:rFonts w:asciiTheme="minorHAnsi" w:hAnsiTheme="minorHAnsi"/>
-                <w:color w:val="EE0000"/>
                 <w:sz w:val="16"/>
                 <w:szCs w:val="16"/>
               </w:rPr>
@@ -11390,7 +10415,6 @@
               <w:jc w:val="right"/>
               <w:rPr>
                 <w:rFonts w:asciiTheme="minorHAnsi" w:hAnsiTheme="minorHAnsi"/>
-                <w:color w:val="EE0000"/>
                 <w:sz w:val="16"/>
                 <w:szCs w:val="16"/>
               </w:rPr>
@@ -11420,7 +10444,6 @@
               <w:suppressAutoHyphens w:val="0"/>
               <w:rPr>
                 <w:rFonts w:asciiTheme="minorHAnsi" w:hAnsiTheme="minorHAnsi"/>
-                <w:color w:val="EE0000"/>
                 <w:kern w:val="0"/>
                 <w:sz w:val="16"/>
                 <w:szCs w:val="16"/>
@@ -11430,7 +10453,6 @@
             <w:r>
               <w:rPr>
                 <w:rFonts w:ascii="Calibri" w:hAnsi="Calibri" w:cs="Calibri"/>
-                <w:color w:val="EE0000"/>
                 <w:kern w:val="0"/>
                 <w:sz w:val="16"/>
                 <w:szCs w:val="16"/>
@@ -11459,7 +10481,6 @@
               <w:jc w:val="right"/>
               <w:rPr>
                 <w:rFonts w:asciiTheme="minorHAnsi" w:hAnsiTheme="minorHAnsi"/>
-                <w:color w:val="EE0000"/>
                 <w:sz w:val="16"/>
                 <w:szCs w:val="16"/>
               </w:rPr>
@@ -11467,7 +10488,6 @@
             <w:r>
               <w:rPr>
                 <w:rFonts w:asciiTheme="minorHAnsi" w:hAnsiTheme="minorHAnsi"/>
-                <w:color w:val="EE0000"/>
                 <w:sz w:val="16"/>
                 <w:szCs w:val="16"/>
               </w:rPr>
@@ -11476,7 +10496,6 @@
             <w:r>
               <w:rPr>
                 <w:rFonts w:asciiTheme="minorHAnsi" w:hAnsiTheme="minorHAnsi"/>
-                <w:color w:val="EE0000"/>
                 <w:sz w:val="16"/>
                 <w:szCs w:val="16"/>
               </w:rPr>
@@ -11508,7 +10527,6 @@
               <w:rPr>
                 <w:rFonts w:asciiTheme="minorHAnsi" w:hAnsiTheme="minorHAnsi"/>
                 <w:b/>
-                <w:color w:val="EE0000"/>
                 <w:kern w:val="0"/>
                 <w:sz w:val="16"/>
                 <w:szCs w:val="16"/>
@@ -11519,7 +10537,6 @@
               <w:rPr>
                 <w:rFonts w:asciiTheme="minorHAnsi" w:hAnsiTheme="minorHAnsi"/>
                 <w:b/>
-                <w:color w:val="EE0000"/>
                 <w:kern w:val="0"/>
                 <w:sz w:val="16"/>
                 <w:szCs w:val="16"/>
@@ -11549,7 +10566,6 @@
               <w:rPr>
                 <w:rFonts w:asciiTheme="minorHAnsi" w:hAnsiTheme="minorHAnsi"/>
                 <w:b/>
-                <w:color w:val="EE0000"/>
                 <w:sz w:val="16"/>
                 <w:szCs w:val="16"/>
               </w:rPr>
@@ -11558,7 +10574,6 @@
               <w:rPr>
                 <w:rFonts w:asciiTheme="minorHAnsi" w:hAnsiTheme="minorHAnsi"/>
                 <w:b/>
-                <w:color w:val="EE0000"/>
                 <w:sz w:val="16"/>
                 <w:szCs w:val="16"/>
               </w:rPr>
@@ -11591,7 +10606,6 @@
               <w:rPr>
                 <w:rFonts w:asciiTheme="minorHAnsi" w:hAnsiTheme="minorHAnsi"/>
                 <w:bCs/>
-                <w:color w:val="EE0000"/>
                 <w:kern w:val="0"/>
                 <w:sz w:val="16"/>
                 <w:szCs w:val="16"/>
@@ -11602,7 +10616,6 @@
               <w:rPr>
                 <w:rFonts w:asciiTheme="minorHAnsi" w:hAnsiTheme="minorHAnsi"/>
                 <w:bCs/>
-                <w:color w:val="EE0000"/>
                 <w:kern w:val="0"/>
                 <w:sz w:val="16"/>
                 <w:szCs w:val="16"/>
@@ -11631,7 +10644,6 @@
               <w:jc w:val="right"/>
               <w:rPr>
                 <w:rFonts w:asciiTheme="minorHAnsi" w:hAnsiTheme="minorHAnsi"/>
-                <w:color w:val="EE0000"/>
                 <w:sz w:val="16"/>
                 <w:szCs w:val="16"/>
               </w:rPr>
@@ -11639,7 +10651,6 @@
             <w:r>
               <w:rPr>
                 <w:rFonts w:asciiTheme="minorHAnsi" w:hAnsiTheme="minorHAnsi"/>
-                <w:color w:val="EE0000"/>
                 <w:sz w:val="16"/>
                 <w:szCs w:val="16"/>
               </w:rPr>
@@ -11648,7 +10659,6 @@
             <w:r>
               <w:rPr>
                 <w:rFonts w:asciiTheme="minorHAnsi" w:hAnsiTheme="minorHAnsi"/>
-                <w:color w:val="EE0000"/>
                 <w:sz w:val="16"/>
                 <w:szCs w:val="16"/>
               </w:rPr>
